--- a/docs/HDSD-hai-vai-khach-hang-va-nhan-vien.docx
+++ b/docs/HDSD-hai-vai-khach-hang-va-nhan-vien.docx
@@ -41,6 +41,42 @@
           <w:i w:val="0"/>
         </w:rPr>
         <w:t>26/08/2026</w:t>
+      </w:r>
+    </w:p>
+    <w:p>
+      <w:pPr>
+        <w:pStyle w:val="IntenseQuote"/>
+      </w:pPr>
+      <w:r>
+        <w:rPr>
+          <w:b/>
+          <w:i w:val="0"/>
+        </w:rPr>
+        <w:t>Cập nhật 12/10/2026:</w:t>
+      </w:r>
+      <w:r>
+        <w:rPr>
+          <w:b w:val="0"/>
+          <w:i w:val="0"/>
+        </w:rPr>
+        <w:t xml:space="preserve"> cách hiện giá và đặt hàng đã đổi — giá lấy từ Bảng giá của khách, cổng không còn kiểm soát theo hợp đồng/hạn mức, giỏ có hàng chờ báo giá được tách thành hai phiếu. Các đoạn nói khác đi trong tài liệu này đã cũ; xem </w:t>
+      </w:r>
+      <w:r>
+        <w:rPr>
+          <w:rFonts w:ascii="Consolas" w:hAnsi="Consolas"/>
+          <w:b w:val="0"/>
+          <w:i w:val="0"/>
+          <w:color w:val="B03030"/>
+          <w:sz w:val="19"/>
+        </w:rPr>
+        <w:t>HDSD-gia-theo-bang-gia-va-thoi-gian-giao-hang.md</w:t>
+      </w:r>
+      <w:r>
+        <w:rPr>
+          <w:b w:val="0"/>
+          <w:i w:val="0"/>
+        </w:rPr>
+        <w:t>.</w:t>
       </w:r>
     </w:p>
     <w:p>
@@ -633,7 +669,7 @@
                 <w:b/>
                 <w:i w:val="0"/>
               </w:rPr>
-              <w:t>Yêu cầu của tôi</w:t>
+              <w:t>Danh sách đơn hàng</w:t>
             </w:r>
           </w:p>
         </w:tc>
@@ -648,7 +684,7 @@
                 <w:b w:val="0"/>
                 <w:i w:val="0"/>
               </w:rPr>
-              <w:t>Theo dõi từ lúc soạn tới lúc nhận hàng, xem chi tiết, kiểm hàng</w:t>
+              <w:t>Theo dõi từ lúc soạn tới lúc nhận hàng, xem chi tiết, duyệt, kiểm hàng</w:t>
             </w:r>
           </w:p>
         </w:tc>
@@ -665,14 +701,14 @@
                 <w:b w:val="0"/>
                 <w:i w:val="0"/>
               </w:rPr>
-              <w:t xml:space="preserve">✅ </w:t>
+              <w:t xml:space="preserve">🏭 </w:t>
             </w:r>
             <w:r>
               <w:rPr>
                 <w:b/>
                 <w:i w:val="0"/>
               </w:rPr>
-              <w:t>Duyệt</w:t>
+              <w:t>Kho của tôi</w:t>
             </w:r>
           </w:p>
         </w:tc>
@@ -687,14 +723,14 @@
                 <w:b w:val="0"/>
                 <w:i w:val="0"/>
               </w:rPr>
-              <w:t xml:space="preserve">Hàng chờ duyệt </w:t>
+              <w:t xml:space="preserve">Quản lý kho nội bộ </w:t>
             </w:r>
             <w:r>
               <w:rPr>
                 <w:b w:val="0"/>
                 <w:i/>
               </w:rPr>
-              <w:t>(chỉ quản lý đơn vị nhìn thấy)</w:t>
+              <w:t>(chỉ khách đã mở kho)</w:t>
             </w:r>
           </w:p>
         </w:tc>
@@ -711,14 +747,14 @@
                 <w:b w:val="0"/>
                 <w:i w:val="0"/>
               </w:rPr>
-              <w:t xml:space="preserve">🏭 </w:t>
+              <w:t xml:space="preserve">🧾 </w:t>
             </w:r>
             <w:r>
               <w:rPr>
                 <w:b/>
                 <w:i w:val="0"/>
               </w:rPr>
-              <w:t>Kho của tôi</w:t>
+              <w:t>Hoá đơn &amp; công nợ</w:t>
             </w:r>
           </w:p>
         </w:tc>
@@ -733,14 +769,7 @@
                 <w:b w:val="0"/>
                 <w:i w:val="0"/>
               </w:rPr>
-              <w:t xml:space="preserve">Quản lý kho nội bộ </w:t>
-            </w:r>
-            <w:r>
-              <w:rPr>
-                <w:b w:val="0"/>
-                <w:i/>
-              </w:rPr>
-              <w:t>(chỉ khách đã mở kho)</w:t>
+              <w:t>Hoá đơn, hạn thanh toán, hoá đơn điện tử</w:t>
             </w:r>
           </w:p>
         </w:tc>
@@ -757,14 +786,14 @@
                 <w:b w:val="0"/>
                 <w:i w:val="0"/>
               </w:rPr>
-              <w:t xml:space="preserve">🧾 </w:t>
+              <w:t xml:space="preserve">🔔 </w:t>
             </w:r>
             <w:r>
               <w:rPr>
                 <w:b/>
                 <w:i w:val="0"/>
               </w:rPr>
-              <w:t>Hoá đơn &amp; công nợ</w:t>
+              <w:t>Thông báo</w:t>
             </w:r>
           </w:p>
         </w:tc>
@@ -779,7 +808,7 @@
                 <w:b w:val="0"/>
                 <w:i w:val="0"/>
               </w:rPr>
-              <w:t>Hoá đơn, hạn thanh toán, hoá đơn điện tử</w:t>
+              <w:t>Việc mới, có số đỏ khi chưa đọc</w:t>
             </w:r>
           </w:p>
         </w:tc>
@@ -796,14 +825,14 @@
                 <w:b w:val="0"/>
                 <w:i w:val="0"/>
               </w:rPr>
-              <w:t xml:space="preserve">🔔 </w:t>
+              <w:t xml:space="preserve">🏥 </w:t>
             </w:r>
             <w:r>
               <w:rPr>
                 <w:b/>
                 <w:i w:val="0"/>
               </w:rPr>
-              <w:t>Thông báo</w:t>
+              <w:t>Hồ sơ đơn vị</w:t>
             </w:r>
           </w:p>
         </w:tc>
@@ -818,45 +847,6 @@
                 <w:b w:val="0"/>
                 <w:i w:val="0"/>
               </w:rPr>
-              <w:t>Việc mới, có số đỏ khi chưa đọc</w:t>
-            </w:r>
-          </w:p>
-        </w:tc>
-      </w:tr>
-      <w:tr>
-        <w:tc>
-          <w:tcPr>
-            <w:tcW w:type="dxa" w:w="4320"/>
-          </w:tcPr>
-          <w:p>
-            <w:r/>
-            <w:r>
-              <w:rPr>
-                <w:b w:val="0"/>
-                <w:i w:val="0"/>
-              </w:rPr>
-              <w:t xml:space="preserve">🏥 </w:t>
-            </w:r>
-            <w:r>
-              <w:rPr>
-                <w:b/>
-                <w:i w:val="0"/>
-              </w:rPr>
-              <w:t>Hồ sơ đơn vị</w:t>
-            </w:r>
-          </w:p>
-        </w:tc>
-        <w:tc>
-          <w:tcPr>
-            <w:tcW w:type="dxa" w:w="4320"/>
-          </w:tcPr>
-          <w:p>
-            <w:r/>
-            <w:r>
-              <w:rPr>
-                <w:b w:val="0"/>
-                <w:i w:val="0"/>
-              </w:rPr>
               <w:t>Thông tin đơn vị, địa chỉ, hợp đồng</w:t>
             </w:r>
           </w:p>
@@ -870,42 +860,14 @@
           <w:b/>
           <w:i w:val="0"/>
         </w:rPr>
-        <w:t>Tám mục</w:t>
-      </w:r>
-      <w:r>
-        <w:rPr>
-          <w:b w:val="0"/>
-          <w:i w:val="0"/>
-        </w:rPr>
-        <w:t xml:space="preserve"> với quản lý đơn vị, </w:t>
-      </w:r>
-      <w:r>
-        <w:rPr>
-          <w:b/>
-          <w:i w:val="0"/>
-        </w:rPr>
-        <w:t>bảy</w:t>
-      </w:r>
-      <w:r>
-        <w:rPr>
-          <w:b w:val="0"/>
-          <w:i w:val="0"/>
-        </w:rPr>
-        <w:t xml:space="preserve"> với nhân viên khoa (không có </w:t>
-      </w:r>
-      <w:r>
-        <w:rPr>
-          <w:b w:val="0"/>
-          <w:i/>
-        </w:rPr>
-        <w:t>Duyệt</w:t>
-      </w:r>
-      <w:r>
-        <w:rPr>
-          <w:b w:val="0"/>
-          <w:i w:val="0"/>
-        </w:rPr>
-        <w:t>).</w:t>
+        <w:t>Bảy mục</w:t>
+      </w:r>
+      <w:r>
+        <w:rPr>
+          <w:b w:val="0"/>
+          <w:i w:val="0"/>
+        </w:rPr>
+        <w:t xml:space="preserve"> cho mọi vai trò.</w:t>
       </w:r>
     </w:p>
     <w:p>
@@ -924,7 +886,7 @@
           <w:b w:val="0"/>
           <w:i w:val="0"/>
         </w:rPr>
-        <w:t xml:space="preserve"> ba mục </w:t>
+        <w:t xml:space="preserve"> bốn mục </w:t>
       </w:r>
       <w:r>
         <w:rPr>
@@ -952,6 +914,20 @@
           <w:b w:val="0"/>
           <w:i w:val="0"/>
         </w:rPr>
+        <w:t xml:space="preserve">, </w:t>
+      </w:r>
+      <w:r>
+        <w:rPr>
+          <w:b w:val="0"/>
+          <w:i/>
+        </w:rPr>
+        <w:t>Đề xuất mua</w:t>
+      </w:r>
+      <w:r>
+        <w:rPr>
+          <w:b w:val="0"/>
+          <w:i w:val="0"/>
+        </w:rPr>
         <w:t xml:space="preserve"> và </w:t>
       </w:r>
       <w:r>
@@ -959,7 +935,7 @@
           <w:b w:val="0"/>
           <w:i/>
         </w:rPr>
-        <w:t>Đề xuất mua</w:t>
+        <w:t>Duyệt</w:t>
       </w:r>
       <w:r>
         <w:rPr>
@@ -980,13 +956,27 @@
           <w:b w:val="0"/>
           <w:i w:val="0"/>
         </w:rPr>
-        <w:t xml:space="preserve">; hai danh sách kia gộp thành </w:t>
+        <w:t xml:space="preserve">; ba mục còn lại gộp thành </w:t>
       </w:r>
       <w:r>
         <w:rPr>
           <w:b/>
           <w:i w:val="0"/>
         </w:rPr>
+        <w:t>Danh sách đơn hàng</w:t>
+      </w:r>
+      <w:r>
+        <w:rPr>
+          <w:b w:val="0"/>
+          <w:i w:val="0"/>
+        </w:rPr>
+        <w:t xml:space="preserve"> (tên cũ: </w:t>
+      </w:r>
+      <w:r>
+        <w:rPr>
+          <w:b w:val="0"/>
+          <w:i/>
+        </w:rPr>
         <w:t>Yêu cầu của tôi</w:t>
       </w:r>
       <w:r>
@@ -994,7 +984,96 @@
           <w:b w:val="0"/>
           <w:i w:val="0"/>
         </w:rPr>
-        <w:t>. Link cũ trong thông báo và trong trình duyệt vẫn bấm được — chúng tự chuyển sang màn mới.</w:t>
+        <w:t>). Link cũ trong thông báo và trong trình duyệt vẫn bấm được — chúng tự chuyển sang màn mới.</w:t>
+      </w:r>
+    </w:p>
+    <w:p>
+      <w:pPr>
+        <w:pStyle w:val="IntenseQuote"/>
+      </w:pPr>
+      <w:r>
+        <w:rPr>
+          <w:b/>
+          <w:i w:val="0"/>
+        </w:rPr>
+        <w:t>Quản lý duyệt ở đâu?</w:t>
+      </w:r>
+      <w:r>
+        <w:rPr>
+          <w:b w:val="0"/>
+          <w:i w:val="0"/>
+        </w:rPr>
+        <w:t xml:space="preserve"> Mở </w:t>
+      </w:r>
+      <w:r>
+        <w:rPr>
+          <w:b/>
+          <w:i w:val="0"/>
+        </w:rPr>
+        <w:t>Danh sách đơn hàng</w:t>
+      </w:r>
+      <w:r>
+        <w:rPr>
+          <w:b w:val="0"/>
+          <w:i w:val="0"/>
+        </w:rPr>
+        <w:t xml:space="preserve">, bấm chip </w:t>
+      </w:r>
+      <w:r>
+        <w:rPr>
+          <w:b/>
+          <w:i w:val="0"/>
+        </w:rPr>
+        <w:t>Chờ duyệt</w:t>
+      </w:r>
+      <w:r>
+        <w:rPr>
+          <w:b w:val="0"/>
+          <w:i w:val="0"/>
+        </w:rPr>
+        <w:t xml:space="preserve"> — đó là toàn bộ hàng chờ của bạn (gồm cả đơn xin sửa số lượng), lọc thêm được theo </w:t>
+      </w:r>
+      <w:r>
+        <w:rPr>
+          <w:b/>
+          <w:i w:val="0"/>
+        </w:rPr>
+        <w:t>khoa phòng</w:t>
+      </w:r>
+      <w:r>
+        <w:rPr>
+          <w:b w:val="0"/>
+          <w:i w:val="0"/>
+        </w:rPr>
+        <w:t xml:space="preserve">. Trên mục menu này còn một </w:t>
+      </w:r>
+      <w:r>
+        <w:rPr>
+          <w:b/>
+          <w:i w:val="0"/>
+        </w:rPr>
+        <w:t>số đỏ</w:t>
+      </w:r>
+      <w:r>
+        <w:rPr>
+          <w:b w:val="0"/>
+          <w:i w:val="0"/>
+        </w:rPr>
+        <w:t xml:space="preserve"> đếm số đơn đang chờ bạn. Bấm vào một đơn để xem chi tiết và </w:t>
+      </w:r>
+      <w:r>
+        <w:rPr>
+          <w:b/>
+          <w:i w:val="0"/>
+        </w:rPr>
+        <w:t>duyệt ngay tại đó</w:t>
+      </w:r>
+      <w:r>
+        <w:rPr>
+          <w:b w:val="0"/>
+          <w:i w:val="0"/>
+        </w:rPr>
+        <w:t>.</w:t>
       </w:r>
     </w:p>
     <w:p>
@@ -2180,7 +2259,7 @@
           <w:b/>
           <w:i w:val="0"/>
         </w:rPr>
-        <w:t>Yêu cầu của tôi</w:t>
+        <w:t>Danh sách đơn hàng</w:t>
       </w:r>
       <w:r>
         <w:rPr>
@@ -2239,6 +2318,42 @@
       </w:r>
     </w:p>
     <w:p>
+      <w:pPr>
+        <w:pStyle w:val="IntenseQuote"/>
+      </w:pPr>
+      <w:r>
+        <w:rPr>
+          <w:b/>
+          <w:i w:val="0"/>
+        </w:rPr>
+        <w:t>Đã thay đổi từ 12/10/2026:</w:t>
+      </w:r>
+      <w:r>
+        <w:rPr>
+          <w:b w:val="0"/>
+          <w:i w:val="0"/>
+        </w:rPr>
+        <w:t xml:space="preserve"> giỏ trộn nay tách thành hai phiếu, phần có giá không phải chờ. Xem </w:t>
+      </w:r>
+      <w:r>
+        <w:rPr>
+          <w:rFonts w:ascii="Consolas" w:hAnsi="Consolas"/>
+          <w:b w:val="0"/>
+          <w:i w:val="0"/>
+          <w:color w:val="B03030"/>
+          <w:sz w:val="19"/>
+        </w:rPr>
+        <w:t>HDSD-gia-theo-bang-gia-va-thoi-gian-giao-hang.md</w:t>
+      </w:r>
+      <w:r>
+        <w:rPr>
+          <w:b w:val="0"/>
+          <w:i w:val="0"/>
+        </w:rPr>
+        <w:t xml:space="preserve"> mục A2.</w:t>
+      </w:r>
+    </w:p>
+    <w:p>
       <w:r>
         <w:rPr>
           <w:b w:val="0"/>
@@ -2515,7 +2630,7 @@
           <w:b/>
           <w:i w:val="0"/>
         </w:rPr>
-        <w:t>Yêu cầu của tôi</w:t>
+        <w:t>Danh sách đơn hàng</w:t>
       </w:r>
       <w:r>
         <w:rPr>
@@ -2932,7 +3047,7 @@
         <w:pStyle w:val="Heading2"/>
       </w:pPr>
       <w:r>
-        <w:t>A5. Theo dõi — "Yêu cầu của tôi"</w:t>
+        <w:t>A5. Theo dõi — "Danh sách đơn hàng"</w:t>
       </w:r>
     </w:p>
     <w:p>
@@ -3474,23 +3589,44 @@
           <w:b w:val="0"/>
           <w:i w:val="0"/>
         </w:rPr>
-        <w:t>Trang chi tiết đơn gồm:</w:t>
+        <w:t xml:space="preserve">Từ 03/09/2026, chi tiết là </w:t>
+      </w:r>
+      <w:r>
+        <w:rPr>
+          <w:b/>
+          <w:i w:val="0"/>
+        </w:rPr>
+        <w:t>một</w:t>
+      </w:r>
+      <w:r>
+        <w:rPr>
+          <w:b w:val="0"/>
+          <w:i w:val="0"/>
+        </w:rPr>
+        <w:t xml:space="preserve"> trang cho cả yêu cầu lẫn đơn hàng sinh ra từ nó — bấm vào là thấy </w:t>
+      </w:r>
+      <w:r>
+        <w:rPr>
+          <w:b/>
+          <w:i w:val="0"/>
+        </w:rPr>
+        <w:t>tất cả</w:t>
+      </w:r>
+      <w:r>
+        <w:rPr>
+          <w:b w:val="0"/>
+          <w:i w:val="0"/>
+        </w:rPr>
+        <w:t>: ai xin, ai duyệt, giá, tiến trình giao hàng, hoá đơn. Không còn cảnh xem xong phần "ai xin" phải bấm thêm một link nữa mới sang được phần "đơn tới đâu rồi".</w:t>
       </w:r>
     </w:p>
     <w:p>
       <w:r>
         <w:rPr>
-          <w:b/>
-          <w:i w:val="0"/>
-        </w:rPr>
-        <w:t>Tiến trình 5 mốc</w:t>
-      </w:r>
-      <w:r>
-        <w:rPr>
-          <w:b w:val="0"/>
-          <w:i w:val="0"/>
-        </w:rPr>
-        <w:t xml:space="preserve"> — Đặt hàng → Xác nhận → Soạn hàng → Giao hàng → Hoá đơn. Mốc đã qua tô xanh.</w:t>
+          <w:b w:val="0"/>
+          <w:i w:val="0"/>
+        </w:rPr>
+        <w:t>Trang chi tiết đơn gồm:</w:t>
       </w:r>
     </w:p>
     <w:p>
@@ -3499,14 +3635,14 @@
           <w:b/>
           <w:i w:val="0"/>
         </w:rPr>
-        <w:t>Bảng hàng hoá</w:t>
-      </w:r>
-      <w:r>
-        <w:rPr>
-          <w:b w:val="0"/>
-          <w:i w:val="0"/>
-        </w:rPr>
-        <w:t xml:space="preserve"> — mã, tên, ĐVT, SL đặt, đã giao, đơn giá, thành tiền.</w:t>
+        <w:t>Tiến trình 5 mốc</w:t>
+      </w:r>
+      <w:r>
+        <w:rPr>
+          <w:b w:val="0"/>
+          <w:i w:val="0"/>
+        </w:rPr>
+        <w:t xml:space="preserve"> — Đặt hàng → Xác nhận → Soạn hàng → Giao hàng → Hoá đơn. Mốc đã qua tô xanh.</w:t>
       </w:r>
     </w:p>
     <w:p>
@@ -3515,2362 +3651,70 @@
           <w:b/>
           <w:i w:val="0"/>
         </w:rPr>
-        <w:t>Khối "Đang chờ Miyano xác nhận nguồn"</w:t>
-      </w:r>
-      <w:r>
-        <w:rPr>
-          <w:b w:val="0"/>
-          <w:i w:val="0"/>
-        </w:rPr>
-        <w:t xml:space="preserve"> — các dòng bạn tự gõ tay mà Miyano chưa tìm được mã hàng tương ứng.</w:t>
-      </w:r>
-    </w:p>
-    <w:p>
+        <w:t>Dòng thời gian "Ai đã làm gì"</w:t>
+      </w:r>
+      <w:r>
+        <w:rPr>
+          <w:b w:val="0"/>
+          <w:i w:val="0"/>
+        </w:rPr>
+        <w:t xml:space="preserve"> </w:t>
+      </w:r>
+      <w:r>
+        <w:rPr>
+          <w:b w:val="0"/>
+          <w:i/>
+        </w:rPr>
+        <w:t>(từ 04/09/2026)</w:t>
+      </w:r>
+      <w:r>
+        <w:rPr>
+          <w:b w:val="0"/>
+          <w:i w:val="0"/>
+        </w:rPr>
+        <w:t xml:space="preserve"> — nằm ngay dưới Tiến trình. Mỗi việc đã xảy ra là một dòng, </w:t>
+      </w:r>
       <w:r>
         <w:rPr>
           <w:b/>
           <w:i w:val="0"/>
         </w:rPr>
-        <w:t>Khối Giao hàng</w:t>
-      </w:r>
-      <w:r>
-        <w:rPr>
-          <w:b w:val="0"/>
-          <w:i w:val="0"/>
-        </w:rPr>
-        <w:t xml:space="preserve"> — mỗi đợt giao là một mục:</w:t>
-      </w:r>
-    </w:p>
-    <w:p>
-      <w:pPr>
-        <w:pStyle w:val="ListBullet"/>
-      </w:pPr>
-      <w:r>
-        <w:rPr>
-          <w:b w:val="0"/>
-          <w:i w:val="0"/>
-        </w:rPr>
-        <w:t>Số phiếu giao, ngày, % của đơn, hãng vận chuyển, số vận đơn</w:t>
-      </w:r>
-    </w:p>
-    <w:p>
-      <w:pPr>
-        <w:pStyle w:val="ListBullet"/>
-      </w:pPr>
-      <w:r>
-        <w:rPr>
-          <w:b w:val="0"/>
-          <w:i w:val="0"/>
-        </w:rPr>
-        <w:t xml:space="preserve">Nút </w:t>
+        <w:t>mới nhất ở DƯỚI cùng</w:t>
+      </w:r>
+      <w:r>
+        <w:rPr>
+          <w:b w:val="0"/>
+          <w:i w:val="0"/>
+        </w:rPr>
+        <w:t xml:space="preserve">, đọc từ trên xuống theo thời gian — khác Viettel Post (họ để mới nhất trên đầu): ở đây bạn thường cần dựng lại </w:t>
+      </w:r>
+      <w:r>
+        <w:rPr>
+          <w:b w:val="0"/>
+          <w:i/>
+        </w:rPr>
+        <w:t>câu chuyện</w:t>
+      </w:r>
+      <w:r>
+        <w:rPr>
+          <w:b w:val="0"/>
+          <w:i w:val="0"/>
+        </w:rPr>
+        <w:t xml:space="preserve"> ("khoa xin gì, ai hạ xuống, vì sao báo giá lại"), không phải liếc trạng thái mới nhất — trạng thái mới nhất đã nằm ở thanh Tiến trình 5 mốc ngay phía trên. Mỗi dòng kèm </w:t>
       </w:r>
       <w:r>
         <w:rPr>
           <w:b/>
           <w:i w:val="0"/>
         </w:rPr>
-        <w:t>Phiếu giao đợt n</w:t>
-      </w:r>
-      <w:r>
-        <w:rPr>
-          <w:b w:val="0"/>
-          <w:i w:val="0"/>
-        </w:rPr>
-        <w:t xml:space="preserve"> — xem mục A5b ngay dưới</w:t>
-      </w:r>
-    </w:p>
-    <w:p>
-      <w:pPr>
-        <w:pStyle w:val="ListBullet"/>
-      </w:pPr>
-      <w:r>
-        <w:rPr>
-          <w:b/>
-          <w:i w:val="0"/>
-        </w:rPr>
-        <w:t>Kiểm hàng đợt này</w:t>
-      </w:r>
-      <w:r>
-        <w:rPr>
-          <w:b w:val="0"/>
-          <w:i w:val="0"/>
-        </w:rPr>
-        <w:t xml:space="preserve"> (hoặc badge trạng thái nếu đã kiểm) — xem A6</w:t>
-      </w:r>
-    </w:p>
-    <w:p>
-      <w:pPr>
-        <w:pStyle w:val="ListBullet"/>
-      </w:pPr>
-      <w:r>
-        <w:rPr>
-          <w:b w:val="0"/>
-          <w:i/>
-        </w:rPr>
-        <w:t>Phiếu nhập kho</w:t>
-      </w:r>
-      <w:r>
-        <w:rPr>
-          <w:b w:val="0"/>
-          <w:i w:val="0"/>
-        </w:rPr>
-        <w:t xml:space="preserve"> — chỉ hiện nếu đơn vị bạn đã mở kho</w:t>
-      </w:r>
-    </w:p>
-    <w:p>
-      <w:pPr>
-        <w:pStyle w:val="ListBullet"/>
-      </w:pPr>
-      <w:r>
-        <w:rPr>
-          <w:b w:val="0"/>
-          <w:i/>
-        </w:rPr>
-        <w:t>Hoá đơn nháp</w:t>
-      </w:r>
-      <w:r>
-        <w:rPr>
-          <w:b w:val="0"/>
-          <w:i w:val="0"/>
-        </w:rPr>
-        <w:t xml:space="preserve"> — bấm ▸ để xem nội dung hoá đơn điện tử trước khi phát hành</w:t>
-      </w:r>
-    </w:p>
-    <w:p>
-      <w:r>
-        <w:rPr>
-          <w:b/>
-          <w:i w:val="0"/>
-        </w:rPr>
-        <w:t>Khối "Miyano đã hẹn lại"</w:t>
-      </w:r>
-      <w:r>
-        <w:rPr>
-          <w:b w:val="0"/>
-          <w:i w:val="0"/>
-        </w:rPr>
-        <w:t xml:space="preserve"> </w:t>
-      </w:r>
-      <w:r>
-        <w:rPr>
-          <w:b w:val="0"/>
-          <w:i/>
-        </w:rPr>
-        <w:t>(nếu có)</w:t>
-      </w:r>
-      <w:r>
-        <w:rPr>
-          <w:b w:val="0"/>
-          <w:i w:val="0"/>
-        </w:rPr>
-        <w:t xml:space="preserve"> — hiện khi Miyano báo chưa đủ hàng:</w:t>
-      </w:r>
-    </w:p>
-    <w:p>
-      <w:pPr>
-        <w:pStyle w:val="IntenseQuote"/>
-      </w:pPr>
-      <w:r>
-        <w:rPr>
-          <w:b w:val="0"/>
-          <w:i w:val="0"/>
-        </w:rPr>
-        <w:t xml:space="preserve">🟠 </w:t>
-      </w:r>
-      <w:r>
-        <w:rPr>
-          <w:b/>
-          <w:i w:val="0"/>
-        </w:rPr>
-        <w:t>Sẽ giao bù</w:t>
-      </w:r>
-      <w:r>
-        <w:rPr>
-          <w:b w:val="0"/>
-          <w:i w:val="0"/>
-        </w:rPr>
-        <w:t xml:space="preserve"> — Dự kiến giao 21/08/2026 </w:t>
-      </w:r>
-      <w:r>
-        <w:rPr>
-          <w:b w:val="0"/>
-          <w:i/>
-        </w:rPr>
-        <w:t>Giao bù 1 hộp thay thế hàng hỏng, hàng về kho ngày 21/08</w:t>
-      </w:r>
-    </w:p>
-    <w:p>
-      <w:r>
-        <w:rPr>
-          <w:b w:val="0"/>
-          <w:i w:val="0"/>
-        </w:rPr>
-        <w:t xml:space="preserve">Khối này </w:t>
-      </w:r>
-      <w:r>
-        <w:rPr>
-          <w:b/>
-          <w:i w:val="0"/>
-        </w:rPr>
-        <w:t>tự biến mất</w:t>
-      </w:r>
-      <w:r>
-        <w:rPr>
-          <w:b w:val="0"/>
-          <w:i w:val="0"/>
-        </w:rPr>
-        <w:t xml:space="preserve"> khi Miyano đã giao đợt tiếp theo.</w:t>
-      </w:r>
-    </w:p>
-    <w:p>
-      <w:r>
-        <w:rPr>
-          <w:b/>
-          <w:i w:val="0"/>
-        </w:rPr>
-        <w:t>Khối "Hoá đơn của đơn này"</w:t>
-      </w:r>
-      <w:r>
-        <w:rPr>
-          <w:b w:val="0"/>
-          <w:i w:val="0"/>
-        </w:rPr>
-        <w:t xml:space="preserve"> — danh sách hoá đơn phát sinh từ chính đơn này, kèm số tiền, còn nợ, hạn thanh toán và nút ⬇ PDF.</w:t>
-      </w:r>
-    </w:p>
-    <w:p>
-      <w:r>
-        <w:rPr>
-          <w:b w:val="0"/>
-          <w:i w:val="0"/>
-        </w:rPr>
-        <w:t xml:space="preserve">Cuối trang: ⬇ </w:t>
-      </w:r>
-      <w:r>
-        <w:rPr>
-          <w:b/>
-          <w:i w:val="0"/>
-        </w:rPr>
-        <w:t>PDF đơn hàng</w:t>
-      </w:r>
-      <w:r>
-        <w:rPr>
-          <w:b w:val="0"/>
-          <w:i w:val="0"/>
-        </w:rPr>
-        <w:t xml:space="preserve"> · 🔁 </w:t>
-      </w:r>
-      <w:r>
-        <w:rPr>
-          <w:b/>
-          <w:i w:val="0"/>
-        </w:rPr>
-        <w:t>Đặt lại đơn này</w:t>
-      </w:r>
-      <w:r>
-        <w:rPr>
-          <w:b w:val="0"/>
-          <w:i w:val="0"/>
-        </w:rPr>
-        <w:t>.</w:t>
-      </w:r>
-    </w:p>
-    <w:p>
-      <w:r>
-        <w:rPr>
-          <w:b/>
-          <w:i w:val="0"/>
-        </w:rPr>
-        <w:t>Đặt lại đơn này</w:t>
-      </w:r>
-      <w:r>
-        <w:rPr>
-          <w:b w:val="0"/>
-          <w:i w:val="0"/>
-        </w:rPr>
-        <w:t xml:space="preserve"> dựng sẵn một yêu cầu </w:t>
-      </w:r>
-      <w:r>
-        <w:rPr>
-          <w:b/>
-          <w:i w:val="0"/>
-        </w:rPr>
-        <w:t>Nháp</w:t>
-      </w:r>
-      <w:r>
-        <w:rPr>
-          <w:b w:val="0"/>
-          <w:i w:val="0"/>
-        </w:rPr>
-        <w:t xml:space="preserve"> mang đúng các mặt hàng của đơn cũ rồi mở màn </w:t>
-      </w:r>
-      <w:r>
-        <w:rPr>
-          <w:b/>
-          <w:i w:val="0"/>
-        </w:rPr>
-        <w:t>Đặt hàng</w:t>
-      </w:r>
-      <w:r>
-        <w:rPr>
-          <w:b w:val="0"/>
-          <w:i w:val="0"/>
-        </w:rPr>
-        <w:t xml:space="preserve"> cho bạn sửa tiếp. Mặt hàng nào không còn đặt lại được (ngừng kinh doanh, hết hạn mức…) sẽ được nêu tên kèm lý do, không bị bỏ đi lặng lẽ.</w:t>
-      </w:r>
-    </w:p>
-    <w:p>
-      <w:pPr>
-        <w:jc w:val="center"/>
-      </w:pPr>
-      <w:r>
-        <w:t>────────────────────────────────────────────────────────────</w:t>
-      </w:r>
-    </w:p>
-    <w:p>
-      <w:pPr>
-        <w:pStyle w:val="Heading2"/>
-      </w:pPr>
-      <w:r>
-        <w:t>A5b. Phiếu giao hàng — tờ giấy hai bên ký</w:t>
-      </w:r>
-    </w:p>
-    <w:p>
-      <w:r>
-        <w:rPr>
-          <w:b w:val="0"/>
-          <w:i w:val="0"/>
-        </w:rPr>
-        <w:t xml:space="preserve">Nút </w:t>
-      </w:r>
-      <w:r>
-        <w:rPr>
-          <w:b/>
-          <w:i w:val="0"/>
-        </w:rPr>
-        <w:t>Phiếu giao đợt n</w:t>
-      </w:r>
-      <w:r>
-        <w:rPr>
-          <w:b w:val="0"/>
-          <w:i w:val="0"/>
-        </w:rPr>
-        <w:t xml:space="preserve"> phát đúng tờ </w:t>
-      </w:r>
-      <w:r>
-        <w:rPr>
-          <w:b/>
-          <w:i w:val="0"/>
-        </w:rPr>
-        <w:t>Phiếu xuất kho kiêm biên bản bàn giao</w:t>
-      </w:r>
-      <w:r>
-        <w:rPr>
-          <w:b w:val="0"/>
-          <w:i w:val="0"/>
-        </w:rPr>
-        <w:t xml:space="preserve"> (mẫu 02-VT theo Thông tư 99/2025/TT-BTC) — </w:t>
-      </w:r>
-      <w:r>
-        <w:rPr>
-          <w:b/>
-          <w:i w:val="0"/>
-        </w:rPr>
-        <w:t>cùng một tờ mà lái xe đưa bạn ký lúc nhận hàng</w:t>
-      </w:r>
-      <w:r>
-        <w:rPr>
-          <w:b w:val="0"/>
-          <w:i w:val="0"/>
-        </w:rPr>
-        <w:t>, cùng bố cục, có cột Số lô và Hạn dùng, có ô ký của cả hai bên.</w:t>
-      </w:r>
-    </w:p>
-    <w:p>
-      <w:r>
-        <w:rPr>
-          <w:b w:val="0"/>
-          <w:i w:val="0"/>
-        </w:rPr>
-        <w:t>Trước bản này nút đó phát một tờ khác — bản giao hàng thương mại. Hai tờ giấy nói về cùng một lần giao mà khác hình thức là thứ không giải thích được lúc đối soát công nợ hay lúc thanh tra hỏi.</w:t>
-      </w:r>
-    </w:p>
-    <w:p>
-      <w:r>
-        <w:rPr>
-          <w:b w:val="0"/>
-          <w:i w:val="0"/>
-        </w:rPr>
-        <w:t>Hai điều cần biết:</w:t>
-      </w:r>
-    </w:p>
-    <w:p>
-      <w:pPr>
-        <w:pStyle w:val="ListBullet"/>
-      </w:pPr>
-      <w:r>
-        <w:rPr>
-          <w:b/>
-          <w:i w:val="0"/>
-        </w:rPr>
-        <w:t>Có bản đã ký thì bạn nhận đúng bản đã ký.</w:t>
-      </w:r>
-      <w:r>
-        <w:rPr>
-          <w:b w:val="0"/>
-          <w:i w:val="0"/>
-        </w:rPr>
-        <w:t xml:space="preserve"> Khi Miyano quét tờ hai bên đã ký và đính vào phiếu giao, nút này phát thẳng bản quét đó thay cho bản in lại. Nếu vì lý do kỹ thuật cổng không phát được bản quét, bạn vẫn nhận được bản in nhưng </w:t>
-      </w:r>
-      <w:r>
-        <w:rPr>
-          <w:b/>
-          <w:i w:val="0"/>
-        </w:rPr>
-        <w:t>trên đầu tờ có dòng chữ đỏ báo đây là bản in lại chưa có chữ ký</w:t>
-      </w:r>
-      <w:r>
-        <w:rPr>
-          <w:b w:val="0"/>
-          <w:i w:val="0"/>
-        </w:rPr>
-        <w:t xml:space="preserve"> kèm số điện thoại của Miyano — không bao giờ có chuyện đưa bạn tờ chưa ký mà không nói gì.</w:t>
-      </w:r>
-    </w:p>
-    <w:p>
-      <w:pPr>
-        <w:pStyle w:val="ListBullet"/>
-      </w:pPr>
-      <w:r>
-        <w:rPr>
-          <w:b/>
-          <w:i w:val="0"/>
-        </w:rPr>
-        <w:t>Phiếu mở ngay trong trình duyệt</w:t>
-      </w:r>
-      <w:r>
-        <w:rPr>
-          <w:b w:val="0"/>
-          <w:i w:val="0"/>
-        </w:rPr>
-        <w:t>, không tải về máy. Muốn giữ lại thì lưu hoặc in từ chính trang đang mở. Riêng bản quét ở định dạng ảnh TIF thì trình duyệt không dựng được, nên nó tải về như một tệp.</w:t>
-      </w:r>
-    </w:p>
-    <w:p>
-      <w:pPr>
-        <w:jc w:val="center"/>
-      </w:pPr>
-      <w:r>
-        <w:t>────────────────────────────────────────────────────────────</w:t>
-      </w:r>
-    </w:p>
-    <w:p>
-      <w:pPr>
-        <w:pStyle w:val="Heading2"/>
-      </w:pPr>
-      <w:r>
-        <w:t>A6. Kiểm hàng khi nhận — nhận một phần, trả lại phần hỏng</w:t>
-      </w:r>
-    </w:p>
-    <w:p>
-      <w:r>
-        <w:rPr>
-          <w:b/>
-          <w:i w:val="0"/>
-        </w:rPr>
-        <w:t>Áp dụng cho mọi đơn</w:t>
-      </w:r>
-      <w:r>
-        <w:rPr>
-          <w:b w:val="0"/>
-          <w:i w:val="0"/>
-        </w:rPr>
-        <w:t xml:space="preserve"> và </w:t>
-      </w:r>
-      <w:r>
-        <w:rPr>
-          <w:b/>
-          <w:i w:val="0"/>
-        </w:rPr>
-        <w:t>mọi khách hàng</w:t>
-      </w:r>
-      <w:r>
-        <w:rPr>
-          <w:b w:val="0"/>
-          <w:i w:val="0"/>
-        </w:rPr>
-        <w:t>, kể cả đơn vị chưa mở kho.</w:t>
-      </w:r>
-    </w:p>
-    <w:p>
-      <w:r>
-        <w:rPr>
-          <w:b w:val="0"/>
-          <w:i w:val="0"/>
-        </w:rPr>
-        <w:t xml:space="preserve">Vào chi tiết đơn → khối Giao hàng → </w:t>
-      </w:r>
-      <w:r>
-        <w:rPr>
-          <w:b/>
-          <w:i w:val="0"/>
-        </w:rPr>
-        <w:t>Kiểm hàng đợt này</w:t>
-      </w:r>
-      <w:r>
-        <w:rPr>
-          <w:b w:val="0"/>
-          <w:i w:val="0"/>
-        </w:rPr>
-        <w:t>.</w:t>
-      </w:r>
-    </w:p>
-    <w:p>
-      <w:r>
-        <w:rPr>
-          <w:b w:val="0"/>
-          <w:i w:val="0"/>
-        </w:rPr>
-        <w:t xml:space="preserve">Màn hình hiện bảng đối chiếu, </w:t>
-      </w:r>
-      <w:r>
-        <w:rPr>
-          <w:b/>
-          <w:i w:val="0"/>
-        </w:rPr>
-        <w:t>mặc định là "nhận đủ"</w:t>
-      </w:r>
-      <w:r>
-        <w:rPr>
-          <w:b w:val="0"/>
-          <w:i w:val="0"/>
-        </w:rPr>
-        <w:t xml:space="preserve"> — nếu hàng về đủ và tốt, bạn chỉ cần bấm Gửi.</w:t>
-      </w:r>
-    </w:p>
-    <w:tbl>
-      <w:tblPr>
-        <w:tblStyle w:val="TableGrid"/>
-        <w:tblW w:type="auto" w:w="0"/>
-        <w:tblLook w:firstColumn="1" w:firstRow="1" w:lastColumn="0" w:lastRow="0" w:noHBand="0" w:noVBand="1" w:val="04A0"/>
-      </w:tblPr>
-      <w:tblGrid>
-        <w:gridCol w:w="4320"/>
-        <w:gridCol w:w="4320"/>
-      </w:tblGrid>
-      <w:tr>
-        <w:tc>
-          <w:tcPr>
-            <w:tcW w:type="dxa" w:w="4320"/>
-          </w:tcPr>
-          <w:p>
-            <w:r>
-              <w:rPr>
-                <w:b/>
-              </w:rPr>
-            </w:r>
-            <w:r>
-              <w:rPr>
-                <w:b/>
-                <w:i w:val="0"/>
-              </w:rPr>
-              <w:t>Cột</w:t>
-            </w:r>
-          </w:p>
-        </w:tc>
-        <w:tc>
-          <w:tcPr>
-            <w:tcW w:type="dxa" w:w="4320"/>
-          </w:tcPr>
-          <w:p>
-            <w:r>
-              <w:rPr>
-                <w:b/>
-              </w:rPr>
-            </w:r>
-            <w:r>
-              <w:rPr>
-                <w:b/>
-                <w:i w:val="0"/>
-              </w:rPr>
-              <w:t>Ý nghĩa</w:t>
-            </w:r>
-          </w:p>
-        </w:tc>
-      </w:tr>
-      <w:tr>
-        <w:tc>
-          <w:tcPr>
-            <w:tcW w:type="dxa" w:w="4320"/>
-          </w:tcPr>
-          <w:p>
-            <w:r/>
-            <w:r>
-              <w:rPr>
-                <w:b/>
-                <w:i w:val="0"/>
-              </w:rPr>
-              <w:t>SL giao</w:t>
-            </w:r>
-          </w:p>
-        </w:tc>
-        <w:tc>
-          <w:tcPr>
-            <w:tcW w:type="dxa" w:w="4320"/>
-          </w:tcPr>
-          <w:p>
-            <w:r/>
-            <w:r>
-              <w:rPr>
-                <w:b w:val="0"/>
-                <w:i w:val="0"/>
-              </w:rPr>
-              <w:t>Số Miyano ghi trên phiếu giao (không sửa được)</w:t>
-            </w:r>
-          </w:p>
-        </w:tc>
-      </w:tr>
-      <w:tr>
-        <w:tc>
-          <w:tcPr>
-            <w:tcW w:type="dxa" w:w="4320"/>
-          </w:tcPr>
-          <w:p>
-            <w:r/>
-            <w:r>
-              <w:rPr>
-                <w:b/>
-                <w:i w:val="0"/>
-              </w:rPr>
-              <w:t>Nhận tốt</w:t>
-            </w:r>
-          </w:p>
-        </w:tc>
-        <w:tc>
-          <w:tcPr>
-            <w:tcW w:type="dxa" w:w="4320"/>
-          </w:tcPr>
-          <w:p>
-            <w:r/>
-            <w:r>
-              <w:rPr>
-                <w:b w:val="0"/>
-                <w:i w:val="0"/>
-              </w:rPr>
-              <w:t>Số bạn nhận và dùng được</w:t>
-            </w:r>
-          </w:p>
-        </w:tc>
-      </w:tr>
-      <w:tr>
-        <w:tc>
-          <w:tcPr>
-            <w:tcW w:type="dxa" w:w="4320"/>
-          </w:tcPr>
-          <w:p>
-            <w:r/>
-            <w:r>
-              <w:rPr>
-                <w:b/>
-                <w:i w:val="0"/>
-              </w:rPr>
-              <w:t>Hỏng, trả lại</w:t>
-            </w:r>
-          </w:p>
-        </w:tc>
-        <w:tc>
-          <w:tcPr>
-            <w:tcW w:type="dxa" w:w="4320"/>
-          </w:tcPr>
-          <w:p>
-            <w:r/>
-            <w:r>
-              <w:rPr>
-                <w:b w:val="0"/>
-                <w:i w:val="0"/>
-              </w:rPr>
-              <w:t>Số hàng hỏng, bạn muốn Miyano thu hồi</w:t>
-            </w:r>
-          </w:p>
-        </w:tc>
-      </w:tr>
-      <w:tr>
-        <w:tc>
-          <w:tcPr>
-            <w:tcW w:type="dxa" w:w="4320"/>
-          </w:tcPr>
-          <w:p>
-            <w:r/>
-            <w:r>
-              <w:rPr>
-                <w:b/>
-                <w:i w:val="0"/>
-              </w:rPr>
-              <w:t>Thiếu</w:t>
-            </w:r>
-          </w:p>
-        </w:tc>
-        <w:tc>
-          <w:tcPr>
-            <w:tcW w:type="dxa" w:w="4320"/>
-          </w:tcPr>
-          <w:p>
-            <w:r/>
-            <w:r>
-              <w:rPr>
-                <w:b w:val="0"/>
-                <w:i w:val="0"/>
-              </w:rPr>
-              <w:t xml:space="preserve">Tự tính = SL giao − Nhận tốt − Hỏng. Là phần </w:t>
-            </w:r>
-            <w:r>
-              <w:rPr>
-                <w:b/>
-                <w:i w:val="0"/>
-              </w:rPr>
-              <w:t>không tới nơi</w:t>
-            </w:r>
-          </w:p>
-        </w:tc>
-      </w:tr>
-      <w:tr>
-        <w:tc>
-          <w:tcPr>
-            <w:tcW w:type="dxa" w:w="4320"/>
-          </w:tcPr>
-          <w:p>
-            <w:r/>
-            <w:r>
-              <w:rPr>
-                <w:b/>
-                <w:i w:val="0"/>
-              </w:rPr>
-              <w:t>Lý do</w:t>
-            </w:r>
-          </w:p>
-        </w:tc>
-        <w:tc>
-          <w:tcPr>
-            <w:tcW w:type="dxa" w:w="4320"/>
-          </w:tcPr>
-          <w:p>
-            <w:r/>
-            <w:r>
-              <w:rPr>
-                <w:b w:val="0"/>
-                <w:i w:val="0"/>
-              </w:rPr>
-              <w:t>Bắt buộc khi có chênh lệch</w:t>
-            </w:r>
-          </w:p>
-        </w:tc>
-      </w:tr>
-    </w:tbl>
-    <w:p/>
-    <w:p>
-      <w:r>
-        <w:rPr>
-          <w:b/>
-          <w:i w:val="0"/>
-        </w:rPr>
-        <w:t>Ví dụ:</w:t>
-      </w:r>
-      <w:r>
-        <w:rPr>
-          <w:b w:val="0"/>
-          <w:i w:val="0"/>
-        </w:rPr>
-        <w:t xml:space="preserve"> giao 10 hộp, 6 hộp tốt, 3 hộp vỡ, 1 hộp không thấy đâu → Nhận tốt </w:t>
-      </w:r>
-      <w:r>
-        <w:rPr>
-          <w:rFonts w:ascii="Consolas" w:hAnsi="Consolas"/>
-          <w:b w:val="0"/>
-          <w:i w:val="0"/>
-          <w:color w:val="B03030"/>
-          <w:sz w:val="19"/>
-        </w:rPr>
-        <w:t>6</w:t>
-      </w:r>
-      <w:r>
-        <w:rPr>
-          <w:b w:val="0"/>
-          <w:i w:val="0"/>
-        </w:rPr>
-        <w:t xml:space="preserve">, Hỏng trả lại </w:t>
-      </w:r>
-      <w:r>
-        <w:rPr>
-          <w:rFonts w:ascii="Consolas" w:hAnsi="Consolas"/>
-          <w:b w:val="0"/>
-          <w:i w:val="0"/>
-          <w:color w:val="B03030"/>
-          <w:sz w:val="19"/>
-        </w:rPr>
-        <w:t>3</w:t>
-      </w:r>
-      <w:r>
-        <w:rPr>
-          <w:b w:val="0"/>
-          <w:i w:val="0"/>
-        </w:rPr>
-        <w:t xml:space="preserve">, cột Thiếu tự hiện </w:t>
-      </w:r>
-      <w:r>
-        <w:rPr>
-          <w:rFonts w:ascii="Consolas" w:hAnsi="Consolas"/>
-          <w:b w:val="0"/>
-          <w:i w:val="0"/>
-          <w:color w:val="B03030"/>
-          <w:sz w:val="19"/>
-        </w:rPr>
-        <w:t>1</w:t>
-      </w:r>
-      <w:r>
-        <w:rPr>
-          <w:b w:val="0"/>
-          <w:i w:val="0"/>
-        </w:rPr>
-        <w:t xml:space="preserve">, lý do </w:t>
-      </w:r>
-      <w:r>
-        <w:rPr>
-          <w:b w:val="0"/>
-          <w:i/>
-        </w:rPr>
-        <w:t>"3 hộp vỡ khi vận chuyển, thiếu 1 hộp"</w:t>
-      </w:r>
-      <w:r>
-        <w:rPr>
-          <w:b w:val="0"/>
-          <w:i w:val="0"/>
-        </w:rPr>
-        <w:t>.</w:t>
-      </w:r>
-    </w:p>
-    <w:p>
-      <w:r>
-        <w:rPr>
-          <w:b w:val="0"/>
-          <w:i w:val="0"/>
-        </w:rPr>
-        <w:t>Hai nút:</w:t>
-      </w:r>
-    </w:p>
-    <w:p>
-      <w:pPr>
-        <w:pStyle w:val="ListBullet"/>
-      </w:pPr>
-      <w:r>
-        <w:rPr>
-          <w:b/>
-          <w:i w:val="0"/>
-        </w:rPr>
-        <w:t>Lưu nháp</w:t>
-      </w:r>
-      <w:r>
-        <w:rPr>
-          <w:b w:val="0"/>
-          <w:i w:val="0"/>
-        </w:rPr>
-        <w:t xml:space="preserve"> — kiểm dở, đóng máy, mở lại vẫn còn</w:t>
-      </w:r>
-    </w:p>
-    <w:p>
-      <w:pPr>
-        <w:pStyle w:val="ListBullet"/>
-      </w:pPr>
-      <w:r>
-        <w:rPr>
-          <w:b/>
-          <w:i w:val="0"/>
-        </w:rPr>
-        <w:t>Gửi biên bản</w:t>
-      </w:r>
-      <w:r>
-        <w:rPr>
-          <w:b w:val="0"/>
-          <w:i w:val="0"/>
-        </w:rPr>
-        <w:t xml:space="preserve"> — có hộp xác nhận trước khi gửi. </w:t>
-      </w:r>
-      <w:r>
-        <w:rPr>
-          <w:b/>
-          <w:i w:val="0"/>
-        </w:rPr>
-        <w:t>Gửi xong không sửa được nữa</w:t>
-      </w:r>
-    </w:p>
-    <w:p>
-      <w:r>
-        <w:rPr>
-          <w:b w:val="0"/>
-          <w:i w:val="0"/>
-        </w:rPr>
-        <w:t xml:space="preserve">Lỗi hiện </w:t>
-      </w:r>
-      <w:r>
-        <w:rPr>
-          <w:b/>
-          <w:i w:val="0"/>
-        </w:rPr>
-        <w:t>ngay tại dòng sai</w:t>
-      </w:r>
-      <w:r>
-        <w:rPr>
-          <w:b w:val="0"/>
-          <w:i w:val="0"/>
-        </w:rPr>
-        <w:t>, màu đỏ, và nút Gửi mờ đi cho tới khi sửa xong.</w:t>
-      </w:r>
-    </w:p>
-    <w:p>
-      <w:pPr>
-        <w:pStyle w:val="Heading3"/>
-      </w:pPr>
-      <w:r>
-        <w:t>Sau khi gửi</w:t>
-      </w:r>
-    </w:p>
-    <w:tbl>
-      <w:tblPr>
-        <w:tblStyle w:val="TableGrid"/>
-        <w:tblW w:type="auto" w:w="0"/>
-        <w:tblLook w:firstColumn="1" w:firstRow="1" w:lastColumn="0" w:lastRow="0" w:noHBand="0" w:noVBand="1" w:val="04A0"/>
-      </w:tblPr>
-      <w:tblGrid>
-        <w:gridCol w:w="4320"/>
-        <w:gridCol w:w="4320"/>
-      </w:tblGrid>
-      <w:tr>
-        <w:tc>
-          <w:tcPr>
-            <w:tcW w:type="dxa" w:w="4320"/>
-          </w:tcPr>
-          <w:p>
-            <w:r>
-              <w:rPr>
-                <w:b/>
-              </w:rPr>
-            </w:r>
-            <w:r>
-              <w:rPr>
-                <w:b/>
-                <w:i w:val="0"/>
-              </w:rPr>
-              <w:t>Trạng thái</w:t>
-            </w:r>
-          </w:p>
-        </w:tc>
-        <w:tc>
-          <w:tcPr>
-            <w:tcW w:type="dxa" w:w="4320"/>
-          </w:tcPr>
-          <w:p>
-            <w:r>
-              <w:rPr>
-                <w:b/>
-              </w:rPr>
-            </w:r>
-            <w:r>
-              <w:rPr>
-                <w:b/>
-                <w:i w:val="0"/>
-              </w:rPr>
-              <w:t>Nghĩa là</w:t>
-            </w:r>
-          </w:p>
-        </w:tc>
-      </w:tr>
-      <w:tr>
-        <w:tc>
-          <w:tcPr>
-            <w:tcW w:type="dxa" w:w="4320"/>
-          </w:tcPr>
-          <w:p>
-            <w:r/>
-            <w:r>
-              <w:rPr>
-                <w:b/>
-                <w:i w:val="0"/>
-              </w:rPr>
-              <w:t>Đã xác nhận</w:t>
-            </w:r>
-          </w:p>
-        </w:tc>
-        <w:tc>
-          <w:tcPr>
-            <w:tcW w:type="dxa" w:w="4320"/>
-          </w:tcPr>
-          <w:p>
-            <w:r/>
-            <w:r>
-              <w:rPr>
-                <w:b w:val="0"/>
-                <w:i w:val="0"/>
-              </w:rPr>
-              <w:t>Bạn nhận đủ — đóng luôn, không làm phiền ai</w:t>
-            </w:r>
-          </w:p>
-        </w:tc>
-      </w:tr>
-      <w:tr>
-        <w:tc>
-          <w:tcPr>
-            <w:tcW w:type="dxa" w:w="4320"/>
-          </w:tcPr>
-          <w:p>
-            <w:r/>
-            <w:r>
-              <w:rPr>
-                <w:b/>
-                <w:i w:val="0"/>
-              </w:rPr>
-              <w:t>Chờ xử lý</w:t>
-            </w:r>
-          </w:p>
-        </w:tc>
-        <w:tc>
-          <w:tcPr>
-            <w:tcW w:type="dxa" w:w="4320"/>
-          </w:tcPr>
-          <w:p>
-            <w:r/>
-            <w:r>
-              <w:rPr>
-                <w:b w:val="0"/>
-                <w:i w:val="0"/>
-              </w:rPr>
-              <w:t>Có hỏng và/hoặc thiếu, Miyano đang xem</w:t>
-            </w:r>
-          </w:p>
-        </w:tc>
-      </w:tr>
-      <w:tr>
-        <w:tc>
-          <w:tcPr>
-            <w:tcW w:type="dxa" w:w="4320"/>
-          </w:tcPr>
-          <w:p>
-            <w:r/>
-            <w:r>
-              <w:rPr>
-                <w:b/>
-                <w:i w:val="0"/>
-              </w:rPr>
-              <w:t>Đã duyệt trả</w:t>
-            </w:r>
-          </w:p>
-        </w:tc>
-        <w:tc>
-          <w:tcPr>
-            <w:tcW w:type="dxa" w:w="4320"/>
-          </w:tcPr>
-          <w:p>
-            <w:r/>
-            <w:r>
-              <w:rPr>
-                <w:b w:val="0"/>
-                <w:i w:val="0"/>
-              </w:rPr>
-              <w:t>Miyano đồng ý thu hồi, bộ phận giao nhận sẽ liên hệ</w:t>
-            </w:r>
-          </w:p>
-        </w:tc>
-      </w:tr>
-      <w:tr>
-        <w:tc>
-          <w:tcPr>
-            <w:tcW w:type="dxa" w:w="4320"/>
-          </w:tcPr>
-          <w:p>
-            <w:r/>
-            <w:r>
-              <w:rPr>
-                <w:b/>
-                <w:i w:val="0"/>
-              </w:rPr>
-              <w:t>Đã thu hồi</w:t>
-            </w:r>
-          </w:p>
-        </w:tc>
-        <w:tc>
-          <w:tcPr>
-            <w:tcW w:type="dxa" w:w="4320"/>
-          </w:tcPr>
-          <w:p>
-            <w:r/>
-            <w:r>
-              <w:rPr>
-                <w:b w:val="0"/>
-                <w:i w:val="0"/>
-              </w:rPr>
-              <w:t>Hàng hỏng đã về kho Miyano</w:t>
-            </w:r>
-          </w:p>
-        </w:tc>
-      </w:tr>
-      <w:tr>
-        <w:tc>
-          <w:tcPr>
-            <w:tcW w:type="dxa" w:w="4320"/>
-          </w:tcPr>
-          <w:p>
-            <w:r/>
-            <w:r>
-              <w:rPr>
-                <w:b/>
-                <w:i w:val="0"/>
-              </w:rPr>
-              <w:t>Từ chối</w:t>
-            </w:r>
-          </w:p>
-        </w:tc>
-        <w:tc>
-          <w:tcPr>
-            <w:tcW w:type="dxa" w:w="4320"/>
-          </w:tcPr>
-          <w:p>
-            <w:r/>
-            <w:r>
-              <w:rPr>
-                <w:b w:val="0"/>
-                <w:i w:val="0"/>
-              </w:rPr>
-              <w:t xml:space="preserve">Miyano không chấp nhận — </w:t>
-            </w:r>
-            <w:r>
-              <w:rPr>
-                <w:b/>
-                <w:i w:val="0"/>
-              </w:rPr>
-              <w:t>lý do hiện ngay đầu màn hình</w:t>
-            </w:r>
-          </w:p>
-        </w:tc>
-      </w:tr>
-      <w:tr>
-        <w:tc>
-          <w:tcPr>
-            <w:tcW w:type="dxa" w:w="4320"/>
-          </w:tcPr>
-          <w:p>
-            <w:r/>
-            <w:r>
-              <w:rPr>
-                <w:b/>
-                <w:i w:val="0"/>
-              </w:rPr>
-              <w:t>Đã xử lý</w:t>
-            </w:r>
-          </w:p>
-        </w:tc>
-        <w:tc>
-          <w:tcPr>
-            <w:tcW w:type="dxa" w:w="4320"/>
-          </w:tcPr>
-          <w:p>
-            <w:r/>
-            <w:r>
-              <w:rPr>
-                <w:b w:val="0"/>
-                <w:i w:val="0"/>
-              </w:rPr>
-              <w:t>Miyano đã xử lý xong phần thiếu</w:t>
-            </w:r>
-          </w:p>
-        </w:tc>
-      </w:tr>
-    </w:tbl>
-    <w:p/>
-    <w:p>
-      <w:r>
-        <w:rPr>
-          <w:b/>
-          <w:i w:val="0"/>
-        </w:rPr>
-        <w:t>Bị từ chối thì làm gì?</w:t>
-      </w:r>
-      <w:r>
-        <w:rPr>
-          <w:b w:val="0"/>
-          <w:i w:val="0"/>
-        </w:rPr>
-        <w:t xml:space="preserve"> Màn hình hiện nút </w:t>
-      </w:r>
-      <w:r>
-        <w:rPr>
-          <w:b/>
-          <w:i w:val="0"/>
-        </w:rPr>
-        <w:t>"Kiểm lại và gửi biên bản mới"</w:t>
-      </w:r>
-      <w:r>
-        <w:rPr>
-          <w:b w:val="0"/>
-          <w:i w:val="0"/>
-        </w:rPr>
-        <w:t>. Bấm vào, bảng trở về trắng để bạn đếm lại và gửi lần nữa. Biên bản cũ được giữ nguyên làm lịch sử trao đổi.</w:t>
-      </w:r>
-    </w:p>
-    <w:p>
-      <w:r>
-        <w:rPr>
-          <w:b/>
-          <w:i w:val="0"/>
-        </w:rPr>
-        <w:t>Phần hàng thiếu</w:t>
-      </w:r>
-      <w:r>
-        <w:rPr>
-          <w:b w:val="0"/>
-          <w:i w:val="0"/>
-        </w:rPr>
-        <w:t xml:space="preserve"> được trả lời riêng, hiện thành khối </w:t>
-      </w:r>
-      <w:r>
-        <w:rPr>
-          <w:b w:val="0"/>
-          <w:i/>
-        </w:rPr>
-        <w:t>"Hàng thiếu — Miyano đã trả lời"</w:t>
-      </w:r>
-      <w:r>
-        <w:rPr>
-          <w:b w:val="0"/>
-          <w:i w:val="0"/>
-        </w:rPr>
-        <w:t xml:space="preserve"> kèm hình thức (Sẽ giao bù / Đã đổi ngày giao) và ngày hẹn.</w:t>
-      </w:r>
-    </w:p>
-    <w:p>
-      <w:pPr>
-        <w:jc w:val="center"/>
-      </w:pPr>
-      <w:r>
-        <w:t>────────────────────────────────────────────────────────────</w:t>
-      </w:r>
-    </w:p>
-    <w:p>
-      <w:pPr>
-        <w:pStyle w:val="Heading2"/>
-      </w:pPr>
-      <w:r>
-        <w:t>A7. Kho của tôi *(chỉ đơn vị đã mở kho)*</w:t>
-      </w:r>
-    </w:p>
-    <w:p>
-      <w:r>
-        <w:rPr>
-          <w:b w:val="0"/>
-          <w:i w:val="0"/>
-        </w:rPr>
-        <w:t>Tám mục con:</w:t>
-      </w:r>
-    </w:p>
-    <w:tbl>
-      <w:tblPr>
-        <w:tblStyle w:val="TableGrid"/>
-        <w:tblW w:type="auto" w:w="0"/>
-        <w:tblLook w:firstColumn="1" w:firstRow="1" w:lastColumn="0" w:lastRow="0" w:noHBand="0" w:noVBand="1" w:val="04A0"/>
-      </w:tblPr>
-      <w:tblGrid>
-        <w:gridCol w:w="4320"/>
-        <w:gridCol w:w="4320"/>
-      </w:tblGrid>
-      <w:tr>
-        <w:tc>
-          <w:tcPr>
-            <w:tcW w:type="dxa" w:w="4320"/>
-          </w:tcPr>
-          <w:p>
-            <w:r>
-              <w:rPr>
-                <w:b/>
-              </w:rPr>
-            </w:r>
-            <w:r>
-              <w:rPr>
-                <w:b/>
-                <w:i w:val="0"/>
-              </w:rPr>
-              <w:t>Mục</w:t>
-            </w:r>
-          </w:p>
-        </w:tc>
-        <w:tc>
-          <w:tcPr>
-            <w:tcW w:type="dxa" w:w="4320"/>
-          </w:tcPr>
-          <w:p>
-            <w:r>
-              <w:rPr>
-                <w:b/>
-              </w:rPr>
-            </w:r>
-            <w:r>
-              <w:rPr>
-                <w:b/>
-                <w:i w:val="0"/>
-              </w:rPr>
-              <w:t>Dùng để</w:t>
-            </w:r>
-          </w:p>
-        </w:tc>
-      </w:tr>
-      <w:tr>
-        <w:tc>
-          <w:tcPr>
-            <w:tcW w:type="dxa" w:w="4320"/>
-          </w:tcPr>
-          <w:p>
-            <w:r/>
-            <w:r>
-              <w:rPr>
-                <w:b/>
-                <w:i w:val="0"/>
-              </w:rPr>
-              <w:t>Phiếu nhập</w:t>
-            </w:r>
-          </w:p>
-        </w:tc>
-        <w:tc>
-          <w:tcPr>
-            <w:tcW w:type="dxa" w:w="4320"/>
-          </w:tcPr>
-          <w:p>
-            <w:r/>
-            <w:r>
-              <w:rPr>
-                <w:b w:val="0"/>
-                <w:i w:val="0"/>
-              </w:rPr>
-              <w:t xml:space="preserve">Nhận hàng vào kho. Phiếu từ đơn Miyano </w:t>
-            </w:r>
-            <w:r>
-              <w:rPr>
-                <w:b/>
-                <w:i w:val="0"/>
-              </w:rPr>
-              <w:t>tự sinh sẵn ở dạng nháp</w:t>
-            </w:r>
-            <w:r>
-              <w:rPr>
-                <w:b w:val="0"/>
-                <w:i w:val="0"/>
-              </w:rPr>
-              <w:t>, bạn chỉ đối chiếu rồi ghi sổ</w:t>
-            </w:r>
-          </w:p>
-        </w:tc>
-      </w:tr>
-      <w:tr>
-        <w:tc>
-          <w:tcPr>
-            <w:tcW w:type="dxa" w:w="4320"/>
-          </w:tcPr>
-          <w:p>
-            <w:r/>
-            <w:r>
-              <w:rPr>
-                <w:b/>
-                <w:i w:val="0"/>
-              </w:rPr>
-              <w:t>Phiếu xuất</w:t>
-            </w:r>
-          </w:p>
-        </w:tc>
-        <w:tc>
-          <w:tcPr>
-            <w:tcW w:type="dxa" w:w="4320"/>
-          </w:tcPr>
-          <w:p>
-            <w:r/>
-            <w:r>
-              <w:rPr>
-                <w:b w:val="0"/>
-                <w:i w:val="0"/>
-              </w:rPr>
-              <w:t>Cấp phát cho khoa phòng</w:t>
-            </w:r>
-          </w:p>
-        </w:tc>
-      </w:tr>
-      <w:tr>
-        <w:tc>
-          <w:tcPr>
-            <w:tcW w:type="dxa" w:w="4320"/>
-          </w:tcPr>
-          <w:p>
-            <w:r/>
-            <w:r>
-              <w:rPr>
-                <w:b/>
-                <w:i w:val="0"/>
-              </w:rPr>
-              <w:t>Danh mục vật tư</w:t>
-            </w:r>
-          </w:p>
-        </w:tc>
-        <w:tc>
-          <w:tcPr>
-            <w:tcW w:type="dxa" w:w="4320"/>
-          </w:tcPr>
-          <w:p>
-            <w:r/>
-            <w:r>
-              <w:rPr>
-                <w:b w:val="0"/>
-                <w:i w:val="0"/>
-              </w:rPr>
-              <w:t>Vật tư nội bộ của đơn vị, có nhập từ Excel</w:t>
-            </w:r>
-          </w:p>
-        </w:tc>
-      </w:tr>
-      <w:tr>
-        <w:tc>
-          <w:tcPr>
-            <w:tcW w:type="dxa" w:w="4320"/>
-          </w:tcPr>
-          <w:p>
-            <w:r/>
-            <w:r>
-              <w:rPr>
-                <w:b/>
-                <w:i w:val="0"/>
-              </w:rPr>
-              <w:t>Nhập tồn đầu kỳ</w:t>
-            </w:r>
-          </w:p>
-        </w:tc>
-        <w:tc>
-          <w:tcPr>
-            <w:tcW w:type="dxa" w:w="4320"/>
-          </w:tcPr>
-          <w:p>
-            <w:r/>
-            <w:r>
-              <w:rPr>
-                <w:b w:val="0"/>
-                <w:i w:val="0"/>
-              </w:rPr>
-              <w:t>Nạp tồn ban đầu bằng Excel</w:t>
-            </w:r>
-          </w:p>
-        </w:tc>
-      </w:tr>
-      <w:tr>
-        <w:tc>
-          <w:tcPr>
-            <w:tcW w:type="dxa" w:w="4320"/>
-          </w:tcPr>
-          <w:p>
-            <w:r/>
-            <w:r>
-              <w:rPr>
-                <w:b/>
-                <w:i w:val="0"/>
-              </w:rPr>
-              <w:t>Báo cáo</w:t>
-            </w:r>
-          </w:p>
-        </w:tc>
-        <w:tc>
-          <w:tcPr>
-            <w:tcW w:type="dxa" w:w="4320"/>
-          </w:tcPr>
-          <w:p>
-            <w:r/>
-            <w:r>
-              <w:rPr>
-                <w:b w:val="0"/>
-                <w:i w:val="0"/>
-              </w:rPr>
-              <w:t>Nhập – Xuất – Tồn theo khoảng thời gian</w:t>
-            </w:r>
-          </w:p>
-        </w:tc>
-      </w:tr>
-      <w:tr>
-        <w:tc>
-          <w:tcPr>
-            <w:tcW w:type="dxa" w:w="4320"/>
-          </w:tcPr>
-          <w:p>
-            <w:r/>
-            <w:r>
-              <w:rPr>
-                <w:b/>
-                <w:i w:val="0"/>
-              </w:rPr>
-              <w:t>Nhật ký vật tư</w:t>
-            </w:r>
-          </w:p>
-        </w:tc>
-        <w:tc>
-          <w:tcPr>
-            <w:tcW w:type="dxa" w:w="4320"/>
-          </w:tcPr>
-          <w:p>
-            <w:r/>
-            <w:r>
-              <w:rPr>
-                <w:b w:val="0"/>
-                <w:i w:val="0"/>
-              </w:rPr>
-              <w:t>Thẻ kho từng mặt hàng</w:t>
-            </w:r>
-          </w:p>
-        </w:tc>
-      </w:tr>
-      <w:tr>
-        <w:tc>
-          <w:tcPr>
-            <w:tcW w:type="dxa" w:w="4320"/>
-          </w:tcPr>
-          <w:p>
-            <w:r/>
-            <w:r>
-              <w:rPr>
-                <w:b/>
-                <w:i w:val="0"/>
-              </w:rPr>
-              <w:t>NCC của tôi</w:t>
-            </w:r>
-          </w:p>
-        </w:tc>
-        <w:tc>
-          <w:tcPr>
-            <w:tcW w:type="dxa" w:w="4320"/>
-          </w:tcPr>
-          <w:p>
-            <w:r/>
-            <w:r>
-              <w:rPr>
-                <w:b w:val="0"/>
-                <w:i w:val="0"/>
-              </w:rPr>
-              <w:t>Nhà cung cấp khác ngoài Miyano</w:t>
-            </w:r>
-          </w:p>
-        </w:tc>
-      </w:tr>
-      <w:tr>
-        <w:tc>
-          <w:tcPr>
-            <w:tcW w:type="dxa" w:w="4320"/>
-          </w:tcPr>
-          <w:p>
-            <w:r/>
-            <w:r>
-              <w:rPr>
-                <w:b/>
-                <w:i w:val="0"/>
-              </w:rPr>
-              <w:t>Khoa phòng</w:t>
-            </w:r>
-          </w:p>
-        </w:tc>
-        <w:tc>
-          <w:tcPr>
-            <w:tcW w:type="dxa" w:w="4320"/>
-          </w:tcPr>
-          <w:p>
-            <w:r/>
-            <w:r>
-              <w:rPr>
-                <w:b w:val="0"/>
-                <w:i w:val="0"/>
-              </w:rPr>
-              <w:t>Danh mục đơn vị nhận hàng nội bộ</w:t>
-            </w:r>
-          </w:p>
-        </w:tc>
-      </w:tr>
-    </w:tbl>
-    <w:p/>
-    <w:p>
-      <w:r>
-        <w:rPr>
-          <w:b w:val="0"/>
-          <w:i w:val="0"/>
-        </w:rPr>
-        <w:t>Ràng buộc khi ghi sổ phiếu nhập từ đơn Miyano:</w:t>
-      </w:r>
-    </w:p>
-    <w:p>
-      <w:pPr>
-        <w:pStyle w:val="ListBullet"/>
-      </w:pPr>
-      <w:r>
-        <w:rPr>
-          <w:b/>
-          <w:i w:val="0"/>
-        </w:rPr>
-        <w:t>Thực nhận không được vượt SL giao.</w:t>
-      </w:r>
-      <w:r>
-        <w:rPr>
-          <w:b w:val="0"/>
-          <w:i w:val="0"/>
-        </w:rPr>
-        <w:t xml:space="preserve"> Nhận thừa thật thì lập phiếu "Nhập khác" riêng.</w:t>
-      </w:r>
-    </w:p>
-    <w:p>
-      <w:pPr>
-        <w:pStyle w:val="ListBullet"/>
-      </w:pPr>
-      <w:r>
-        <w:rPr>
-          <w:b w:val="0"/>
-          <w:i w:val="0"/>
-        </w:rPr>
-        <w:t xml:space="preserve">Lệch so với SL giao → </w:t>
-      </w:r>
-      <w:r>
-        <w:rPr>
-          <w:b/>
-          <w:i w:val="0"/>
-        </w:rPr>
-        <w:t>bắt buộc nhập lý do</w:t>
-      </w:r>
-      <w:r>
-        <w:rPr>
-          <w:b w:val="0"/>
-          <w:i w:val="0"/>
-        </w:rPr>
-        <w:t>, và nhân viên Miyano nhận cảnh báo.</w:t>
-      </w:r>
-    </w:p>
-    <w:p>
-      <w:pPr>
-        <w:pStyle w:val="ListBullet"/>
-      </w:pPr>
-      <w:r>
-        <w:rPr>
-          <w:b w:val="0"/>
-          <w:i w:val="0"/>
-        </w:rPr>
-        <w:t>Lô đã hết hạn → chặn xuất, trừ khi tick xác nhận.</w:t>
-      </w:r>
-    </w:p>
-    <w:p>
-      <w:pPr>
-        <w:pStyle w:val="IntenseQuote"/>
-      </w:pPr>
-      <w:r>
-        <w:rPr>
-          <w:b/>
-          <w:i w:val="0"/>
-        </w:rPr>
-        <w:t>Phiếu nhập kho</w:t>
-      </w:r>
-      <w:r>
-        <w:rPr>
-          <w:b w:val="0"/>
-          <w:i w:val="0"/>
-        </w:rPr>
-        <w:t xml:space="preserve"> và </w:t>
-      </w:r>
-      <w:r>
-        <w:rPr>
-          <w:b/>
-          <w:i w:val="0"/>
-        </w:rPr>
-        <w:t>Biên bản kiểm hàng</w:t>
-      </w:r>
-      <w:r>
-        <w:rPr>
-          <w:b w:val="0"/>
-          <w:i w:val="0"/>
-        </w:rPr>
-        <w:t xml:space="preserve"> (A6) là </w:t>
-      </w:r>
-      <w:r>
-        <w:rPr>
-          <w:b/>
-          <w:i w:val="0"/>
-        </w:rPr>
-        <w:t>hai việc khác nhau</w:t>
-      </w:r>
-      <w:r>
-        <w:rPr>
-          <w:b w:val="0"/>
-          <w:i w:val="0"/>
-        </w:rPr>
-        <w:t xml:space="preserve">: phiếu nhập ghi sổ tồn kho </w:t>
-      </w:r>
-      <w:r>
-        <w:rPr>
-          <w:b w:val="0"/>
-          <w:i/>
-        </w:rPr>
-        <w:t>nội bộ của bạn</w:t>
-      </w:r>
-      <w:r>
-        <w:rPr>
-          <w:b w:val="0"/>
-          <w:i w:val="0"/>
-        </w:rPr>
-        <w:t xml:space="preserve">; biên bản kiểm hàng là </w:t>
-      </w:r>
-      <w:r>
-        <w:rPr>
-          <w:b w:val="0"/>
-          <w:i/>
-        </w:rPr>
-        <w:t>cuộc trao đổi với Miyano</w:t>
-      </w:r>
-      <w:r>
-        <w:rPr>
-          <w:b w:val="0"/>
-          <w:i w:val="0"/>
-        </w:rPr>
-        <w:t xml:space="preserve"> về đợt giao. Hai chứng từ không tự đồng bộ số liệu cho nhau.</w:t>
-      </w:r>
-    </w:p>
-    <w:p>
-      <w:pPr>
-        <w:jc w:val="center"/>
-      </w:pPr>
-      <w:r>
-        <w:t>────────────────────────────────────────────────────────────</w:t>
-      </w:r>
-    </w:p>
-    <w:p>
-      <w:pPr>
-        <w:pStyle w:val="Heading2"/>
-      </w:pPr>
-      <w:r>
-        <w:t>A8. Hoá đơn &amp; công nợ</w:t>
-      </w:r>
-    </w:p>
-    <w:p>
-      <w:r>
-        <w:rPr>
-          <w:b w:val="0"/>
-          <w:i w:val="0"/>
-        </w:rPr>
-        <w:t>Danh sách hoá đơn kèm: ngày, số tiền, còn nợ, hạn thanh toán, trạng thái.</w:t>
-      </w:r>
-    </w:p>
-    <w:p>
-      <w:r>
-        <w:rPr>
-          <w:b w:val="0"/>
-          <w:i w:val="0"/>
-        </w:rPr>
-        <w:t xml:space="preserve">Đầu trang có hai cảnh báo tính trên </w:t>
-      </w:r>
-      <w:r>
-        <w:rPr>
-          <w:b/>
-          <w:i w:val="0"/>
-        </w:rPr>
-        <w:t>toàn bộ</w:t>
-      </w:r>
-      <w:r>
-        <w:rPr>
-          <w:b w:val="0"/>
-          <w:i w:val="0"/>
-        </w:rPr>
-        <w:t xml:space="preserve"> hoá đơn còn nợ (không chỉ trang đang xem): </w:t>
-      </w:r>
-      <w:r>
-        <w:rPr>
-          <w:b/>
-          <w:i w:val="0"/>
-        </w:rPr>
-        <w:t>tổng quá hạn thanh toán</w:t>
-      </w:r>
-      <w:r>
-        <w:rPr>
-          <w:b w:val="0"/>
-          <w:i w:val="0"/>
-        </w:rPr>
-        <w:t xml:space="preserve"> và </w:t>
-      </w:r>
-      <w:r>
-        <w:rPr>
-          <w:b/>
-          <w:i w:val="0"/>
-        </w:rPr>
-        <w:t>số hoá đơn sắp đến hạn (0–7 ngày)</w:t>
-      </w:r>
-      <w:r>
-        <w:rPr>
-          <w:b w:val="0"/>
-          <w:i w:val="0"/>
-        </w:rPr>
-        <w:t>.</w:t>
-      </w:r>
-    </w:p>
-    <w:p>
-      <w:r>
-        <w:rPr>
-          <w:b w:val="0"/>
-          <w:i w:val="0"/>
-        </w:rPr>
-        <w:t xml:space="preserve">Nút ⬇ </w:t>
-      </w:r>
-      <w:r>
-        <w:rPr>
-          <w:b/>
-          <w:i w:val="0"/>
-        </w:rPr>
-        <w:t>Bản in</w:t>
-      </w:r>
-      <w:r>
-        <w:rPr>
-          <w:b w:val="0"/>
-          <w:i w:val="0"/>
-        </w:rPr>
-        <w:t xml:space="preserve"> để tải hoá đơn.</w:t>
-      </w:r>
-    </w:p>
-    <w:p>
-      <w:r>
-        <w:rPr>
-          <w:b w:val="0"/>
-          <w:i w:val="0"/>
-        </w:rPr>
-        <w:t xml:space="preserve">Với hoá đơn điện tử: tải được </w:t>
-      </w:r>
-      <w:r>
-        <w:rPr>
-          <w:b/>
-          <w:i w:val="0"/>
-        </w:rPr>
-        <w:t>bản thể hiện PDF</w:t>
-      </w:r>
-      <w:r>
-        <w:rPr>
-          <w:b w:val="0"/>
-          <w:i w:val="0"/>
-        </w:rPr>
-        <w:t xml:space="preserve"> của hoá đơn đã phát hành, và </w:t>
-      </w:r>
-      <w:r>
-        <w:rPr>
-          <w:b/>
-          <w:i w:val="0"/>
-        </w:rPr>
-        <w:t>bản in thử PDF</w:t>
-      </w:r>
-      <w:r>
-        <w:rPr>
-          <w:b w:val="0"/>
-          <w:i w:val="0"/>
-        </w:rPr>
-        <w:t xml:space="preserve"> khi chứng từ còn ở dạng nháp (xem trong khối Giao hàng của chi tiết đơn). Hệ thống </w:t>
-      </w:r>
-      <w:r>
-        <w:rPr>
-          <w:b/>
-          <w:i w:val="0"/>
-        </w:rPr>
-        <w:t>không phát hành file XML</w:t>
-      </w:r>
-      <w:r>
-        <w:rPr>
-          <w:b w:val="0"/>
-          <w:i w:val="0"/>
-        </w:rPr>
-        <w:t xml:space="preserve"> — module hoá đơn điện tử đang dùng không lưu XML, nên không có gì để giao.</w:t>
-      </w:r>
-    </w:p>
-    <w:p>
-      <w:pPr>
-        <w:jc w:val="center"/>
-      </w:pPr>
-      <w:r>
-        <w:t>────────────────────────────────────────────────────────────</w:t>
-      </w:r>
-    </w:p>
-    <w:p>
-      <w:pPr>
-        <w:pStyle w:val="Heading2"/>
-      </w:pPr>
-      <w:r>
-        <w:t>A9. Thông báo</w:t>
-      </w:r>
-    </w:p>
-    <w:p>
-      <w:r>
-        <w:rPr>
-          <w:b w:val="0"/>
-          <w:i w:val="0"/>
-        </w:rPr>
-        <w:t xml:space="preserve">Chuông 🔔 có số đỏ = số thông báo chưa đọc. Mỗi dòng có </w:t>
-      </w:r>
-      <w:r>
-        <w:rPr>
-          <w:b/>
-          <w:i w:val="0"/>
-        </w:rPr>
-        <w:t>nút đi thẳng tới chứng từ liên quan</w:t>
-      </w:r>
-      <w:r>
-        <w:rPr>
-          <w:b w:val="0"/>
-          <w:i w:val="0"/>
-        </w:rPr>
-        <w:t>.</w:t>
-      </w:r>
-    </w:p>
-    <w:p>
-      <w:r>
-        <w:rPr>
-          <w:b w:val="0"/>
-          <w:i w:val="0"/>
-        </w:rPr>
-        <w:t>Các loại thông báo bạn sẽ nhận:</w:t>
-      </w:r>
-    </w:p>
-    <w:tbl>
-      <w:tblPr>
-        <w:tblStyle w:val="TableGrid"/>
-        <w:tblW w:type="auto" w:w="0"/>
-        <w:tblLook w:firstColumn="1" w:firstRow="1" w:lastColumn="0" w:lastRow="0" w:noHBand="0" w:noVBand="1" w:val="04A0"/>
-      </w:tblPr>
-      <w:tblGrid>
-        <w:gridCol w:w="4320"/>
-        <w:gridCol w:w="4320"/>
-      </w:tblGrid>
-      <w:tr>
-        <w:tc>
-          <w:tcPr>
-            <w:tcW w:type="dxa" w:w="4320"/>
-          </w:tcPr>
-          <w:p>
-            <w:r>
-              <w:rPr>
-                <w:b/>
-              </w:rPr>
-            </w:r>
-            <w:r>
-              <w:rPr>
-                <w:b/>
-                <w:i w:val="0"/>
-              </w:rPr>
-              <w:t>Thông báo</w:t>
-            </w:r>
-          </w:p>
-        </w:tc>
-        <w:tc>
-          <w:tcPr>
-            <w:tcW w:type="dxa" w:w="4320"/>
-          </w:tcPr>
-          <w:p>
-            <w:r>
-              <w:rPr>
-                <w:b/>
-              </w:rPr>
-            </w:r>
-            <w:r>
-              <w:rPr>
-                <w:b/>
-                <w:i w:val="0"/>
-              </w:rPr>
-              <w:t>Bấm vào đi tới</w:t>
-            </w:r>
-          </w:p>
-        </w:tc>
-      </w:tr>
-      <w:tr>
-        <w:tc>
-          <w:tcPr>
-            <w:tcW w:type="dxa" w:w="4320"/>
-          </w:tcPr>
-          <w:p>
-            <w:r/>
-            <w:r>
-              <w:rPr>
-                <w:b w:val="0"/>
-                <w:i w:val="0"/>
-              </w:rPr>
-              <w:t>Báo giá đã sẵn sàng</w:t>
-            </w:r>
-          </w:p>
-        </w:tc>
-        <w:tc>
-          <w:tcPr>
-            <w:tcW w:type="dxa" w:w="4320"/>
-          </w:tcPr>
-          <w:p>
-            <w:r/>
-            <w:r>
-              <w:rPr>
-                <w:b w:val="0"/>
-                <w:i w:val="0"/>
-              </w:rPr>
-              <w:t>Chi tiết đơn</w:t>
-            </w:r>
-          </w:p>
-        </w:tc>
-      </w:tr>
-      <w:tr>
-        <w:tc>
-          <w:tcPr>
-            <w:tcW w:type="dxa" w:w="4320"/>
-          </w:tcPr>
-          <w:p>
-            <w:r/>
-            <w:r>
-              <w:rPr>
-                <w:b w:val="0"/>
-                <w:i w:val="0"/>
-              </w:rPr>
-              <w:t>Đơn được xác nhận / bị từ chối</w:t>
-            </w:r>
-          </w:p>
-        </w:tc>
-        <w:tc>
-          <w:tcPr>
-            <w:tcW w:type="dxa" w:w="4320"/>
-          </w:tcPr>
-          <w:p>
-            <w:r/>
-            <w:r>
-              <w:rPr>
-                <w:b w:val="0"/>
-                <w:i w:val="0"/>
-              </w:rPr>
-              <w:t>Chi tiết đơn</w:t>
-            </w:r>
-          </w:p>
-        </w:tc>
-      </w:tr>
-      <w:tr>
-        <w:tc>
-          <w:tcPr>
-            <w:tcW w:type="dxa" w:w="4320"/>
-          </w:tcPr>
-          <w:p>
-            <w:r/>
-            <w:r>
-              <w:rPr>
-                <w:b w:val="0"/>
-                <w:i w:val="0"/>
-              </w:rPr>
-              <w:t>Miyano vừa giao hàng</w:t>
-            </w:r>
-          </w:p>
-        </w:tc>
-        <w:tc>
-          <w:tcPr>
-            <w:tcW w:type="dxa" w:w="4320"/>
-          </w:tcPr>
-          <w:p>
-            <w:r/>
-            <w:r>
-              <w:rPr>
-                <w:b w:val="0"/>
-                <w:i w:val="0"/>
-              </w:rPr>
-              <w:t>Chi tiết đơn (hoặc phiếu nhập kho)</w:t>
-            </w:r>
-          </w:p>
-        </w:tc>
-      </w:tr>
-      <w:tr>
-        <w:tc>
-          <w:tcPr>
-            <w:tcW w:type="dxa" w:w="4320"/>
-          </w:tcPr>
-          <w:p>
-            <w:r/>
-            <w:r>
-              <w:rPr>
-                <w:b w:val="0"/>
-                <w:i w:val="0"/>
-              </w:rPr>
-              <w:t>Kiểm hàng: đã duyệt trả / đã thu hồi / từ chối</w:t>
-            </w:r>
-          </w:p>
-        </w:tc>
-        <w:tc>
-          <w:tcPr>
-            <w:tcW w:type="dxa" w:w="4320"/>
-          </w:tcPr>
-          <w:p>
-            <w:r/>
-            <w:r>
-              <w:rPr>
-                <w:b w:val="0"/>
-                <w:i w:val="0"/>
-              </w:rPr>
-              <w:t>Màn kiểm hàng của đợt giao đó</w:t>
-            </w:r>
-          </w:p>
-        </w:tc>
-      </w:tr>
-      <w:tr>
-        <w:tc>
-          <w:tcPr>
-            <w:tcW w:type="dxa" w:w="4320"/>
-          </w:tcPr>
-          <w:p>
-            <w:r/>
-            <w:r>
-              <w:rPr>
-                <w:b w:val="0"/>
-                <w:i w:val="0"/>
-              </w:rPr>
-              <w:t>Hẹn lịch giao mới</w:t>
-            </w:r>
-          </w:p>
-        </w:tc>
-        <w:tc>
-          <w:tcPr>
-            <w:tcW w:type="dxa" w:w="4320"/>
-          </w:tcPr>
-          <w:p>
-            <w:r/>
-            <w:r>
-              <w:rPr>
-                <w:b w:val="0"/>
-                <w:i w:val="0"/>
-              </w:rPr>
-              <w:t>Chi tiết đơn</w:t>
-            </w:r>
-          </w:p>
-        </w:tc>
-      </w:tr>
-    </w:tbl>
-    <w:p/>
-    <w:p>
-      <w:pPr>
-        <w:jc w:val="center"/>
-      </w:pPr>
-      <w:r>
-        <w:t>────────────────────────────────────────────────────────────</w:t>
-      </w:r>
-    </w:p>
-    <w:p>
-      <w:pPr>
-        <w:pStyle w:val="Heading2"/>
-      </w:pPr>
-      <w:r>
-        <w:t>A10. Hồ sơ đơn vị</w:t>
-      </w:r>
-    </w:p>
-    <w:p>
-      <w:r>
-        <w:rPr>
-          <w:b w:val="0"/>
-          <w:i w:val="0"/>
-        </w:rPr>
-        <w:t>Thông tin đơn vị, mã số thuế, địa chỉ giao hàng, người liên hệ và danh sách hợp đồng khung. Cần sửa thông tin → liên hệ nhân viên kinh doanh Miyano.</w:t>
-      </w:r>
-    </w:p>
-    <w:p>
-      <w:pPr>
-        <w:jc w:val="center"/>
-      </w:pPr>
-      <w:r>
-        <w:t>────────────────────────────────────────────────────────────</w:t>
-      </w:r>
-    </w:p>
-    <w:p>
-      <w:pPr>
-        <w:pStyle w:val="Heading1"/>
-      </w:pPr>
-      <w:r>
-        <w:t>B — VAI NHÂN VIÊN MIYANO</w:t>
-      </w:r>
-    </w:p>
-    <w:p>
-      <w:r>
-        <w:rPr>
-          <w:b w:val="0"/>
-          <w:i w:val="0"/>
-        </w:rPr>
-        <w:t xml:space="preserve">Làm trên </w:t>
-      </w:r>
-      <w:r>
-        <w:rPr>
-          <w:b/>
-          <w:i w:val="0"/>
-        </w:rPr>
-        <w:t>Desk ERPNext</w:t>
-      </w:r>
-      <w:r>
-        <w:rPr>
-          <w:b w:val="0"/>
-          <w:i w:val="0"/>
-        </w:rPr>
-        <w:t xml:space="preserve"> (</w:t>
-      </w:r>
-      <w:r>
-        <w:rPr>
-          <w:rFonts w:ascii="Consolas" w:hAnsi="Consolas"/>
-          <w:b w:val="0"/>
-          <w:i w:val="0"/>
-          <w:color w:val="B03030"/>
-          <w:sz w:val="19"/>
-        </w:rPr>
-        <w:t>/app</w:t>
-      </w:r>
-      <w:r>
-        <w:rPr>
-          <w:b w:val="0"/>
-          <w:i w:val="0"/>
-        </w:rPr>
-        <w:t xml:space="preserve">). Vai trò cần: </w:t>
-      </w:r>
-      <w:r>
-        <w:rPr>
-          <w:rFonts w:ascii="Consolas" w:hAnsi="Consolas"/>
-          <w:b w:val="0"/>
-          <w:i w:val="0"/>
-          <w:color w:val="B03030"/>
-          <w:sz w:val="19"/>
-        </w:rPr>
-        <w:t>Sales User</w:t>
-      </w:r>
-      <w:r>
-        <w:rPr>
-          <w:b w:val="0"/>
-          <w:i w:val="0"/>
-        </w:rPr>
-        <w:t xml:space="preserve">, </w:t>
-      </w:r>
-      <w:r>
-        <w:rPr>
-          <w:rFonts w:ascii="Consolas" w:hAnsi="Consolas"/>
-          <w:b w:val="0"/>
-          <w:i w:val="0"/>
-          <w:color w:val="B03030"/>
-          <w:sz w:val="19"/>
-        </w:rPr>
-        <w:t>Sales Manager</w:t>
-      </w:r>
-      <w:r>
-        <w:rPr>
-          <w:b w:val="0"/>
-          <w:i w:val="0"/>
-        </w:rPr>
-        <w:t xml:space="preserve"> hoặc </w:t>
-      </w:r>
-      <w:r>
-        <w:rPr>
-          <w:rFonts w:ascii="Consolas" w:hAnsi="Consolas"/>
-          <w:b w:val="0"/>
-          <w:i w:val="0"/>
-          <w:color w:val="B03030"/>
-          <w:sz w:val="19"/>
-        </w:rPr>
-        <w:t>System Manager</w:t>
-      </w:r>
-      <w:r>
-        <w:rPr>
-          <w:b w:val="0"/>
-          <w:i w:val="0"/>
-        </w:rPr>
-        <w:t xml:space="preserve"> tuỳ thao tác.</w:t>
-      </w:r>
-    </w:p>
-    <w:p>
-      <w:pPr>
-        <w:pStyle w:val="Heading2"/>
-      </w:pPr>
-      <w:r>
-        <w:t>B1. Nhận đơn từ cổng</w:t>
-      </w:r>
-    </w:p>
-    <w:p>
-      <w:r>
-        <w:rPr>
-          <w:b w:val="0"/>
-          <w:i w:val="0"/>
-        </w:rPr>
-        <w:t xml:space="preserve">Đơn khách gửi lên là một </w:t>
-      </w:r>
-      <w:r>
-        <w:rPr>
-          <w:b/>
-          <w:i w:val="0"/>
-        </w:rPr>
-        <w:t>Sales Order</w:t>
-      </w:r>
-      <w:r>
-        <w:rPr>
-          <w:b w:val="0"/>
-          <w:i w:val="0"/>
-        </w:rPr>
-        <w:t xml:space="preserve"> ở trạng thái </w:t>
-      </w:r>
-      <w:r>
-        <w:rPr>
-          <w:b/>
-          <w:i w:val="0"/>
-        </w:rPr>
-        <w:t>"Chờ xác nhận"</w:t>
-      </w:r>
-      <w:r>
-        <w:rPr>
-          <w:b w:val="0"/>
-          <w:i w:val="0"/>
-        </w:rPr>
-        <w:t>.</w:t>
-      </w:r>
-    </w:p>
-    <w:p>
-      <w:r>
-        <w:rPr>
-          <w:b w:val="0"/>
-          <w:i w:val="0"/>
-        </w:rPr>
-        <w:t xml:space="preserve">Vào </w:t>
-      </w:r>
-      <w:r>
-        <w:rPr>
-          <w:b/>
-          <w:i w:val="0"/>
-        </w:rPr>
-        <w:t>Sales Order</w:t>
-      </w:r>
-      <w:r>
-        <w:rPr>
-          <w:b w:val="0"/>
-          <w:i w:val="0"/>
-        </w:rPr>
-        <w:t xml:space="preserve"> → lọc </w:t>
-      </w:r>
-      <w:r>
-        <w:rPr>
-          <w:rFonts w:ascii="Consolas" w:hAnsi="Consolas"/>
-          <w:b w:val="0"/>
-          <w:i w:val="0"/>
-          <w:color w:val="B03030"/>
-          <w:sz w:val="19"/>
-        </w:rPr>
-        <w:t>Trạng thái workflow = Chờ xác nhận</w:t>
-      </w:r>
-      <w:r>
-        <w:rPr>
-          <w:b w:val="0"/>
-          <w:i w:val="0"/>
-        </w:rPr>
-        <w:t xml:space="preserve">. Phân biệt hai loại bằng cột </w:t>
-      </w:r>
-      <w:r>
-        <w:rPr>
-          <w:b/>
-          <w:i w:val="0"/>
-        </w:rPr>
-        <w:t>Loại đơn</w:t>
-      </w:r>
-      <w:r>
-        <w:rPr>
-          <w:b w:val="0"/>
-          <w:i w:val="0"/>
-        </w:rPr>
-        <w:t>:</w:t>
+        <w:t>tên người thao tác, số điện thoại của họ, và mốc giờ</w:t>
+      </w:r>
+      <w:r>
+        <w:rPr>
+          <w:b w:val="0"/>
+          <w:i w:val="0"/>
+        </w:rPr>
+        <w:t>. Màu chấm đầu dòng cho biết ai làm:</w:t>
       </w:r>
     </w:p>
     <w:tbl>
@@ -5900,7 +3744,7 @@
                 <w:b/>
                 <w:i w:val="0"/>
               </w:rPr>
-              <w:t>Loại đơn</w:t>
+              <w:t>Chấm</w:t>
             </w:r>
           </w:p>
         </w:tc>
@@ -5919,7 +3763,7 @@
                 <w:b/>
                 <w:i w:val="0"/>
               </w:rPr>
-              <w:t>Nghĩa</w:t>
+              <w:t>Ai</w:t>
             </w:r>
           </w:p>
         </w:tc>
@@ -5938,7 +3782,7 @@
                 <w:b/>
                 <w:i w:val="0"/>
               </w:rPr>
-              <w:t>Việc phải làm</w:t>
+              <w:t>Ví dụ</w:t>
             </w:r>
           </w:p>
         </w:tc>
@@ -5952,10 +3796,10 @@
             <w:r/>
             <w:r>
               <w:rPr>
-                <w:b/>
-                <w:i w:val="0"/>
-              </w:rPr>
-              <w:t>Theo HĐNT</w:t>
+                <w:b w:val="0"/>
+                <w:i w:val="0"/>
+              </w:rPr>
+              <w:t>🔵 Xanh dương</w:t>
             </w:r>
           </w:p>
         </w:tc>
@@ -5970,7 +3814,7 @@
                 <w:b w:val="0"/>
                 <w:i w:val="0"/>
               </w:rPr>
-              <w:t>Mọi dòng đều có giá hợp đồng</w:t>
+              <w:t>Người của bệnh viện bạn</w:t>
             </w:r>
           </w:p>
         </w:tc>
@@ -5983,9 +3827,9 @@
             <w:r>
               <w:rPr>
                 <w:b w:val="0"/>
-                <w:i w:val="0"/>
-              </w:rPr>
-              <w:t>Kiểm rồi xác nhận</w:t>
+                <w:i/>
+              </w:rPr>
+              <w:t>"Khoa Dược gửi duyệt — ĐD. Nguyễn Thị B · 0912…, 14:20 03/09"</w:t>
             </w:r>
           </w:p>
         </w:tc>
@@ -5999,10 +3843,10 @@
             <w:r/>
             <w:r>
               <w:rPr>
-                <w:b/>
-                <w:i w:val="0"/>
-              </w:rPr>
-              <w:t>Mua lẻ</w:t>
+                <w:b w:val="0"/>
+                <w:i w:val="0"/>
+              </w:rPr>
+              <w:t>🟢 Xanh lá</w:t>
             </w:r>
           </w:p>
         </w:tc>
@@ -6014,10 +3858,10 @@
             <w:r/>
             <w:r>
               <w:rPr>
-                <w:b/>
-                <w:i w:val="0"/>
-              </w:rPr>
-              <w:t>Đơn có ít nhất một dòng chưa có giá</w:t>
+                <w:b w:val="0"/>
+                <w:i w:val="0"/>
+              </w:rPr>
+              <w:t>Nhân sự Miyano</w:t>
             </w:r>
           </w:p>
         </w:tc>
@@ -6030,9 +3874,103 @@
             <w:r>
               <w:rPr>
                 <w:b w:val="0"/>
-                <w:i w:val="0"/>
-              </w:rPr>
-              <w:t>Báo giá trước (B2)</w:t>
+                <w:i/>
+              </w:rPr>
+              <w:t>"Miyano xác nhận đơn — Trần Văn C · 0987…, 09:05 04/09"</w:t>
+            </w:r>
+          </w:p>
+        </w:tc>
+      </w:tr>
+      <w:tr>
+        <w:tc>
+          <w:tcPr>
+            <w:tcW w:type="dxa" w:w="2880"/>
+          </w:tcPr>
+          <w:p>
+            <w:r/>
+            <w:r>
+              <w:rPr>
+                <w:b w:val="0"/>
+                <w:i w:val="0"/>
+              </w:rPr>
+              <w:t>🔴 Đỏ</w:t>
+            </w:r>
+          </w:p>
+        </w:tc>
+        <w:tc>
+          <w:tcPr>
+            <w:tcW w:type="dxa" w:w="2880"/>
+          </w:tcPr>
+          <w:p>
+            <w:r/>
+            <w:r>
+              <w:rPr>
+                <w:b w:val="0"/>
+                <w:i w:val="0"/>
+              </w:rPr>
+              <w:t>Việc bị trả lại / dừng</w:t>
+            </w:r>
+          </w:p>
+        </w:tc>
+        <w:tc>
+          <w:tcPr>
+            <w:tcW w:type="dxa" w:w="2880"/>
+          </w:tcPr>
+          <w:p>
+            <w:r/>
+            <w:r>
+              <w:rPr>
+                <w:b w:val="0"/>
+                <w:i/>
+              </w:rPr>
+              <w:t>"Quản lý từ chối — lý do: vượt dự trù quý"</w:t>
+            </w:r>
+          </w:p>
+        </w:tc>
+      </w:tr>
+      <w:tr>
+        <w:tc>
+          <w:tcPr>
+            <w:tcW w:type="dxa" w:w="2880"/>
+          </w:tcPr>
+          <w:p>
+            <w:r/>
+            <w:r>
+              <w:rPr>
+                <w:b w:val="0"/>
+                <w:i w:val="0"/>
+              </w:rPr>
+              <w:t>⚪ Xám</w:t>
+            </w:r>
+          </w:p>
+        </w:tc>
+        <w:tc>
+          <w:tcPr>
+            <w:tcW w:type="dxa" w:w="2880"/>
+          </w:tcPr>
+          <w:p>
+            <w:r/>
+            <w:r>
+              <w:rPr>
+                <w:b w:val="0"/>
+                <w:i w:val="0"/>
+              </w:rPr>
+              <w:t>Hệ thống tự làm</w:t>
+            </w:r>
+          </w:p>
+        </w:tc>
+        <w:tc>
+          <w:tcPr>
+            <w:tcW w:type="dxa" w:w="2880"/>
+          </w:tcPr>
+          <w:p>
+            <w:r/>
+            <w:r>
+              <w:rPr>
+                <w:b w:val="0"/>
+                <w:i/>
+              </w:rPr>
+              <w:t>"Đơn hàng được tạo tự động từ phiếu"</w:t>
             </w:r>
           </w:p>
         </w:tc>
@@ -6040,115 +3978,33 @@
     </w:tbl>
     <w:p/>
     <w:p>
-      <w:pPr>
-        <w:pStyle w:val="IntenseQuote"/>
-      </w:pPr>
       <w:r>
         <w:rPr>
           <w:b/>
           <w:i w:val="0"/>
         </w:rPr>
-        <w:t>Chữ "Mua lẻ" ở cột này KHÔNG còn nghĩa "đơn ngoài hợp đồng".</w:t>
-      </w:r>
-      <w:r>
-        <w:rPr>
-          <w:b w:val="0"/>
-          <w:i w:val="0"/>
-        </w:rPr>
-        <w:t xml:space="preserve"> Khách nay đặt hàng hợp đồng và hàng chưa có giá </w:t>
+        <w:t>Số điện thoại bấm được</w:t>
+      </w:r>
+      <w:r>
+        <w:rPr>
+          <w:b w:val="0"/>
+          <w:i w:val="0"/>
+        </w:rPr>
+        <w:t xml:space="preserve"> — trên điện thoại, chạm vào số là gọi thẳng. Đây là mục đích chính của dòng thời gian: khi đơn đứng lại, bạn biết </w:t>
       </w:r>
       <w:r>
         <w:rPr>
           <w:b/>
           <w:i w:val="0"/>
         </w:rPr>
-        <w:t>chung một đơn</w:t>
-      </w:r>
-      <w:r>
-        <w:rPr>
-          <w:b w:val="0"/>
-          <w:i w:val="0"/>
-        </w:rPr>
-        <w:t xml:space="preserve">, nên một đơn ghi "Mua lẻ" có thể chứa cả hai loại dòng: vài dòng đã có giá hợp đồng sẵn, vài dòng để trống chờ bạn điền. Dấu này được đóng </w:t>
-      </w:r>
-      <w:r>
-        <w:rPr>
-          <w:b/>
-          <w:i w:val="0"/>
-        </w:rPr>
-        <w:t>một lần lúc lập đơn</w:t>
-      </w:r>
-      <w:r>
-        <w:rPr>
-          <w:b w:val="0"/>
-          <w:i w:val="0"/>
-        </w:rPr>
-        <w:t xml:space="preserve"> và </w:t>
-      </w:r>
-      <w:r>
-        <w:rPr>
-          <w:b/>
-          <w:i w:val="0"/>
-        </w:rPr>
-        <w:t>không đổi</w:t>
-      </w:r>
-      <w:r>
-        <w:rPr>
-          <w:b w:val="0"/>
-          <w:i w:val="0"/>
-        </w:rPr>
-        <w:t xml:space="preserve"> sau khi bạn điền xong giá — đơn vẫn ghi "Mua lẻ" cho tới hết vòng báo giá, đó là chủ ý để cả thông báo tự động lẫn báo cáo cùng nhìn thấy một sự thật. </w:t>
-      </w:r>
-      <w:r>
-        <w:rPr>
-          <w:b/>
-          <w:i w:val="0"/>
-        </w:rPr>
-        <w:t>Hệ quả với khách:</w:t>
-      </w:r>
-      <w:r>
-        <w:rPr>
-          <w:b w:val="0"/>
-          <w:i w:val="0"/>
-        </w:rPr>
-        <w:t xml:space="preserve"> cả đơn nằm chờ, kể cả phần hàng hợp đồng vốn giao được ngay. Nếu bệnh viện gọi hỏi, câu trả lời đúng là: đơn này có dòng chưa có giá nên đi trọn một vòng báo giá; lần sau cần hàng hợp đồng gấp thì đặt riêng một đơn chỉ gồm hàng hợp đồng.</w:t>
-      </w:r>
-    </w:p>
-    <w:p>
-      <w:r>
-        <w:rPr>
-          <w:b w:val="0"/>
-          <w:i w:val="0"/>
-        </w:rPr>
-        <w:t xml:space="preserve">Báo cáo hỗ trợ: </w:t>
-      </w:r>
-      <w:r>
-        <w:rPr>
-          <w:b/>
-          <w:i w:val="0"/>
-        </w:rPr>
-        <w:t>Đơn chậm xử lý</w:t>
-      </w:r>
-      <w:r>
-        <w:rPr>
-          <w:b w:val="0"/>
-          <w:i w:val="0"/>
-        </w:rPr>
-        <w:t xml:space="preserve"> (quá SLA) và </w:t>
-      </w:r>
-      <w:r>
-        <w:rPr>
-          <w:b/>
-          <w:i w:val="0"/>
-        </w:rPr>
-        <w:t>Demand pipeline yêu cầu hàng hoá</w:t>
-      </w:r>
-      <w:r>
-        <w:rPr>
-          <w:b w:val="0"/>
-          <w:i w:val="0"/>
-        </w:rPr>
-        <w:t>.</w:t>
+        <w:t>hỏi đúng ai</w:t>
+      </w:r>
+      <w:r>
+        <w:rPr>
+          <w:b w:val="0"/>
+          <w:i w:val="0"/>
+        </w:rPr>
+        <w:t xml:space="preserve"> mà không phải gọi tổng đài hỏi vòng.</w:t>
       </w:r>
     </w:p>
     <w:p>
@@ -6160,105 +4016,531 @@
           <w:b/>
           <w:i w:val="0"/>
         </w:rPr>
-        <w:t>Chỗ mở đầu ngày làm việc</w:t>
-      </w:r>
-      <w:r>
-        <w:rPr>
-          <w:b w:val="0"/>
-          <w:i w:val="0"/>
-        </w:rPr>
-        <w:t xml:space="preserve">: workspace </w:t>
-      </w:r>
+        <w:t>Với nhân sự Miyano, cổng hiện tên và số điện thoại — KHÔNG hiện email.</w:t>
+      </w:r>
+      <w:r>
+        <w:rPr>
+          <w:b w:val="0"/>
+          <w:i w:val="0"/>
+        </w:rPr>
+        <w:t xml:space="preserve"> Bạn có quyền biết ai chịu trách nhiệm và gọi được cho họ; hộp thư nội bộ của họ không phải việc của cổng. Với người của chính bệnh viện bạn thì hiện đủ.</w:t>
+      </w:r>
+    </w:p>
+    <w:p>
+      <w:pPr>
+        <w:pStyle w:val="IntenseQuote"/>
+      </w:pPr>
       <w:r>
         <w:rPr>
           <w:b/>
           <w:i w:val="0"/>
         </w:rPr>
-        <w:t>"Kho khách hàng"</w:t>
-      </w:r>
-      <w:r>
-        <w:rPr>
-          <w:b w:val="0"/>
-          <w:i w:val="0"/>
-        </w:rPr>
-        <w:t xml:space="preserve"> (menu Desk → tìm theo tên) gom sẵn mọi việc do khách đẩy sang. Mục </w:t>
-      </w:r>
+        <w:t>Đơn cũ tạo trước 04/09/2026</w:t>
+      </w:r>
+      <w:r>
+        <w:rPr>
+          <w:b w:val="0"/>
+          <w:i w:val="0"/>
+        </w:rPr>
+        <w:t xml:space="preserve"> chỉ có hai dòng (người gửi duyệt, người duyệt), dựng lại từ chính phiếu và được đánh dấu là dòng </w:t>
+      </w:r>
+      <w:r>
+        <w:rPr>
+          <w:b/>
+          <w:i w:val="0"/>
+        </w:rPr>
+        <w:t>dựng lại</w:t>
+      </w:r>
+      <w:r>
+        <w:rPr>
+          <w:b w:val="0"/>
+          <w:i w:val="0"/>
+        </w:rPr>
+        <w:t>. Từ ngày bật sổ trở đi mọi việc đều được ghi ngay lúc nó xảy ra.</w:t>
+      </w:r>
+    </w:p>
+    <w:p>
+      <w:r>
+        <w:rPr>
+          <w:b/>
+          <w:i w:val="0"/>
+        </w:rPr>
+        <w:t>Không ai sửa hay xoá được một dòng đã ghi</w:t>
+      </w:r>
+      <w:r>
+        <w:rPr>
+          <w:b w:val="0"/>
+          <w:i w:val="0"/>
+        </w:rPr>
+        <w:t xml:space="preserve"> — kể cả Miyano, kể cả trên Desk. Sổ này chỉ ghi thêm; đó là lý do nó dùng được để đối chiếu khi hai bên nhớ khác nhau.</w:t>
+      </w:r>
+    </w:p>
+    <w:p>
+      <w:r>
+        <w:rPr>
+          <w:b/>
+          <w:i w:val="0"/>
+        </w:rPr>
+        <w:t>Khối "Yêu cầu &amp; duyệt"</w:t>
+      </w:r>
+      <w:r>
+        <w:rPr>
+          <w:b w:val="0"/>
+          <w:i w:val="0"/>
+        </w:rPr>
+        <w:t xml:space="preserve"> — ai xin, xin lúc nào, vì sao xin; ai duyệt, duyệt lúc nào, duyệt nguyên số hay đã sửa số lượng. Khối này </w:t>
+      </w:r>
+      <w:r>
+        <w:rPr>
+          <w:b/>
+          <w:i w:val="0"/>
+        </w:rPr>
+        <w:t>tự thu gọn</w:t>
+      </w:r>
+      <w:r>
+        <w:rPr>
+          <w:b w:val="0"/>
+          <w:i w:val="0"/>
+        </w:rPr>
+        <w:t xml:space="preserve"> khi đơn đã giao xong — đơn cũ thì không cần giương mắt đọc lại ai đã duyệt mỗi lần mở ra, bấm vào nhãn của khối là mở lại xem đầy đủ.</w:t>
+      </w:r>
+    </w:p>
+    <w:p>
+      <w:r>
+        <w:rPr>
+          <w:b/>
+          <w:i w:val="0"/>
+        </w:rPr>
+        <w:t>Bảng hàng hoá</w:t>
+      </w:r>
+      <w:r>
+        <w:rPr>
+          <w:b w:val="0"/>
+          <w:i w:val="0"/>
+        </w:rPr>
+        <w:t xml:space="preserve"> — mã, tên, ĐVT, SL đặt, đã giao, đơn giá, thành tiền.</w:t>
+      </w:r>
+    </w:p>
+    <w:p>
+      <w:r>
+        <w:rPr>
+          <w:b/>
+          <w:i w:val="0"/>
+        </w:rPr>
+        <w:t>Khối "Đang chờ Miyano xác nhận nguồn"</w:t>
+      </w:r>
+      <w:r>
+        <w:rPr>
+          <w:b w:val="0"/>
+          <w:i w:val="0"/>
+        </w:rPr>
+        <w:t xml:space="preserve"> — các dòng bạn tự gõ tay mà Miyano chưa tìm được mã hàng tương ứng.</w:t>
+      </w:r>
+    </w:p>
+    <w:p>
+      <w:r>
+        <w:rPr>
+          <w:b/>
+          <w:i w:val="0"/>
+        </w:rPr>
+        <w:t>Khối Giao hàng</w:t>
+      </w:r>
+      <w:r>
+        <w:rPr>
+          <w:b w:val="0"/>
+          <w:i w:val="0"/>
+        </w:rPr>
+        <w:t xml:space="preserve"> — mỗi đợt giao là một mục:</w:t>
+      </w:r>
+    </w:p>
+    <w:p>
+      <w:pPr>
+        <w:pStyle w:val="ListBullet"/>
+      </w:pPr>
+      <w:r>
+        <w:rPr>
+          <w:b w:val="0"/>
+          <w:i w:val="0"/>
+        </w:rPr>
+        <w:t>Số phiếu giao, ngày, % của đơn, hãng vận chuyển, số vận đơn</w:t>
+      </w:r>
+    </w:p>
+    <w:p>
+      <w:pPr>
+        <w:pStyle w:val="ListBullet"/>
+      </w:pPr>
+      <w:r>
+        <w:rPr>
+          <w:b w:val="0"/>
+          <w:i w:val="0"/>
+        </w:rPr>
+        <w:t xml:space="preserve">Nút </w:t>
+      </w:r>
+      <w:r>
+        <w:rPr>
+          <w:b/>
+          <w:i w:val="0"/>
+        </w:rPr>
+        <w:t>Phiếu giao đợt n</w:t>
+      </w:r>
+      <w:r>
+        <w:rPr>
+          <w:b w:val="0"/>
+          <w:i w:val="0"/>
+        </w:rPr>
+        <w:t xml:space="preserve"> — xem mục A5b ngay dưới</w:t>
+      </w:r>
+    </w:p>
+    <w:p>
+      <w:pPr>
+        <w:pStyle w:val="ListBullet"/>
+      </w:pPr>
+      <w:r>
+        <w:rPr>
+          <w:b/>
+          <w:i w:val="0"/>
+        </w:rPr>
+        <w:t>Kiểm hàng đợt này</w:t>
+      </w:r>
+      <w:r>
+        <w:rPr>
+          <w:b w:val="0"/>
+          <w:i w:val="0"/>
+        </w:rPr>
+        <w:t xml:space="preserve"> (hoặc badge trạng thái nếu đã kiểm) — xem A6</w:t>
+      </w:r>
+    </w:p>
+    <w:p>
+      <w:pPr>
+        <w:pStyle w:val="ListBullet"/>
+      </w:pPr>
       <w:r>
         <w:rPr>
           <w:b w:val="0"/>
           <w:i/>
         </w:rPr>
-        <w:t>Việc từ cổng khách hàng</w:t>
-      </w:r>
-      <w:r>
-        <w:rPr>
-          <w:b w:val="0"/>
-          <w:i w:val="0"/>
-        </w:rPr>
-        <w:t xml:space="preserve"> có hai nút kèm </w:t>
+        <w:t>Phiếu nhập kho</w:t>
+      </w:r>
+      <w:r>
+        <w:rPr>
+          <w:b w:val="0"/>
+          <w:i w:val="0"/>
+        </w:rPr>
+        <w:t xml:space="preserve"> — chỉ hiện nếu đơn vị bạn đã mở kho</w:t>
+      </w:r>
+    </w:p>
+    <w:p>
+      <w:pPr>
+        <w:pStyle w:val="ListBullet"/>
+      </w:pPr>
+      <w:r>
+        <w:rPr>
+          <w:b w:val="0"/>
+          <w:i/>
+        </w:rPr>
+        <w:t>Hoá đơn</w:t>
+      </w:r>
+      <w:r>
+        <w:rPr>
+          <w:b w:val="0"/>
+          <w:i w:val="0"/>
+        </w:rPr>
+        <w:t xml:space="preserve"> (huy hiệu </w:t>
       </w:r>
       <w:r>
         <w:rPr>
           <w:b/>
           <w:i w:val="0"/>
         </w:rPr>
-        <w:t>con số việc đang chờ</w:t>
-      </w:r>
-      <w:r>
-        <w:rPr>
-          <w:b w:val="0"/>
-          <w:i w:val="0"/>
-        </w:rPr>
-        <w:t xml:space="preserve">: </w:t>
+        <w:t>Chưa phát hành</w:t>
+      </w:r>
+      <w:r>
+        <w:rPr>
+          <w:b w:val="0"/>
+          <w:i w:val="0"/>
+        </w:rPr>
+        <w:t xml:space="preserve">) — bấm ▸ để xem nội dung hoá đơn điện tử trước khi Miyano phát hành. Xem được, tải được, nhưng </w:t>
       </w:r>
       <w:r>
         <w:rPr>
           <w:b/>
           <w:i w:val="0"/>
         </w:rPr>
-        <w:t>Biên bản kiểm hàng</w:t>
-      </w:r>
-      <w:r>
-        <w:rPr>
-          <w:b w:val="0"/>
-          <w:i w:val="0"/>
-        </w:rPr>
-        <w:t xml:space="preserve"> và </w:t>
-      </w:r>
+        <w:t>chưa phải chứng từ thuế</w:t>
+      </w:r>
+      <w:r>
+        <w:rPr>
+          <w:b w:val="0"/>
+          <w:i w:val="0"/>
+        </w:rPr>
+        <w:t xml:space="preserve"> — cổng nói rõ điều đó ngay trên khối, và tệp tải về mang tên </w:t>
+      </w:r>
+      <w:r>
+        <w:rPr>
+          <w:rFonts w:ascii="Consolas" w:hAnsi="Consolas"/>
+          <w:b w:val="0"/>
+          <w:i w:val="0"/>
+          <w:color w:val="B03030"/>
+          <w:sz w:val="19"/>
+        </w:rPr>
+        <w:t>Nhap_*.pdf</w:t>
+      </w:r>
+      <w:r>
+        <w:rPr>
+          <w:b w:val="0"/>
+          <w:i w:val="0"/>
+        </w:rPr>
+        <w:t xml:space="preserve"> để một file đã lưu vẫn tự khai nó là bản gì</w:t>
+      </w:r>
+    </w:p>
+    <w:p>
       <w:r>
         <w:rPr>
           <w:b/>
           <w:i w:val="0"/>
         </w:rPr>
-        <w:t>Yêu cầu hàng hoá</w:t>
-      </w:r>
-      <w:r>
-        <w:rPr>
-          <w:b w:val="0"/>
-          <w:i w:val="0"/>
-        </w:rPr>
-        <w:t xml:space="preserve">, cạnh đó là hai báo cáo </w:t>
+        <w:t>Khối "Miyano đã hẹn lại"</w:t>
+      </w:r>
+      <w:r>
+        <w:rPr>
+          <w:b w:val="0"/>
+          <w:i w:val="0"/>
+        </w:rPr>
+        <w:t xml:space="preserve"> </w:t>
       </w:r>
       <w:r>
         <w:rPr>
           <w:b w:val="0"/>
           <w:i/>
         </w:rPr>
-        <w:t>Đối soát giao nhận</w:t>
-      </w:r>
-      <w:r>
-        <w:rPr>
-          <w:b w:val="0"/>
-          <w:i w:val="0"/>
-        </w:rPr>
-        <w:t xml:space="preserve"> và </w:t>
+        <w:t>(nếu có)</w:t>
+      </w:r>
+      <w:r>
+        <w:rPr>
+          <w:b w:val="0"/>
+          <w:i w:val="0"/>
+        </w:rPr>
+        <w:t xml:space="preserve"> — hiện khi Miyano báo chưa đủ hàng:</w:t>
+      </w:r>
+    </w:p>
+    <w:p>
+      <w:pPr>
+        <w:pStyle w:val="IntenseQuote"/>
+      </w:pPr>
+      <w:r>
+        <w:rPr>
+          <w:b w:val="0"/>
+          <w:i w:val="0"/>
+        </w:rPr>
+        <w:t xml:space="preserve">🟠 </w:t>
+      </w:r>
+      <w:r>
+        <w:rPr>
+          <w:b/>
+          <w:i w:val="0"/>
+        </w:rPr>
+        <w:t>Sẽ giao bù</w:t>
+      </w:r>
+      <w:r>
+        <w:rPr>
+          <w:b w:val="0"/>
+          <w:i w:val="0"/>
+        </w:rPr>
+        <w:t xml:space="preserve"> — Dự kiến giao 21/08/2026 </w:t>
       </w:r>
       <w:r>
         <w:rPr>
           <w:b w:val="0"/>
           <w:i/>
         </w:rPr>
-        <w:t>Đơn chậm xử lý</w:t>
+        <w:t>Giao bù 1 hộp thay thế hàng hỏng, hàng về kho ngày 21/08</w:t>
+      </w:r>
+    </w:p>
+    <w:p>
+      <w:r>
+        <w:rPr>
+          <w:b w:val="0"/>
+          <w:i w:val="0"/>
+        </w:rPr>
+        <w:t xml:space="preserve">Khối này </w:t>
+      </w:r>
+      <w:r>
+        <w:rPr>
+          <w:b/>
+          <w:i w:val="0"/>
+        </w:rPr>
+        <w:t>tự biến mất</w:t>
+      </w:r>
+      <w:r>
+        <w:rPr>
+          <w:b w:val="0"/>
+          <w:i w:val="0"/>
+        </w:rPr>
+        <w:t xml:space="preserve"> khi Miyano đã giao đợt tiếp theo.</w:t>
+      </w:r>
+    </w:p>
+    <w:p>
+      <w:r>
+        <w:rPr>
+          <w:b/>
+          <w:i w:val="0"/>
+        </w:rPr>
+        <w:t>Khối "Hoá đơn của đơn này"</w:t>
+      </w:r>
+      <w:r>
+        <w:rPr>
+          <w:b w:val="0"/>
+          <w:i w:val="0"/>
+        </w:rPr>
+        <w:t xml:space="preserve"> — danh sách hoá đơn phát sinh từ chính đơn này, kèm số tiền, còn nợ, hạn thanh toán.</w:t>
+      </w:r>
+    </w:p>
+    <w:p>
+      <w:r>
+        <w:rPr>
+          <w:b/>
+          <w:i w:val="0"/>
+        </w:rPr>
+        <w:t>Bấm vào số hoá đơn</w:t>
+      </w:r>
+      <w:r>
+        <w:rPr>
+          <w:b w:val="0"/>
+          <w:i w:val="0"/>
+        </w:rPr>
+        <w:t xml:space="preserve"> để mở trang </w:t>
+      </w:r>
+      <w:r>
+        <w:rPr>
+          <w:b w:val="0"/>
+          <w:i/>
+        </w:rPr>
+        <w:t>Hoá đơn &amp; công nợ</w:t>
+      </w:r>
+      <w:r>
+        <w:rPr>
+          <w:b w:val="0"/>
+          <w:i w:val="0"/>
+        </w:rPr>
+        <w:t xml:space="preserve"> với đúng hoá đơn đó đã xổ sẵn — thấy được trạng thái hoá đơn điện tử, bản chính, các bản điều chỉnh hoặc thay thế, và nút yêu cầu hỗ trợ. Bấm </w:t>
+      </w:r>
+      <w:r>
+        <w:rPr>
+          <w:b/>
+          <w:i w:val="0"/>
+        </w:rPr>
+        <w:t>Xem tất cả hoá đơn</w:t>
+      </w:r>
+      <w:r>
+        <w:rPr>
+          <w:b w:val="0"/>
+          <w:i w:val="0"/>
+        </w:rPr>
+        <w:t xml:space="preserve"> để quay lại danh sách đầy đủ.</w:t>
+      </w:r>
+    </w:p>
+    <w:p>
+      <w:r>
+        <w:rPr>
+          <w:b w:val="0"/>
+          <w:i w:val="0"/>
+        </w:rPr>
+        <w:t xml:space="preserve">Nút ⬇ </w:t>
+      </w:r>
+      <w:r>
+        <w:rPr>
+          <w:b/>
+          <w:i w:val="0"/>
+        </w:rPr>
+        <w:t>PDF</w:t>
+      </w:r>
+      <w:r>
+        <w:rPr>
+          <w:b w:val="0"/>
+          <w:i w:val="0"/>
+        </w:rPr>
+        <w:t xml:space="preserve"> giao </w:t>
+      </w:r>
+      <w:r>
+        <w:rPr>
+          <w:b/>
+          <w:i w:val="0"/>
+        </w:rPr>
+        <w:t>bản thể hiện hoá đơn điện tử do Fast phát hành</w:t>
+      </w:r>
+      <w:r>
+        <w:rPr>
+          <w:b w:val="0"/>
+          <w:i w:val="0"/>
+        </w:rPr>
+        <w:t xml:space="preserve"> — đúng tờ có giá trị tra cứu, không phải bản in nội bộ của hệ thống. Hoá đơn chưa phát hành thì </w:t>
+      </w:r>
+      <w:r>
+        <w:rPr>
+          <w:b/>
+          <w:i w:val="0"/>
+        </w:rPr>
+        <w:t>không có nút</w:t>
+      </w:r>
+      <w:r>
+        <w:rPr>
+          <w:b w:val="0"/>
+          <w:i w:val="0"/>
+        </w:rPr>
+        <w:t xml:space="preserve"> này; chỗ đó hiện trạng thái hiện tại, để bạn biết hoá đơn đang ở đâu thay vì bấm vào một nút chỉ báo lỗi.</w:t>
+      </w:r>
+    </w:p>
+    <w:p>
+      <w:r>
+        <w:rPr>
+          <w:b w:val="0"/>
+          <w:i w:val="0"/>
+        </w:rPr>
+        <w:t xml:space="preserve">Riêng nút ⬇ </w:t>
+      </w:r>
+      <w:r>
+        <w:rPr>
+          <w:b/>
+          <w:i w:val="0"/>
+        </w:rPr>
+        <w:t>PDF đơn hàng</w:t>
+      </w:r>
+      <w:r>
+        <w:rPr>
+          <w:b w:val="0"/>
+          <w:i w:val="0"/>
+        </w:rPr>
+        <w:t xml:space="preserve"> phía dưới vẫn là bản in đơn hàng — đơn hàng là chứng từ nội bộ, không phải hoá đơn.</w:t>
+      </w:r>
+    </w:p>
+    <w:p>
+      <w:r>
+        <w:rPr>
+          <w:b w:val="0"/>
+          <w:i w:val="0"/>
+        </w:rPr>
+        <w:t xml:space="preserve">Cuối trang: ⬇ </w:t>
+      </w:r>
+      <w:r>
+        <w:rPr>
+          <w:b/>
+          <w:i w:val="0"/>
+        </w:rPr>
+        <w:t>PDF đơn hàng</w:t>
+      </w:r>
+      <w:r>
+        <w:rPr>
+          <w:b w:val="0"/>
+          <w:i w:val="0"/>
+        </w:rPr>
+        <w:t xml:space="preserve"> · 🔁 </w:t>
+      </w:r>
+      <w:r>
+        <w:rPr>
+          <w:b/>
+          <w:i w:val="0"/>
+        </w:rPr>
+        <w:t>Đặt lại đơn này</w:t>
       </w:r>
       <w:r>
         <w:rPr>
@@ -6266,6 +4548,50 @@
           <w:i w:val="0"/>
         </w:rPr>
         <w:t>.</w:t>
+      </w:r>
+    </w:p>
+    <w:p>
+      <w:r>
+        <w:rPr>
+          <w:b/>
+          <w:i w:val="0"/>
+        </w:rPr>
+        <w:t>Đặt lại đơn này</w:t>
+      </w:r>
+      <w:r>
+        <w:rPr>
+          <w:b w:val="0"/>
+          <w:i w:val="0"/>
+        </w:rPr>
+        <w:t xml:space="preserve"> dựng sẵn một yêu cầu </w:t>
+      </w:r>
+      <w:r>
+        <w:rPr>
+          <w:b/>
+          <w:i w:val="0"/>
+        </w:rPr>
+        <w:t>Nháp</w:t>
+      </w:r>
+      <w:r>
+        <w:rPr>
+          <w:b w:val="0"/>
+          <w:i w:val="0"/>
+        </w:rPr>
+        <w:t xml:space="preserve"> mang đúng các mặt hàng của đơn cũ rồi mở màn </w:t>
+      </w:r>
+      <w:r>
+        <w:rPr>
+          <w:b/>
+          <w:i w:val="0"/>
+        </w:rPr>
+        <w:t>Đặt hàng</w:t>
+      </w:r>
+      <w:r>
+        <w:rPr>
+          <w:b w:val="0"/>
+          <w:i w:val="0"/>
+        </w:rPr>
+        <w:t xml:space="preserve"> cho bạn sửa tiếp. Mặt hàng nào không còn đặt lại được (ngừng kinh doanh, hết hạn mức…) sẽ được nêu tên kèm lý do, không bị bỏ đi lặng lẽ.</w:t>
       </w:r>
     </w:p>
     <w:p>
@@ -6281,33 +4607,58 @@
         <w:pStyle w:val="Heading2"/>
       </w:pPr>
       <w:r>
-        <w:t>B2. Báo giá một đơn có dòng chưa có giá</w:t>
+        <w:t>A5b. Phiếu giao hàng — tờ giấy hai bên ký</w:t>
       </w:r>
     </w:p>
     <w:p>
-      <w:pPr>
-        <w:pStyle w:val="IntenseQuote"/>
-      </w:pPr>
-      <w:r>
-        <w:rPr>
-          <w:b w:val="0"/>
-          <w:i w:val="0"/>
-        </w:rPr>
-        <w:t xml:space="preserve">Đây là câu trả lời cho </w:t>
-      </w:r>
-      <w:r>
-        <w:rPr>
-          <w:b w:val="0"/>
-          <w:i/>
-        </w:rPr>
-        <w:t>"báo giá cho khách hàng khi khách mua vật tư không có trong hợp đồng"</w:t>
-      </w:r>
-      <w:r>
-        <w:rPr>
-          <w:b w:val="0"/>
-          <w:i w:val="0"/>
-        </w:rPr>
-        <w:t>.</w:t>
+      <w:r>
+        <w:rPr>
+          <w:b w:val="0"/>
+          <w:i w:val="0"/>
+        </w:rPr>
+        <w:t xml:space="preserve">Nút </w:t>
+      </w:r>
+      <w:r>
+        <w:rPr>
+          <w:b/>
+          <w:i w:val="0"/>
+        </w:rPr>
+        <w:t>Phiếu giao đợt n</w:t>
+      </w:r>
+      <w:r>
+        <w:rPr>
+          <w:b w:val="0"/>
+          <w:i w:val="0"/>
+        </w:rPr>
+        <w:t xml:space="preserve"> phát đúng tờ </w:t>
+      </w:r>
+      <w:r>
+        <w:rPr>
+          <w:b/>
+          <w:i w:val="0"/>
+        </w:rPr>
+        <w:t>Phiếu xuất kho kiêm biên bản bàn giao</w:t>
+      </w:r>
+      <w:r>
+        <w:rPr>
+          <w:b w:val="0"/>
+          <w:i w:val="0"/>
+        </w:rPr>
+        <w:t xml:space="preserve"> (mẫu 02-VT theo Thông tư 99/2025/TT-BTC) — </w:t>
+      </w:r>
+      <w:r>
+        <w:rPr>
+          <w:b/>
+          <w:i w:val="0"/>
+        </w:rPr>
+        <w:t>cùng một tờ mà lái xe đưa bạn ký lúc nhận hàng</w:t>
+      </w:r>
+      <w:r>
+        <w:rPr>
+          <w:b w:val="0"/>
+          <w:i w:val="0"/>
+        </w:rPr>
+        <w:t>, cùng bố cục, có cột Số lô và Hạn dùng, có ô ký của cả hai bên.</w:t>
       </w:r>
     </w:p>
     <w:p>
@@ -6316,37 +4667,16 @@
           <w:b w:val="0"/>
           <w:i w:val="0"/>
         </w:rPr>
-        <w:t>Mở đơn, làm hai việc rồi bấm một nút:</w:t>
+        <w:t>Trước bản này nút đó phát một tờ khác — bản giao hàng thương mại. Hai tờ giấy nói về cùng một lần giao mà khác hình thức là thứ không giải thích được lúc đối soát công nợ hay lúc thanh tra hỏi.</w:t>
       </w:r>
     </w:p>
     <w:p>
       <w:r>
         <w:rPr>
-          <w:b/>
-          <w:i w:val="0"/>
-        </w:rPr>
-        <w:t>1. Xử lý bảng "Dòng đặt ngoài (chưa có trong danh mục)"</w:t>
-      </w:r>
-      <w:r>
-        <w:rPr>
-          <w:b w:val="0"/>
-          <w:i w:val="0"/>
-        </w:rPr>
-        <w:t xml:space="preserve"> — đây là những mặt hàng khách </w:t>
-      </w:r>
-      <w:r>
-        <w:rPr>
-          <w:b/>
-          <w:i w:val="0"/>
-        </w:rPr>
-        <w:t>tự gõ tay</w:t>
-      </w:r>
-      <w:r>
-        <w:rPr>
-          <w:b w:val="0"/>
-          <w:i w:val="0"/>
-        </w:rPr>
-        <w:t xml:space="preserve"> vì hệ thống chưa có mã:</w:t>
+          <w:b w:val="0"/>
+          <w:i w:val="0"/>
+        </w:rPr>
+        <w:t>Hai điều cần biết:</w:t>
       </w:r>
     </w:p>
     <w:p>
@@ -6355,155 +4685,31 @@
       </w:pPr>
       <w:r>
         <w:rPr>
-          <w:b w:val="0"/>
-          <w:i w:val="0"/>
-        </w:rPr>
-        <w:t xml:space="preserve">Tìm được mã hàng tương ứng → điền vào cột </w:t>
-      </w:r>
-      <w:r>
-        <w:rPr>
           <w:b/>
           <w:i w:val="0"/>
         </w:rPr>
-        <w:t>Mã hàng khớp</w:t>
-      </w:r>
-      <w:r>
-        <w:rPr>
-          <w:b w:val="0"/>
-          <w:i w:val="0"/>
-        </w:rPr>
-        <w:t xml:space="preserve"> rồi </w:t>
+        <w:t>Có bản đã ký thì bạn nhận đúng bản đã ký.</w:t>
+      </w:r>
+      <w:r>
+        <w:rPr>
+          <w:b w:val="0"/>
+          <w:i w:val="0"/>
+        </w:rPr>
+        <w:t xml:space="preserve"> Khi Miyano quét tờ hai bên đã ký và đính vào phiếu giao, nút này phát thẳng bản quét đó thay cho bản in lại. Nếu vì lý do kỹ thuật cổng không phát được bản quét, bạn vẫn nhận được bản in nhưng </w:t>
       </w:r>
       <w:r>
         <w:rPr>
           <w:b/>
           <w:i w:val="0"/>
         </w:rPr>
-        <w:t>Lưu</w:t>
-      </w:r>
-      <w:r>
-        <w:rPr>
-          <w:b w:val="0"/>
-          <w:i w:val="0"/>
-        </w:rPr>
-        <w:t xml:space="preserve">. Hệ thống </w:t>
-      </w:r>
-      <w:r>
-        <w:rPr>
-          <w:b/>
-          <w:i w:val="0"/>
-        </w:rPr>
-        <w:t>tự dựng một dòng hàng thật</w:t>
-      </w:r>
-      <w:r>
-        <w:rPr>
-          <w:b w:val="0"/>
-          <w:i w:val="0"/>
-        </w:rPr>
-        <w:t xml:space="preserve"> cho nó ngay trong bảng </w:t>
-      </w:r>
-      <w:r>
-        <w:rPr>
-          <w:rFonts w:ascii="Consolas" w:hAnsi="Consolas"/>
-          <w:b w:val="0"/>
-          <w:i w:val="0"/>
-          <w:color w:val="B03030"/>
-          <w:sz w:val="19"/>
-        </w:rPr>
-        <w:t>Items</w:t>
-      </w:r>
-      <w:r>
-        <w:rPr>
-          <w:b w:val="0"/>
-          <w:i w:val="0"/>
-        </w:rPr>
-        <w:t xml:space="preserve">. Nếu mã đó nằm trong hợp đồng còn hiệu lực của khách thì dòng mang luôn giá hợp đồng; </w:t>
-      </w:r>
-      <w:r>
-        <w:rPr>
-          <w:b/>
-          <w:i w:val="0"/>
-        </w:rPr>
-        <w:t xml:space="preserve">nếu không thì đơn giá về </w:t>
-      </w:r>
-      <w:r>
-        <w:rPr>
-          <w:rFonts w:ascii="Consolas" w:hAnsi="Consolas"/>
-          <w:b/>
-          <w:i w:val="0"/>
-          <w:color w:val="B03030"/>
-          <w:sz w:val="19"/>
-        </w:rPr>
-        <w:t>0</w:t>
-      </w:r>
-      <w:r>
-        <w:rPr>
-          <w:b/>
-          <w:i w:val="0"/>
-        </w:rPr>
-        <w:t xml:space="preserve"> và bạn phải điền lại</w:t>
-      </w:r>
-      <w:r>
-        <w:rPr>
-          <w:b w:val="0"/>
-          <w:i w:val="0"/>
-        </w:rPr>
-        <w:t xml:space="preserve"> — để nguyên </w:t>
-      </w:r>
-      <w:r>
-        <w:rPr>
-          <w:rFonts w:ascii="Consolas" w:hAnsi="Consolas"/>
-          <w:b w:val="0"/>
-          <w:i w:val="0"/>
-          <w:color w:val="B03030"/>
-          <w:sz w:val="19"/>
-        </w:rPr>
-        <w:t>0</w:t>
-      </w:r>
-      <w:r>
-        <w:rPr>
-          <w:b w:val="0"/>
-          <w:i w:val="0"/>
-        </w:rPr>
-        <w:t xml:space="preserve"> sẽ ăn chốt </w:t>
-      </w:r>
-      <w:r>
-        <w:rPr>
-          <w:b w:val="0"/>
-          <w:i/>
-        </w:rPr>
-        <w:t>"Thiếu giá"</w:t>
-      </w:r>
-      <w:r>
-        <w:rPr>
-          <w:b w:val="0"/>
-          <w:i w:val="0"/>
-        </w:rPr>
-        <w:t xml:space="preserve"> lúc gửi khách duyệt. Dòng giữ chỗ </w:t>
-      </w:r>
-      <w:r>
-        <w:rPr>
-          <w:rFonts w:ascii="Consolas" w:hAnsi="Consolas"/>
-          <w:b w:val="0"/>
-          <w:i w:val="0"/>
-          <w:color w:val="B03030"/>
-          <w:sz w:val="19"/>
-        </w:rPr>
-        <w:t>HANG-DAT-NGOAI</w:t>
-      </w:r>
-      <w:r>
-        <w:rPr>
-          <w:b w:val="0"/>
-          <w:i w:val="0"/>
-        </w:rPr>
-        <w:t xml:space="preserve"> (nếu có) được gỡ luôn trong cùng lần lưu đó. </w:t>
-      </w:r>
-      <w:r>
-        <w:rPr>
-          <w:b w:val="0"/>
-          <w:i/>
-        </w:rPr>
-        <w:t>Trước đây bạn phải tự thêm dòng — nay đừng thêm tay nữa, sẽ thành hai dòng.</w:t>
+        <w:t>trên đầu tờ có dòng chữ đỏ báo đây là bản in lại chưa có chữ ký</w:t>
+      </w:r>
+      <w:r>
+        <w:rPr>
+          <w:b w:val="0"/>
+          <w:i w:val="0"/>
+        </w:rPr>
+        <w:t xml:space="preserve"> kèm số điện thoại của Miyano — không bao giờ có chuyện đưa bạn tờ chưa ký mà không nói gì.</w:t>
       </w:r>
     </w:p>
     <w:p>
@@ -6512,141 +4718,63 @@
       </w:pPr>
       <w:r>
         <w:rPr>
-          <w:b w:val="0"/>
-          <w:i w:val="0"/>
-        </w:rPr>
-        <w:t>Không đáp ứng được → vẫn phải đánh dấu đã xử lý, và nên ghi chú lý do.</w:t>
+          <w:b/>
+          <w:i w:val="0"/>
+        </w:rPr>
+        <w:t>Phiếu mở ngay trong trình duyệt</w:t>
+      </w:r>
+      <w:r>
+        <w:rPr>
+          <w:b w:val="0"/>
+          <w:i w:val="0"/>
+        </w:rPr>
+        <w:t>, không tải về máy. Muốn giữ lại thì lưu hoặc in từ chính trang đang mở. Riêng bản quét ở định dạng ảnh TIF thì trình duyệt không dựng được, nên nó tải về như một tệp.</w:t>
       </w:r>
     </w:p>
     <w:p>
-      <w:r>
-        <w:rPr>
-          <w:b/>
-          <w:i w:val="0"/>
-        </w:rPr>
-        <w:t>2. Điền đơn giá</w:t>
-      </w:r>
-      <w:r>
-        <w:rPr>
-          <w:b w:val="0"/>
-          <w:i w:val="0"/>
-        </w:rPr>
-        <w:t xml:space="preserve"> cho những dòng đang là </w:t>
-      </w:r>
-      <w:r>
-        <w:rPr>
-          <w:rFonts w:ascii="Consolas" w:hAnsi="Consolas"/>
-          <w:b w:val="0"/>
-          <w:i w:val="0"/>
-          <w:color w:val="B03030"/>
-          <w:sz w:val="19"/>
-        </w:rPr>
-        <w:t>0</w:t>
-      </w:r>
-      <w:r>
-        <w:rPr>
-          <w:b w:val="0"/>
-          <w:i w:val="0"/>
-        </w:rPr>
-        <w:t xml:space="preserve"> trong bảng </w:t>
-      </w:r>
-      <w:r>
-        <w:rPr>
-          <w:rFonts w:ascii="Consolas" w:hAnsi="Consolas"/>
-          <w:b w:val="0"/>
-          <w:i w:val="0"/>
-          <w:color w:val="B03030"/>
-          <w:sz w:val="19"/>
-        </w:rPr>
-        <w:t>Items</w:t>
-      </w:r>
-      <w:r>
-        <w:rPr>
-          <w:b w:val="0"/>
-          <w:i w:val="0"/>
-        </w:rPr>
-        <w:t>.</w:t>
+      <w:pPr>
+        <w:jc w:val="center"/>
+      </w:pPr>
+      <w:r>
+        <w:t>────────────────────────────────────────────────────────────</w:t>
       </w:r>
     </w:p>
     <w:p>
-      <w:r>
-        <w:rPr>
-          <w:b/>
-          <w:i w:val="0"/>
-        </w:rPr>
-        <w:t>3. Bấm nút workflow "Gửi khách duyệt"</w:t>
-      </w:r>
-      <w:r>
-        <w:rPr>
-          <w:b w:val="0"/>
-          <w:i w:val="0"/>
-        </w:rPr>
-        <w:t xml:space="preserve"> (góc trên bên phải).</w:t>
+      <w:pPr>
+        <w:pStyle w:val="Heading2"/>
+      </w:pPr>
+      <w:r>
+        <w:t>A6. Kiểm hàng khi nhận — nhận một phần, trả lại phần hỏng</w:t>
       </w:r>
     </w:p>
     <w:p>
       <w:r>
         <w:rPr>
-          <w:b w:val="0"/>
-          <w:i w:val="0"/>
-        </w:rPr>
-        <w:t xml:space="preserve">Đơn chuyển sang </w:t>
-      </w:r>
-      <w:r>
-        <w:rPr>
           <w:b/>
           <w:i w:val="0"/>
         </w:rPr>
-        <w:t>"Chờ khách đồng ý"</w:t>
-      </w:r>
-      <w:r>
-        <w:rPr>
-          <w:b w:val="0"/>
-          <w:i w:val="0"/>
-        </w:rPr>
-        <w:t xml:space="preserve">, khách nhận </w:t>
+        <w:t>Áp dụng cho mọi đơn</w:t>
+      </w:r>
+      <w:r>
+        <w:rPr>
+          <w:b w:val="0"/>
+          <w:i w:val="0"/>
+        </w:rPr>
+        <w:t xml:space="preserve"> và </w:t>
       </w:r>
       <w:r>
         <w:rPr>
           <w:b/>
           <w:i w:val="0"/>
         </w:rPr>
-        <w:t>thông báo trên cổng</w:t>
-      </w:r>
-      <w:r>
-        <w:rPr>
-          <w:b w:val="0"/>
-          <w:i w:val="0"/>
-        </w:rPr>
-        <w:t xml:space="preserve"> và tự tải được </w:t>
-      </w:r>
-      <w:r>
-        <w:rPr>
-          <w:b/>
-          <w:i w:val="0"/>
-        </w:rPr>
-        <w:t>PDF báo giá</w:t>
-      </w:r>
-      <w:r>
-        <w:rPr>
-          <w:b w:val="0"/>
-          <w:i w:val="0"/>
-        </w:rPr>
-        <w:t xml:space="preserve"> ở đó. PDF </w:t>
-      </w:r>
-      <w:r>
-        <w:rPr>
-          <w:b/>
-          <w:i w:val="0"/>
-        </w:rPr>
-        <w:t>cố ý không đính kèm email</w:t>
-      </w:r>
-      <w:r>
-        <w:rPr>
-          <w:b w:val="0"/>
-          <w:i w:val="0"/>
-        </w:rPr>
-        <w:t xml:space="preserve"> — xem [D](#d--sự-cố-thường-gặp).</w:t>
+        <w:t>mọi khách hàng</w:t>
+      </w:r>
+      <w:r>
+        <w:rPr>
+          <w:b w:val="0"/>
+          <w:i w:val="0"/>
+        </w:rPr>
+        <w:t>, kể cả đơn vị chưa mở kho.</w:t>
       </w:r>
     </w:p>
     <w:p>
@@ -6655,7 +4783,44 @@
           <w:b w:val="0"/>
           <w:i w:val="0"/>
         </w:rPr>
-        <w:t>Ba chốt chặn sẽ báo lỗi nếu bỏ sót:</w:t>
+        <w:t xml:space="preserve">Vào chi tiết đơn → khối Giao hàng → </w:t>
+      </w:r>
+      <w:r>
+        <w:rPr>
+          <w:b/>
+          <w:i w:val="0"/>
+        </w:rPr>
+        <w:t>Kiểm hàng đợt này</w:t>
+      </w:r>
+      <w:r>
+        <w:rPr>
+          <w:b w:val="0"/>
+          <w:i w:val="0"/>
+        </w:rPr>
+        <w:t>.</w:t>
+      </w:r>
+    </w:p>
+    <w:p>
+      <w:r>
+        <w:rPr>
+          <w:b w:val="0"/>
+          <w:i w:val="0"/>
+        </w:rPr>
+        <w:t xml:space="preserve">Màn hình hiện bảng đối chiếu, </w:t>
+      </w:r>
+      <w:r>
+        <w:rPr>
+          <w:b/>
+          <w:i w:val="0"/>
+        </w:rPr>
+        <w:t>mặc định là "nhận đủ"</w:t>
+      </w:r>
+      <w:r>
+        <w:rPr>
+          <w:b w:val="0"/>
+          <w:i w:val="0"/>
+        </w:rPr>
+        <w:t xml:space="preserve"> — nếu hàng về đủ và tốt, bạn chỉ cần bấm Gửi.</w:t>
       </w:r>
     </w:p>
     <w:tbl>
@@ -6684,7 +4849,7 @@
                 <w:b/>
                 <w:i w:val="0"/>
               </w:rPr>
-              <w:t>Lỗi báo ra</w:t>
+              <w:t>Cột</w:t>
             </w:r>
           </w:p>
         </w:tc>
@@ -6703,7 +4868,7 @@
                 <w:b/>
                 <w:i w:val="0"/>
               </w:rPr>
-              <w:t>Nghĩa</w:t>
+              <w:t>Ý nghĩa</w:t>
             </w:r>
           </w:p>
         </w:tc>
@@ -6717,10 +4882,10 @@
             <w:r/>
             <w:r>
               <w:rPr>
-                <w:b w:val="0"/>
-                <w:i w:val="0"/>
-              </w:rPr>
-              <w:t>Còn dòng đặt ngoài chưa xử lý</w:t>
+                <w:b/>
+                <w:i w:val="0"/>
+              </w:rPr>
+              <w:t>SL giao</w:t>
             </w:r>
           </w:p>
         </w:tc>
@@ -6735,7 +4900,7 @@
                 <w:b w:val="0"/>
                 <w:i w:val="0"/>
               </w:rPr>
-              <w:t>Chưa khớp mã hoặc chưa đánh dấu</w:t>
+              <w:t>Số Miyano ghi trên phiếu giao (không sửa được)</w:t>
             </w:r>
           </w:p>
         </w:tc>
@@ -6749,20 +4914,10 @@
             <w:r/>
             <w:r>
               <w:rPr>
-                <w:b w:val="0"/>
-                <w:i w:val="0"/>
-              </w:rPr>
-              <w:t xml:space="preserve">Còn dòng </w:t>
-            </w:r>
-            <w:r>
-              <w:rPr>
-                <w:rFonts w:ascii="Consolas" w:hAnsi="Consolas"/>
-                <w:b w:val="0"/>
-                <w:i w:val="0"/>
-                <w:color w:val="B03030"/>
-                <w:sz w:val="19"/>
-              </w:rPr>
-              <w:t>HANG-DAT-NGOAI</w:t>
+                <w:b/>
+                <w:i w:val="0"/>
+              </w:rPr>
+              <w:t>Nhận tốt</w:t>
             </w:r>
           </w:p>
         </w:tc>
@@ -6777,7 +4932,7 @@
                 <w:b w:val="0"/>
                 <w:i w:val="0"/>
               </w:rPr>
-              <w:t>Dòng giữ chỗ còn sót lại trong bảng hàng — gỡ đi</w:t>
+              <w:t>Số bạn nhận và dùng được</w:t>
             </w:r>
           </w:p>
         </w:tc>
@@ -6791,10 +4946,10 @@
             <w:r/>
             <w:r>
               <w:rPr>
-                <w:b w:val="0"/>
-                <w:i w:val="0"/>
-              </w:rPr>
-              <w:t>Thiếu giá</w:t>
+                <w:b/>
+                <w:i w:val="0"/>
+              </w:rPr>
+              <w:t>Hỏng, trả lại</w:t>
             </w:r>
           </w:p>
         </w:tc>
@@ -6809,7 +4964,1453 @@
                 <w:b w:val="0"/>
                 <w:i w:val="0"/>
               </w:rPr>
-              <w:t>Có dòng đơn giá = 0</w:t>
+              <w:t>Số hàng hỏng, bạn muốn Miyano thu hồi</w:t>
+            </w:r>
+          </w:p>
+        </w:tc>
+      </w:tr>
+      <w:tr>
+        <w:tc>
+          <w:tcPr>
+            <w:tcW w:type="dxa" w:w="4320"/>
+          </w:tcPr>
+          <w:p>
+            <w:r/>
+            <w:r>
+              <w:rPr>
+                <w:b/>
+                <w:i w:val="0"/>
+              </w:rPr>
+              <w:t>Thiếu</w:t>
+            </w:r>
+          </w:p>
+        </w:tc>
+        <w:tc>
+          <w:tcPr>
+            <w:tcW w:type="dxa" w:w="4320"/>
+          </w:tcPr>
+          <w:p>
+            <w:r/>
+            <w:r>
+              <w:rPr>
+                <w:b w:val="0"/>
+                <w:i w:val="0"/>
+              </w:rPr>
+              <w:t xml:space="preserve">Tự tính = SL giao − Nhận tốt − Hỏng. Là phần </w:t>
+            </w:r>
+            <w:r>
+              <w:rPr>
+                <w:b/>
+                <w:i w:val="0"/>
+              </w:rPr>
+              <w:t>không tới nơi</w:t>
+            </w:r>
+          </w:p>
+        </w:tc>
+      </w:tr>
+      <w:tr>
+        <w:tc>
+          <w:tcPr>
+            <w:tcW w:type="dxa" w:w="4320"/>
+          </w:tcPr>
+          <w:p>
+            <w:r/>
+            <w:r>
+              <w:rPr>
+                <w:b/>
+                <w:i w:val="0"/>
+              </w:rPr>
+              <w:t>Lý do</w:t>
+            </w:r>
+          </w:p>
+        </w:tc>
+        <w:tc>
+          <w:tcPr>
+            <w:tcW w:type="dxa" w:w="4320"/>
+          </w:tcPr>
+          <w:p>
+            <w:r/>
+            <w:r>
+              <w:rPr>
+                <w:b w:val="0"/>
+                <w:i w:val="0"/>
+              </w:rPr>
+              <w:t>Bắt buộc khi có chênh lệch</w:t>
+            </w:r>
+          </w:p>
+        </w:tc>
+      </w:tr>
+    </w:tbl>
+    <w:p/>
+    <w:p>
+      <w:r>
+        <w:rPr>
+          <w:b/>
+          <w:i w:val="0"/>
+        </w:rPr>
+        <w:t>Ví dụ:</w:t>
+      </w:r>
+      <w:r>
+        <w:rPr>
+          <w:b w:val="0"/>
+          <w:i w:val="0"/>
+        </w:rPr>
+        <w:t xml:space="preserve"> giao 10 hộp, 6 hộp tốt, 3 hộp vỡ, 1 hộp không thấy đâu → Nhận tốt </w:t>
+      </w:r>
+      <w:r>
+        <w:rPr>
+          <w:rFonts w:ascii="Consolas" w:hAnsi="Consolas"/>
+          <w:b w:val="0"/>
+          <w:i w:val="0"/>
+          <w:color w:val="B03030"/>
+          <w:sz w:val="19"/>
+        </w:rPr>
+        <w:t>6</w:t>
+      </w:r>
+      <w:r>
+        <w:rPr>
+          <w:b w:val="0"/>
+          <w:i w:val="0"/>
+        </w:rPr>
+        <w:t xml:space="preserve">, Hỏng trả lại </w:t>
+      </w:r>
+      <w:r>
+        <w:rPr>
+          <w:rFonts w:ascii="Consolas" w:hAnsi="Consolas"/>
+          <w:b w:val="0"/>
+          <w:i w:val="0"/>
+          <w:color w:val="B03030"/>
+          <w:sz w:val="19"/>
+        </w:rPr>
+        <w:t>3</w:t>
+      </w:r>
+      <w:r>
+        <w:rPr>
+          <w:b w:val="0"/>
+          <w:i w:val="0"/>
+        </w:rPr>
+        <w:t xml:space="preserve">, cột Thiếu tự hiện </w:t>
+      </w:r>
+      <w:r>
+        <w:rPr>
+          <w:rFonts w:ascii="Consolas" w:hAnsi="Consolas"/>
+          <w:b w:val="0"/>
+          <w:i w:val="0"/>
+          <w:color w:val="B03030"/>
+          <w:sz w:val="19"/>
+        </w:rPr>
+        <w:t>1</w:t>
+      </w:r>
+      <w:r>
+        <w:rPr>
+          <w:b w:val="0"/>
+          <w:i w:val="0"/>
+        </w:rPr>
+        <w:t xml:space="preserve">, lý do </w:t>
+      </w:r>
+      <w:r>
+        <w:rPr>
+          <w:b w:val="0"/>
+          <w:i/>
+        </w:rPr>
+        <w:t>"3 hộp vỡ khi vận chuyển, thiếu 1 hộp"</w:t>
+      </w:r>
+      <w:r>
+        <w:rPr>
+          <w:b w:val="0"/>
+          <w:i w:val="0"/>
+        </w:rPr>
+        <w:t>.</w:t>
+      </w:r>
+    </w:p>
+    <w:p>
+      <w:r>
+        <w:rPr>
+          <w:b w:val="0"/>
+          <w:i w:val="0"/>
+        </w:rPr>
+        <w:t>Hai nút:</w:t>
+      </w:r>
+    </w:p>
+    <w:p>
+      <w:pPr>
+        <w:pStyle w:val="ListBullet"/>
+      </w:pPr>
+      <w:r>
+        <w:rPr>
+          <w:b/>
+          <w:i w:val="0"/>
+        </w:rPr>
+        <w:t>Lưu nháp</w:t>
+      </w:r>
+      <w:r>
+        <w:rPr>
+          <w:b w:val="0"/>
+          <w:i w:val="0"/>
+        </w:rPr>
+        <w:t xml:space="preserve"> — kiểm dở, đóng máy, mở lại vẫn còn</w:t>
+      </w:r>
+    </w:p>
+    <w:p>
+      <w:pPr>
+        <w:pStyle w:val="ListBullet"/>
+      </w:pPr>
+      <w:r>
+        <w:rPr>
+          <w:b/>
+          <w:i w:val="0"/>
+        </w:rPr>
+        <w:t>Gửi biên bản</w:t>
+      </w:r>
+      <w:r>
+        <w:rPr>
+          <w:b w:val="0"/>
+          <w:i w:val="0"/>
+        </w:rPr>
+        <w:t xml:space="preserve"> — có hộp xác nhận trước khi gửi. </w:t>
+      </w:r>
+      <w:r>
+        <w:rPr>
+          <w:b/>
+          <w:i w:val="0"/>
+        </w:rPr>
+        <w:t>Gửi xong không sửa được nữa</w:t>
+      </w:r>
+    </w:p>
+    <w:p>
+      <w:r>
+        <w:rPr>
+          <w:b w:val="0"/>
+          <w:i w:val="0"/>
+        </w:rPr>
+        <w:t xml:space="preserve">Lỗi hiện </w:t>
+      </w:r>
+      <w:r>
+        <w:rPr>
+          <w:b/>
+          <w:i w:val="0"/>
+        </w:rPr>
+        <w:t>ngay tại dòng sai</w:t>
+      </w:r>
+      <w:r>
+        <w:rPr>
+          <w:b w:val="0"/>
+          <w:i w:val="0"/>
+        </w:rPr>
+        <w:t>, màu đỏ, và nút Gửi mờ đi cho tới khi sửa xong.</w:t>
+      </w:r>
+    </w:p>
+    <w:p>
+      <w:pPr>
+        <w:pStyle w:val="Heading3"/>
+      </w:pPr>
+      <w:r>
+        <w:t>Sau khi gửi</w:t>
+      </w:r>
+    </w:p>
+    <w:tbl>
+      <w:tblPr>
+        <w:tblStyle w:val="TableGrid"/>
+        <w:tblW w:type="auto" w:w="0"/>
+        <w:tblLook w:firstColumn="1" w:firstRow="1" w:lastColumn="0" w:lastRow="0" w:noHBand="0" w:noVBand="1" w:val="04A0"/>
+      </w:tblPr>
+      <w:tblGrid>
+        <w:gridCol w:w="4320"/>
+        <w:gridCol w:w="4320"/>
+      </w:tblGrid>
+      <w:tr>
+        <w:tc>
+          <w:tcPr>
+            <w:tcW w:type="dxa" w:w="4320"/>
+          </w:tcPr>
+          <w:p>
+            <w:r>
+              <w:rPr>
+                <w:b/>
+              </w:rPr>
+            </w:r>
+            <w:r>
+              <w:rPr>
+                <w:b/>
+                <w:i w:val="0"/>
+              </w:rPr>
+              <w:t>Trạng thái</w:t>
+            </w:r>
+          </w:p>
+        </w:tc>
+        <w:tc>
+          <w:tcPr>
+            <w:tcW w:type="dxa" w:w="4320"/>
+          </w:tcPr>
+          <w:p>
+            <w:r>
+              <w:rPr>
+                <w:b/>
+              </w:rPr>
+            </w:r>
+            <w:r>
+              <w:rPr>
+                <w:b/>
+                <w:i w:val="0"/>
+              </w:rPr>
+              <w:t>Nghĩa là</w:t>
+            </w:r>
+          </w:p>
+        </w:tc>
+      </w:tr>
+      <w:tr>
+        <w:tc>
+          <w:tcPr>
+            <w:tcW w:type="dxa" w:w="4320"/>
+          </w:tcPr>
+          <w:p>
+            <w:r/>
+            <w:r>
+              <w:rPr>
+                <w:b/>
+                <w:i w:val="0"/>
+              </w:rPr>
+              <w:t>Đã xác nhận</w:t>
+            </w:r>
+          </w:p>
+        </w:tc>
+        <w:tc>
+          <w:tcPr>
+            <w:tcW w:type="dxa" w:w="4320"/>
+          </w:tcPr>
+          <w:p>
+            <w:r/>
+            <w:r>
+              <w:rPr>
+                <w:b w:val="0"/>
+                <w:i w:val="0"/>
+              </w:rPr>
+              <w:t>Bạn nhận đủ — đóng luôn, không làm phiền ai</w:t>
+            </w:r>
+          </w:p>
+        </w:tc>
+      </w:tr>
+      <w:tr>
+        <w:tc>
+          <w:tcPr>
+            <w:tcW w:type="dxa" w:w="4320"/>
+          </w:tcPr>
+          <w:p>
+            <w:r/>
+            <w:r>
+              <w:rPr>
+                <w:b/>
+                <w:i w:val="0"/>
+              </w:rPr>
+              <w:t>Chờ xử lý</w:t>
+            </w:r>
+          </w:p>
+        </w:tc>
+        <w:tc>
+          <w:tcPr>
+            <w:tcW w:type="dxa" w:w="4320"/>
+          </w:tcPr>
+          <w:p>
+            <w:r/>
+            <w:r>
+              <w:rPr>
+                <w:b w:val="0"/>
+                <w:i w:val="0"/>
+              </w:rPr>
+              <w:t>Có hỏng và/hoặc thiếu, Miyano đang xem</w:t>
+            </w:r>
+          </w:p>
+        </w:tc>
+      </w:tr>
+      <w:tr>
+        <w:tc>
+          <w:tcPr>
+            <w:tcW w:type="dxa" w:w="4320"/>
+          </w:tcPr>
+          <w:p>
+            <w:r/>
+            <w:r>
+              <w:rPr>
+                <w:b/>
+                <w:i w:val="0"/>
+              </w:rPr>
+              <w:t>Đã duyệt trả</w:t>
+            </w:r>
+          </w:p>
+        </w:tc>
+        <w:tc>
+          <w:tcPr>
+            <w:tcW w:type="dxa" w:w="4320"/>
+          </w:tcPr>
+          <w:p>
+            <w:r/>
+            <w:r>
+              <w:rPr>
+                <w:b w:val="0"/>
+                <w:i w:val="0"/>
+              </w:rPr>
+              <w:t>Miyano đồng ý thu hồi, bộ phận giao nhận sẽ liên hệ</w:t>
+            </w:r>
+          </w:p>
+        </w:tc>
+      </w:tr>
+      <w:tr>
+        <w:tc>
+          <w:tcPr>
+            <w:tcW w:type="dxa" w:w="4320"/>
+          </w:tcPr>
+          <w:p>
+            <w:r/>
+            <w:r>
+              <w:rPr>
+                <w:b/>
+                <w:i w:val="0"/>
+              </w:rPr>
+              <w:t>Đã thu hồi</w:t>
+            </w:r>
+          </w:p>
+        </w:tc>
+        <w:tc>
+          <w:tcPr>
+            <w:tcW w:type="dxa" w:w="4320"/>
+          </w:tcPr>
+          <w:p>
+            <w:r/>
+            <w:r>
+              <w:rPr>
+                <w:b w:val="0"/>
+                <w:i w:val="0"/>
+              </w:rPr>
+              <w:t>Hàng hỏng đã về kho Miyano</w:t>
+            </w:r>
+          </w:p>
+        </w:tc>
+      </w:tr>
+      <w:tr>
+        <w:tc>
+          <w:tcPr>
+            <w:tcW w:type="dxa" w:w="4320"/>
+          </w:tcPr>
+          <w:p>
+            <w:r/>
+            <w:r>
+              <w:rPr>
+                <w:b/>
+                <w:i w:val="0"/>
+              </w:rPr>
+              <w:t>Từ chối</w:t>
+            </w:r>
+          </w:p>
+        </w:tc>
+        <w:tc>
+          <w:tcPr>
+            <w:tcW w:type="dxa" w:w="4320"/>
+          </w:tcPr>
+          <w:p>
+            <w:r/>
+            <w:r>
+              <w:rPr>
+                <w:b w:val="0"/>
+                <w:i w:val="0"/>
+              </w:rPr>
+              <w:t xml:space="preserve">Miyano không chấp nhận — </w:t>
+            </w:r>
+            <w:r>
+              <w:rPr>
+                <w:b/>
+                <w:i w:val="0"/>
+              </w:rPr>
+              <w:t>lý do hiện ngay đầu màn hình</w:t>
+            </w:r>
+          </w:p>
+        </w:tc>
+      </w:tr>
+      <w:tr>
+        <w:tc>
+          <w:tcPr>
+            <w:tcW w:type="dxa" w:w="4320"/>
+          </w:tcPr>
+          <w:p>
+            <w:r/>
+            <w:r>
+              <w:rPr>
+                <w:b/>
+                <w:i w:val="0"/>
+              </w:rPr>
+              <w:t>Đã xử lý</w:t>
+            </w:r>
+          </w:p>
+        </w:tc>
+        <w:tc>
+          <w:tcPr>
+            <w:tcW w:type="dxa" w:w="4320"/>
+          </w:tcPr>
+          <w:p>
+            <w:r/>
+            <w:r>
+              <w:rPr>
+                <w:b w:val="0"/>
+                <w:i w:val="0"/>
+              </w:rPr>
+              <w:t>Miyano đã xử lý xong phần thiếu</w:t>
+            </w:r>
+          </w:p>
+        </w:tc>
+      </w:tr>
+    </w:tbl>
+    <w:p/>
+    <w:p>
+      <w:r>
+        <w:rPr>
+          <w:b/>
+          <w:i w:val="0"/>
+        </w:rPr>
+        <w:t>Bị từ chối thì làm gì?</w:t>
+      </w:r>
+      <w:r>
+        <w:rPr>
+          <w:b w:val="0"/>
+          <w:i w:val="0"/>
+        </w:rPr>
+        <w:t xml:space="preserve"> Màn hình hiện nút </w:t>
+      </w:r>
+      <w:r>
+        <w:rPr>
+          <w:b/>
+          <w:i w:val="0"/>
+        </w:rPr>
+        <w:t>"Kiểm lại và gửi biên bản mới"</w:t>
+      </w:r>
+      <w:r>
+        <w:rPr>
+          <w:b w:val="0"/>
+          <w:i w:val="0"/>
+        </w:rPr>
+        <w:t>. Bấm vào, bảng trở về trắng để bạn đếm lại và gửi lần nữa. Biên bản cũ được giữ nguyên làm lịch sử trao đổi.</w:t>
+      </w:r>
+    </w:p>
+    <w:p>
+      <w:r>
+        <w:rPr>
+          <w:b/>
+          <w:i w:val="0"/>
+        </w:rPr>
+        <w:t>Phần hàng thiếu</w:t>
+      </w:r>
+      <w:r>
+        <w:rPr>
+          <w:b w:val="0"/>
+          <w:i w:val="0"/>
+        </w:rPr>
+        <w:t xml:space="preserve"> được trả lời riêng, hiện thành khối </w:t>
+      </w:r>
+      <w:r>
+        <w:rPr>
+          <w:b w:val="0"/>
+          <w:i/>
+        </w:rPr>
+        <w:t>"Hàng thiếu — Miyano đã trả lời"</w:t>
+      </w:r>
+      <w:r>
+        <w:rPr>
+          <w:b w:val="0"/>
+          <w:i w:val="0"/>
+        </w:rPr>
+        <w:t xml:space="preserve"> kèm hình thức (Sẽ giao bù / Đã đổi ngày giao) và ngày hẹn.</w:t>
+      </w:r>
+    </w:p>
+    <w:p>
+      <w:pPr>
+        <w:jc w:val="center"/>
+      </w:pPr>
+      <w:r>
+        <w:t>────────────────────────────────────────────────────────────</w:t>
+      </w:r>
+    </w:p>
+    <w:p>
+      <w:pPr>
+        <w:pStyle w:val="Heading2"/>
+      </w:pPr>
+      <w:r>
+        <w:t>A7. Kho của tôi *(chỉ đơn vị đã mở kho)*</w:t>
+      </w:r>
+    </w:p>
+    <w:p>
+      <w:r>
+        <w:rPr>
+          <w:b w:val="0"/>
+          <w:i w:val="0"/>
+        </w:rPr>
+        <w:t>Tám mục con:</w:t>
+      </w:r>
+    </w:p>
+    <w:tbl>
+      <w:tblPr>
+        <w:tblStyle w:val="TableGrid"/>
+        <w:tblW w:type="auto" w:w="0"/>
+        <w:tblLook w:firstColumn="1" w:firstRow="1" w:lastColumn="0" w:lastRow="0" w:noHBand="0" w:noVBand="1" w:val="04A0"/>
+      </w:tblPr>
+      <w:tblGrid>
+        <w:gridCol w:w="4320"/>
+        <w:gridCol w:w="4320"/>
+      </w:tblGrid>
+      <w:tr>
+        <w:tc>
+          <w:tcPr>
+            <w:tcW w:type="dxa" w:w="4320"/>
+          </w:tcPr>
+          <w:p>
+            <w:r>
+              <w:rPr>
+                <w:b/>
+              </w:rPr>
+            </w:r>
+            <w:r>
+              <w:rPr>
+                <w:b/>
+                <w:i w:val="0"/>
+              </w:rPr>
+              <w:t>Mục</w:t>
+            </w:r>
+          </w:p>
+        </w:tc>
+        <w:tc>
+          <w:tcPr>
+            <w:tcW w:type="dxa" w:w="4320"/>
+          </w:tcPr>
+          <w:p>
+            <w:r>
+              <w:rPr>
+                <w:b/>
+              </w:rPr>
+            </w:r>
+            <w:r>
+              <w:rPr>
+                <w:b/>
+                <w:i w:val="0"/>
+              </w:rPr>
+              <w:t>Dùng để</w:t>
+            </w:r>
+          </w:p>
+        </w:tc>
+      </w:tr>
+      <w:tr>
+        <w:tc>
+          <w:tcPr>
+            <w:tcW w:type="dxa" w:w="4320"/>
+          </w:tcPr>
+          <w:p>
+            <w:r/>
+            <w:r>
+              <w:rPr>
+                <w:b/>
+                <w:i w:val="0"/>
+              </w:rPr>
+              <w:t>Phiếu nhập</w:t>
+            </w:r>
+          </w:p>
+        </w:tc>
+        <w:tc>
+          <w:tcPr>
+            <w:tcW w:type="dxa" w:w="4320"/>
+          </w:tcPr>
+          <w:p>
+            <w:r/>
+            <w:r>
+              <w:rPr>
+                <w:b w:val="0"/>
+                <w:i w:val="0"/>
+              </w:rPr>
+              <w:t xml:space="preserve">Nhận hàng vào kho. Phiếu từ đơn Miyano </w:t>
+            </w:r>
+            <w:r>
+              <w:rPr>
+                <w:b/>
+                <w:i w:val="0"/>
+              </w:rPr>
+              <w:t>tự sinh sẵn ở dạng nháp</w:t>
+            </w:r>
+            <w:r>
+              <w:rPr>
+                <w:b w:val="0"/>
+                <w:i w:val="0"/>
+              </w:rPr>
+              <w:t>, bạn chỉ đối chiếu rồi ghi sổ</w:t>
+            </w:r>
+          </w:p>
+        </w:tc>
+      </w:tr>
+      <w:tr>
+        <w:tc>
+          <w:tcPr>
+            <w:tcW w:type="dxa" w:w="4320"/>
+          </w:tcPr>
+          <w:p>
+            <w:r/>
+            <w:r>
+              <w:rPr>
+                <w:b/>
+                <w:i w:val="0"/>
+              </w:rPr>
+              <w:t>Phiếu xuất</w:t>
+            </w:r>
+          </w:p>
+        </w:tc>
+        <w:tc>
+          <w:tcPr>
+            <w:tcW w:type="dxa" w:w="4320"/>
+          </w:tcPr>
+          <w:p>
+            <w:r/>
+            <w:r>
+              <w:rPr>
+                <w:b w:val="0"/>
+                <w:i w:val="0"/>
+              </w:rPr>
+              <w:t>Cấp phát cho khoa phòng</w:t>
+            </w:r>
+          </w:p>
+        </w:tc>
+      </w:tr>
+      <w:tr>
+        <w:tc>
+          <w:tcPr>
+            <w:tcW w:type="dxa" w:w="4320"/>
+          </w:tcPr>
+          <w:p>
+            <w:r/>
+            <w:r>
+              <w:rPr>
+                <w:b/>
+                <w:i w:val="0"/>
+              </w:rPr>
+              <w:t>Danh mục vật tư</w:t>
+            </w:r>
+          </w:p>
+        </w:tc>
+        <w:tc>
+          <w:tcPr>
+            <w:tcW w:type="dxa" w:w="4320"/>
+          </w:tcPr>
+          <w:p>
+            <w:r/>
+            <w:r>
+              <w:rPr>
+                <w:b w:val="0"/>
+                <w:i w:val="0"/>
+              </w:rPr>
+              <w:t>Vật tư nội bộ của đơn vị, có nhập từ Excel</w:t>
+            </w:r>
+          </w:p>
+        </w:tc>
+      </w:tr>
+      <w:tr>
+        <w:tc>
+          <w:tcPr>
+            <w:tcW w:type="dxa" w:w="4320"/>
+          </w:tcPr>
+          <w:p>
+            <w:r/>
+            <w:r>
+              <w:rPr>
+                <w:b/>
+                <w:i w:val="0"/>
+              </w:rPr>
+              <w:t>Nhập tồn đầu kỳ</w:t>
+            </w:r>
+          </w:p>
+        </w:tc>
+        <w:tc>
+          <w:tcPr>
+            <w:tcW w:type="dxa" w:w="4320"/>
+          </w:tcPr>
+          <w:p>
+            <w:r/>
+            <w:r>
+              <w:rPr>
+                <w:b w:val="0"/>
+                <w:i w:val="0"/>
+              </w:rPr>
+              <w:t>Nạp tồn ban đầu bằng Excel</w:t>
+            </w:r>
+          </w:p>
+        </w:tc>
+      </w:tr>
+      <w:tr>
+        <w:tc>
+          <w:tcPr>
+            <w:tcW w:type="dxa" w:w="4320"/>
+          </w:tcPr>
+          <w:p>
+            <w:r/>
+            <w:r>
+              <w:rPr>
+                <w:b/>
+                <w:i w:val="0"/>
+              </w:rPr>
+              <w:t>Báo cáo</w:t>
+            </w:r>
+          </w:p>
+        </w:tc>
+        <w:tc>
+          <w:tcPr>
+            <w:tcW w:type="dxa" w:w="4320"/>
+          </w:tcPr>
+          <w:p>
+            <w:r/>
+            <w:r>
+              <w:rPr>
+                <w:b w:val="0"/>
+                <w:i w:val="0"/>
+              </w:rPr>
+              <w:t>Nhập – Xuất – Tồn theo khoảng thời gian</w:t>
+            </w:r>
+          </w:p>
+        </w:tc>
+      </w:tr>
+      <w:tr>
+        <w:tc>
+          <w:tcPr>
+            <w:tcW w:type="dxa" w:w="4320"/>
+          </w:tcPr>
+          <w:p>
+            <w:r/>
+            <w:r>
+              <w:rPr>
+                <w:b/>
+                <w:i w:val="0"/>
+              </w:rPr>
+              <w:t>Nhật ký vật tư</w:t>
+            </w:r>
+          </w:p>
+        </w:tc>
+        <w:tc>
+          <w:tcPr>
+            <w:tcW w:type="dxa" w:w="4320"/>
+          </w:tcPr>
+          <w:p>
+            <w:r/>
+            <w:r>
+              <w:rPr>
+                <w:b w:val="0"/>
+                <w:i w:val="0"/>
+              </w:rPr>
+              <w:t>Thẻ kho từng mặt hàng</w:t>
+            </w:r>
+          </w:p>
+        </w:tc>
+      </w:tr>
+      <w:tr>
+        <w:tc>
+          <w:tcPr>
+            <w:tcW w:type="dxa" w:w="4320"/>
+          </w:tcPr>
+          <w:p>
+            <w:r/>
+            <w:r>
+              <w:rPr>
+                <w:b/>
+                <w:i w:val="0"/>
+              </w:rPr>
+              <w:t>NCC của tôi</w:t>
+            </w:r>
+          </w:p>
+        </w:tc>
+        <w:tc>
+          <w:tcPr>
+            <w:tcW w:type="dxa" w:w="4320"/>
+          </w:tcPr>
+          <w:p>
+            <w:r/>
+            <w:r>
+              <w:rPr>
+                <w:b w:val="0"/>
+                <w:i w:val="0"/>
+              </w:rPr>
+              <w:t>Nhà cung cấp khác ngoài Miyano</w:t>
+            </w:r>
+          </w:p>
+        </w:tc>
+      </w:tr>
+      <w:tr>
+        <w:tc>
+          <w:tcPr>
+            <w:tcW w:type="dxa" w:w="4320"/>
+          </w:tcPr>
+          <w:p>
+            <w:r/>
+            <w:r>
+              <w:rPr>
+                <w:b/>
+                <w:i w:val="0"/>
+              </w:rPr>
+              <w:t>Khoa phòng</w:t>
+            </w:r>
+          </w:p>
+        </w:tc>
+        <w:tc>
+          <w:tcPr>
+            <w:tcW w:type="dxa" w:w="4320"/>
+          </w:tcPr>
+          <w:p>
+            <w:r/>
+            <w:r>
+              <w:rPr>
+                <w:b w:val="0"/>
+                <w:i w:val="0"/>
+              </w:rPr>
+              <w:t>Danh mục đơn vị nhận hàng nội bộ</w:t>
+            </w:r>
+          </w:p>
+        </w:tc>
+      </w:tr>
+    </w:tbl>
+    <w:p/>
+    <w:p>
+      <w:r>
+        <w:rPr>
+          <w:b w:val="0"/>
+          <w:i w:val="0"/>
+        </w:rPr>
+        <w:t>Ràng buộc khi ghi sổ phiếu nhập từ đơn Miyano:</w:t>
+      </w:r>
+    </w:p>
+    <w:p>
+      <w:pPr>
+        <w:pStyle w:val="ListBullet"/>
+      </w:pPr>
+      <w:r>
+        <w:rPr>
+          <w:b/>
+          <w:i w:val="0"/>
+        </w:rPr>
+        <w:t>Thực nhận không được vượt SL giao.</w:t>
+      </w:r>
+      <w:r>
+        <w:rPr>
+          <w:b w:val="0"/>
+          <w:i w:val="0"/>
+        </w:rPr>
+        <w:t xml:space="preserve"> Nhận thừa thật thì lập phiếu "Nhập khác" riêng.</w:t>
+      </w:r>
+    </w:p>
+    <w:p>
+      <w:pPr>
+        <w:pStyle w:val="ListBullet"/>
+      </w:pPr>
+      <w:r>
+        <w:rPr>
+          <w:b w:val="0"/>
+          <w:i w:val="0"/>
+        </w:rPr>
+        <w:t xml:space="preserve">Lệch so với SL giao → </w:t>
+      </w:r>
+      <w:r>
+        <w:rPr>
+          <w:b/>
+          <w:i w:val="0"/>
+        </w:rPr>
+        <w:t>bắt buộc nhập lý do</w:t>
+      </w:r>
+      <w:r>
+        <w:rPr>
+          <w:b w:val="0"/>
+          <w:i w:val="0"/>
+        </w:rPr>
+        <w:t>, và nhân viên Miyano nhận cảnh báo.</w:t>
+      </w:r>
+    </w:p>
+    <w:p>
+      <w:pPr>
+        <w:pStyle w:val="ListBullet"/>
+      </w:pPr>
+      <w:r>
+        <w:rPr>
+          <w:b w:val="0"/>
+          <w:i w:val="0"/>
+        </w:rPr>
+        <w:t>Lô đã hết hạn → chặn xuất, trừ khi tick xác nhận.</w:t>
+      </w:r>
+    </w:p>
+    <w:p>
+      <w:pPr>
+        <w:pStyle w:val="IntenseQuote"/>
+      </w:pPr>
+      <w:r>
+        <w:rPr>
+          <w:b/>
+          <w:i w:val="0"/>
+        </w:rPr>
+        <w:t>Phiếu nhập kho</w:t>
+      </w:r>
+      <w:r>
+        <w:rPr>
+          <w:b w:val="0"/>
+          <w:i w:val="0"/>
+        </w:rPr>
+        <w:t xml:space="preserve"> và </w:t>
+      </w:r>
+      <w:r>
+        <w:rPr>
+          <w:b/>
+          <w:i w:val="0"/>
+        </w:rPr>
+        <w:t>Biên bản kiểm hàng</w:t>
+      </w:r>
+      <w:r>
+        <w:rPr>
+          <w:b w:val="0"/>
+          <w:i w:val="0"/>
+        </w:rPr>
+        <w:t xml:space="preserve"> (A6) là </w:t>
+      </w:r>
+      <w:r>
+        <w:rPr>
+          <w:b/>
+          <w:i w:val="0"/>
+        </w:rPr>
+        <w:t>hai việc khác nhau</w:t>
+      </w:r>
+      <w:r>
+        <w:rPr>
+          <w:b w:val="0"/>
+          <w:i w:val="0"/>
+        </w:rPr>
+        <w:t xml:space="preserve">: phiếu nhập ghi sổ tồn kho </w:t>
+      </w:r>
+      <w:r>
+        <w:rPr>
+          <w:b w:val="0"/>
+          <w:i/>
+        </w:rPr>
+        <w:t>nội bộ của bạn</w:t>
+      </w:r>
+      <w:r>
+        <w:rPr>
+          <w:b w:val="0"/>
+          <w:i w:val="0"/>
+        </w:rPr>
+        <w:t xml:space="preserve">; biên bản kiểm hàng là </w:t>
+      </w:r>
+      <w:r>
+        <w:rPr>
+          <w:b w:val="0"/>
+          <w:i/>
+        </w:rPr>
+        <w:t>cuộc trao đổi với Miyano</w:t>
+      </w:r>
+      <w:r>
+        <w:rPr>
+          <w:b w:val="0"/>
+          <w:i w:val="0"/>
+        </w:rPr>
+        <w:t xml:space="preserve"> về đợt giao. Hai chứng từ không tự đồng bộ số liệu cho nhau.</w:t>
+      </w:r>
+    </w:p>
+    <w:p>
+      <w:pPr>
+        <w:jc w:val="center"/>
+      </w:pPr>
+      <w:r>
+        <w:t>────────────────────────────────────────────────────────────</w:t>
+      </w:r>
+    </w:p>
+    <w:p>
+      <w:pPr>
+        <w:pStyle w:val="Heading2"/>
+      </w:pPr>
+      <w:r>
+        <w:t>A8. Hoá đơn &amp; công nợ</w:t>
+      </w:r>
+    </w:p>
+    <w:p>
+      <w:r>
+        <w:rPr>
+          <w:b w:val="0"/>
+          <w:i w:val="0"/>
+        </w:rPr>
+        <w:t>Danh sách hoá đơn kèm: ngày, số tiền, còn nợ, hạn thanh toán, trạng thái.</w:t>
+      </w:r>
+    </w:p>
+    <w:p>
+      <w:r>
+        <w:rPr>
+          <w:b w:val="0"/>
+          <w:i w:val="0"/>
+        </w:rPr>
+        <w:t xml:space="preserve">Đầu trang có hai cảnh báo tính trên </w:t>
+      </w:r>
+      <w:r>
+        <w:rPr>
+          <w:b/>
+          <w:i w:val="0"/>
+        </w:rPr>
+        <w:t>toàn bộ</w:t>
+      </w:r>
+      <w:r>
+        <w:rPr>
+          <w:b w:val="0"/>
+          <w:i w:val="0"/>
+        </w:rPr>
+        <w:t xml:space="preserve"> hoá đơn còn nợ (không chỉ trang đang xem): </w:t>
+      </w:r>
+      <w:r>
+        <w:rPr>
+          <w:b/>
+          <w:i w:val="0"/>
+        </w:rPr>
+        <w:t>tổng quá hạn thanh toán</w:t>
+      </w:r>
+      <w:r>
+        <w:rPr>
+          <w:b w:val="0"/>
+          <w:i w:val="0"/>
+        </w:rPr>
+        <w:t xml:space="preserve"> và </w:t>
+      </w:r>
+      <w:r>
+        <w:rPr>
+          <w:b/>
+          <w:i w:val="0"/>
+        </w:rPr>
+        <w:t>số hoá đơn sắp đến hạn (0–7 ngày)</w:t>
+      </w:r>
+      <w:r>
+        <w:rPr>
+          <w:b w:val="0"/>
+          <w:i w:val="0"/>
+        </w:rPr>
+        <w:t>.</w:t>
+      </w:r>
+    </w:p>
+    <w:p>
+      <w:r>
+        <w:rPr>
+          <w:b w:val="0"/>
+          <w:i w:val="0"/>
+        </w:rPr>
+        <w:t xml:space="preserve">Nút ⬇ </w:t>
+      </w:r>
+      <w:r>
+        <w:rPr>
+          <w:b/>
+          <w:i w:val="0"/>
+        </w:rPr>
+        <w:t>Bản in</w:t>
+      </w:r>
+      <w:r>
+        <w:rPr>
+          <w:b w:val="0"/>
+          <w:i w:val="0"/>
+        </w:rPr>
+        <w:t xml:space="preserve"> để tải hoá đơn.</w:t>
+      </w:r>
+    </w:p>
+    <w:p>
+      <w:r>
+        <w:rPr>
+          <w:b w:val="0"/>
+          <w:i w:val="0"/>
+        </w:rPr>
+        <w:t xml:space="preserve">Với hoá đơn điện tử: tải được </w:t>
+      </w:r>
+      <w:r>
+        <w:rPr>
+          <w:b/>
+          <w:i w:val="0"/>
+        </w:rPr>
+        <w:t>bản thể hiện PDF</w:t>
+      </w:r>
+      <w:r>
+        <w:rPr>
+          <w:b w:val="0"/>
+          <w:i w:val="0"/>
+        </w:rPr>
+        <w:t xml:space="preserve"> của hoá đơn đã phát hành, và </w:t>
+      </w:r>
+      <w:r>
+        <w:rPr>
+          <w:b/>
+          <w:i w:val="0"/>
+        </w:rPr>
+        <w:t>bản in thử PDF</w:t>
+      </w:r>
+      <w:r>
+        <w:rPr>
+          <w:b w:val="0"/>
+          <w:i w:val="0"/>
+        </w:rPr>
+        <w:t xml:space="preserve"> khi chứng từ còn ở dạng nháp (xem trong khối Giao hàng của chi tiết đơn). Hệ thống </w:t>
+      </w:r>
+      <w:r>
+        <w:rPr>
+          <w:b/>
+          <w:i w:val="0"/>
+        </w:rPr>
+        <w:t>không phát hành file XML</w:t>
+      </w:r>
+      <w:r>
+        <w:rPr>
+          <w:b w:val="0"/>
+          <w:i w:val="0"/>
+        </w:rPr>
+        <w:t xml:space="preserve"> — module hoá đơn điện tử đang dùng không lưu XML, nên không có gì để giao.</w:t>
+      </w:r>
+    </w:p>
+    <w:p>
+      <w:pPr>
+        <w:jc w:val="center"/>
+      </w:pPr>
+      <w:r>
+        <w:t>────────────────────────────────────────────────────────────</w:t>
+      </w:r>
+    </w:p>
+    <w:p>
+      <w:pPr>
+        <w:pStyle w:val="Heading2"/>
+      </w:pPr>
+      <w:r>
+        <w:t>A9. Thông báo</w:t>
+      </w:r>
+    </w:p>
+    <w:p>
+      <w:r>
+        <w:rPr>
+          <w:b w:val="0"/>
+          <w:i w:val="0"/>
+        </w:rPr>
+        <w:t xml:space="preserve">Chuông 🔔 có số đỏ = số thông báo chưa đọc. Mỗi dòng có </w:t>
+      </w:r>
+      <w:r>
+        <w:rPr>
+          <w:b/>
+          <w:i w:val="0"/>
+        </w:rPr>
+        <w:t>nút đi thẳng tới chứng từ liên quan</w:t>
+      </w:r>
+      <w:r>
+        <w:rPr>
+          <w:b w:val="0"/>
+          <w:i w:val="0"/>
+        </w:rPr>
+        <w:t>.</w:t>
+      </w:r>
+    </w:p>
+    <w:p>
+      <w:r>
+        <w:rPr>
+          <w:b w:val="0"/>
+          <w:i w:val="0"/>
+        </w:rPr>
+        <w:t>Các loại thông báo bạn sẽ nhận:</w:t>
+      </w:r>
+    </w:p>
+    <w:tbl>
+      <w:tblPr>
+        <w:tblStyle w:val="TableGrid"/>
+        <w:tblW w:type="auto" w:w="0"/>
+        <w:tblLook w:firstColumn="1" w:firstRow="1" w:lastColumn="0" w:lastRow="0" w:noHBand="0" w:noVBand="1" w:val="04A0"/>
+      </w:tblPr>
+      <w:tblGrid>
+        <w:gridCol w:w="4320"/>
+        <w:gridCol w:w="4320"/>
+      </w:tblGrid>
+      <w:tr>
+        <w:tc>
+          <w:tcPr>
+            <w:tcW w:type="dxa" w:w="4320"/>
+          </w:tcPr>
+          <w:p>
+            <w:r>
+              <w:rPr>
+                <w:b/>
+              </w:rPr>
+            </w:r>
+            <w:r>
+              <w:rPr>
+                <w:b/>
+                <w:i w:val="0"/>
+              </w:rPr>
+              <w:t>Thông báo</w:t>
+            </w:r>
+          </w:p>
+        </w:tc>
+        <w:tc>
+          <w:tcPr>
+            <w:tcW w:type="dxa" w:w="4320"/>
+          </w:tcPr>
+          <w:p>
+            <w:r>
+              <w:rPr>
+                <w:b/>
+              </w:rPr>
+            </w:r>
+            <w:r>
+              <w:rPr>
+                <w:b/>
+                <w:i w:val="0"/>
+              </w:rPr>
+              <w:t>Bấm vào đi tới</w:t>
+            </w:r>
+          </w:p>
+        </w:tc>
+      </w:tr>
+      <w:tr>
+        <w:tc>
+          <w:tcPr>
+            <w:tcW w:type="dxa" w:w="4320"/>
+          </w:tcPr>
+          <w:p>
+            <w:r/>
+            <w:r>
+              <w:rPr>
+                <w:b w:val="0"/>
+                <w:i w:val="0"/>
+              </w:rPr>
+              <w:t>Báo giá đã sẵn sàng</w:t>
+            </w:r>
+          </w:p>
+        </w:tc>
+        <w:tc>
+          <w:tcPr>
+            <w:tcW w:type="dxa" w:w="4320"/>
+          </w:tcPr>
+          <w:p>
+            <w:r/>
+            <w:r>
+              <w:rPr>
+                <w:b w:val="0"/>
+                <w:i w:val="0"/>
+              </w:rPr>
+              <w:t>Chi tiết đơn</w:t>
+            </w:r>
+          </w:p>
+        </w:tc>
+      </w:tr>
+      <w:tr>
+        <w:tc>
+          <w:tcPr>
+            <w:tcW w:type="dxa" w:w="4320"/>
+          </w:tcPr>
+          <w:p>
+            <w:r/>
+            <w:r>
+              <w:rPr>
+                <w:b w:val="0"/>
+                <w:i w:val="0"/>
+              </w:rPr>
+              <w:t>Đơn được xác nhận / bị từ chối</w:t>
+            </w:r>
+          </w:p>
+        </w:tc>
+        <w:tc>
+          <w:tcPr>
+            <w:tcW w:type="dxa" w:w="4320"/>
+          </w:tcPr>
+          <w:p>
+            <w:r/>
+            <w:r>
+              <w:rPr>
+                <w:b w:val="0"/>
+                <w:i w:val="0"/>
+              </w:rPr>
+              <w:t>Chi tiết đơn</w:t>
+            </w:r>
+          </w:p>
+        </w:tc>
+      </w:tr>
+      <w:tr>
+        <w:tc>
+          <w:tcPr>
+            <w:tcW w:type="dxa" w:w="4320"/>
+          </w:tcPr>
+          <w:p>
+            <w:r/>
+            <w:r>
+              <w:rPr>
+                <w:b w:val="0"/>
+                <w:i w:val="0"/>
+              </w:rPr>
+              <w:t>Miyano vừa giao hàng</w:t>
+            </w:r>
+          </w:p>
+        </w:tc>
+        <w:tc>
+          <w:tcPr>
+            <w:tcW w:type="dxa" w:w="4320"/>
+          </w:tcPr>
+          <w:p>
+            <w:r/>
+            <w:r>
+              <w:rPr>
+                <w:b w:val="0"/>
+                <w:i w:val="0"/>
+              </w:rPr>
+              <w:t>Chi tiết đơn (hoặc phiếu nhập kho)</w:t>
+            </w:r>
+          </w:p>
+        </w:tc>
+      </w:tr>
+      <w:tr>
+        <w:tc>
+          <w:tcPr>
+            <w:tcW w:type="dxa" w:w="4320"/>
+          </w:tcPr>
+          <w:p>
+            <w:r/>
+            <w:r>
+              <w:rPr>
+                <w:b w:val="0"/>
+                <w:i w:val="0"/>
+              </w:rPr>
+              <w:t>Kiểm hàng: đã duyệt trả / đã thu hồi / từ chối</w:t>
+            </w:r>
+          </w:p>
+        </w:tc>
+        <w:tc>
+          <w:tcPr>
+            <w:tcW w:type="dxa" w:w="4320"/>
+          </w:tcPr>
+          <w:p>
+            <w:r/>
+            <w:r>
+              <w:rPr>
+                <w:b w:val="0"/>
+                <w:i w:val="0"/>
+              </w:rPr>
+              <w:t>Màn kiểm hàng của đợt giao đó</w:t>
+            </w:r>
+          </w:p>
+        </w:tc>
+      </w:tr>
+      <w:tr>
+        <w:tc>
+          <w:tcPr>
+            <w:tcW w:type="dxa" w:w="4320"/>
+          </w:tcPr>
+          <w:p>
+            <w:r/>
+            <w:r>
+              <w:rPr>
+                <w:b w:val="0"/>
+                <w:i w:val="0"/>
+              </w:rPr>
+              <w:t>Hẹn lịch giao mới</w:t>
+            </w:r>
+          </w:p>
+        </w:tc>
+        <w:tc>
+          <w:tcPr>
+            <w:tcW w:type="dxa" w:w="4320"/>
+          </w:tcPr>
+          <w:p>
+            <w:r/>
+            <w:r>
+              <w:rPr>
+                <w:b w:val="0"/>
+                <w:i w:val="0"/>
+              </w:rPr>
+              <w:t>Chi tiết đơn</w:t>
             </w:r>
           </w:p>
         </w:tc>
@@ -6818,36 +6419,233 @@
     <w:p/>
     <w:p>
       <w:pPr>
-        <w:pStyle w:val="IntenseQuote"/>
+        <w:jc w:val="center"/>
       </w:pPr>
       <w:r>
-        <w:rPr>
-          <w:b w:val="0"/>
-          <w:i w:val="0"/>
-        </w:rPr>
-        <w:t xml:space="preserve">Đơn trộn thì </w:t>
-      </w:r>
-      <w:r>
-        <w:rPr>
-          <w:b/>
-          <w:i w:val="0"/>
-        </w:rPr>
-        <w:t>những dòng đã có giá hợp đồng giữ nguyên giá đó</w:t>
-      </w:r>
-      <w:r>
-        <w:rPr>
-          <w:b w:val="0"/>
-          <w:i w:val="0"/>
-        </w:rPr>
-        <w:t>, bạn chỉ điền phần còn trống. Đừng sửa giá dòng hợp đồng — khách đã nhìn thấy giá ấy lúc đặt.</w:t>
+        <w:t>────────────────────────────────────────────────────────────</w:t>
       </w:r>
     </w:p>
     <w:p>
       <w:pPr>
-        <w:pStyle w:val="Heading3"/>
+        <w:pStyle w:val="Heading2"/>
       </w:pPr>
       <w:r>
-        <w:t>Khách trả lời thế nào</w:t>
+        <w:t>A10. Hồ sơ đơn vị</w:t>
+      </w:r>
+    </w:p>
+    <w:p>
+      <w:r>
+        <w:rPr>
+          <w:b w:val="0"/>
+          <w:i w:val="0"/>
+        </w:rPr>
+        <w:t>Thông tin đơn vị, mã số thuế, địa chỉ giao hàng, người liên hệ và danh sách hợp đồng khung. Cần sửa thông tin → liên hệ nhân viên kinh doanh Miyano.</w:t>
+      </w:r>
+    </w:p>
+    <w:p>
+      <w:pPr>
+        <w:jc w:val="center"/>
+      </w:pPr>
+      <w:r>
+        <w:t>────────────────────────────────────────────────────────────</w:t>
+      </w:r>
+    </w:p>
+    <w:p>
+      <w:pPr>
+        <w:pStyle w:val="Heading1"/>
+      </w:pPr>
+      <w:r>
+        <w:t>B — VAI NHÂN VIÊN MIYANO</w:t>
+      </w:r>
+    </w:p>
+    <w:p>
+      <w:r>
+        <w:rPr>
+          <w:b w:val="0"/>
+          <w:i w:val="0"/>
+        </w:rPr>
+        <w:t xml:space="preserve">Làm trên </w:t>
+      </w:r>
+      <w:r>
+        <w:rPr>
+          <w:b/>
+          <w:i w:val="0"/>
+        </w:rPr>
+        <w:t>Desk ERPNext</w:t>
+      </w:r>
+      <w:r>
+        <w:rPr>
+          <w:b w:val="0"/>
+          <w:i w:val="0"/>
+        </w:rPr>
+        <w:t xml:space="preserve"> (</w:t>
+      </w:r>
+      <w:r>
+        <w:rPr>
+          <w:rFonts w:ascii="Consolas" w:hAnsi="Consolas"/>
+          <w:b w:val="0"/>
+          <w:i w:val="0"/>
+          <w:color w:val="B03030"/>
+          <w:sz w:val="19"/>
+        </w:rPr>
+        <w:t>/app</w:t>
+      </w:r>
+      <w:r>
+        <w:rPr>
+          <w:b w:val="0"/>
+          <w:i w:val="0"/>
+        </w:rPr>
+        <w:t xml:space="preserve">). Vai trò cần: </w:t>
+      </w:r>
+      <w:r>
+        <w:rPr>
+          <w:rFonts w:ascii="Consolas" w:hAnsi="Consolas"/>
+          <w:b w:val="0"/>
+          <w:i w:val="0"/>
+          <w:color w:val="B03030"/>
+          <w:sz w:val="19"/>
+        </w:rPr>
+        <w:t>Sales User</w:t>
+      </w:r>
+      <w:r>
+        <w:rPr>
+          <w:b w:val="0"/>
+          <w:i w:val="0"/>
+        </w:rPr>
+        <w:t xml:space="preserve">, </w:t>
+      </w:r>
+      <w:r>
+        <w:rPr>
+          <w:rFonts w:ascii="Consolas" w:hAnsi="Consolas"/>
+          <w:b w:val="0"/>
+          <w:i w:val="0"/>
+          <w:color w:val="B03030"/>
+          <w:sz w:val="19"/>
+        </w:rPr>
+        <w:t>Sales Manager</w:t>
+      </w:r>
+      <w:r>
+        <w:rPr>
+          <w:b w:val="0"/>
+          <w:i w:val="0"/>
+        </w:rPr>
+        <w:t xml:space="preserve"> hoặc </w:t>
+      </w:r>
+      <w:r>
+        <w:rPr>
+          <w:rFonts w:ascii="Consolas" w:hAnsi="Consolas"/>
+          <w:b w:val="0"/>
+          <w:i w:val="0"/>
+          <w:color w:val="B03030"/>
+          <w:sz w:val="19"/>
+        </w:rPr>
+        <w:t>System Manager</w:t>
+      </w:r>
+      <w:r>
+        <w:rPr>
+          <w:b w:val="0"/>
+          <w:i w:val="0"/>
+        </w:rPr>
+        <w:t xml:space="preserve"> tuỳ thao tác.</w:t>
+      </w:r>
+    </w:p>
+    <w:p>
+      <w:pPr>
+        <w:pStyle w:val="Heading2"/>
+      </w:pPr>
+      <w:r>
+        <w:t>B1. Nhận đơn từ cổng</w:t>
+      </w:r>
+    </w:p>
+    <w:p>
+      <w:r>
+        <w:rPr>
+          <w:b w:val="0"/>
+          <w:i w:val="0"/>
+        </w:rPr>
+        <w:t xml:space="preserve">Đơn khách gửi lên là một </w:t>
+      </w:r>
+      <w:r>
+        <w:rPr>
+          <w:b/>
+          <w:i w:val="0"/>
+        </w:rPr>
+        <w:t>Sales Order</w:t>
+      </w:r>
+      <w:r>
+        <w:rPr>
+          <w:b w:val="0"/>
+          <w:i w:val="0"/>
+        </w:rPr>
+        <w:t xml:space="preserve"> ở trạng thái </w:t>
+      </w:r>
+      <w:r>
+        <w:rPr>
+          <w:b/>
+          <w:i w:val="0"/>
+        </w:rPr>
+        <w:t>"Chờ xác nhận"</w:t>
+      </w:r>
+      <w:r>
+        <w:rPr>
+          <w:b w:val="0"/>
+          <w:i w:val="0"/>
+        </w:rPr>
+        <w:t>.</w:t>
+      </w:r>
+    </w:p>
+    <w:p>
+      <w:r>
+        <w:rPr>
+          <w:b w:val="0"/>
+          <w:i w:val="0"/>
+        </w:rPr>
+        <w:t xml:space="preserve">Vào </w:t>
+      </w:r>
+      <w:r>
+        <w:rPr>
+          <w:b/>
+          <w:i w:val="0"/>
+        </w:rPr>
+        <w:t>Sales Order</w:t>
+      </w:r>
+      <w:r>
+        <w:rPr>
+          <w:b w:val="0"/>
+          <w:i w:val="0"/>
+        </w:rPr>
+        <w:t xml:space="preserve"> → lọc </w:t>
+      </w:r>
+      <w:r>
+        <w:rPr>
+          <w:rFonts w:ascii="Consolas" w:hAnsi="Consolas"/>
+          <w:b w:val="0"/>
+          <w:i w:val="0"/>
+          <w:color w:val="B03030"/>
+          <w:sz w:val="19"/>
+        </w:rPr>
+        <w:t>Trạng thái workflow = Chờ xác nhận</w:t>
+      </w:r>
+      <w:r>
+        <w:rPr>
+          <w:b w:val="0"/>
+          <w:i w:val="0"/>
+        </w:rPr>
+        <w:t xml:space="preserve">. Phân biệt hai loại bằng cột </w:t>
+      </w:r>
+      <w:r>
+        <w:rPr>
+          <w:b/>
+          <w:i w:val="0"/>
+        </w:rPr>
+        <w:t>Loại đơn</w:t>
+      </w:r>
+      <w:r>
+        <w:rPr>
+          <w:b w:val="0"/>
+          <w:i w:val="0"/>
+        </w:rPr>
+        <w:t>:</w:t>
       </w:r>
     </w:p>
     <w:tbl>
@@ -6877,6 +6675,983 @@
                 <w:b/>
                 <w:i w:val="0"/>
               </w:rPr>
+              <w:t>Loại đơn</w:t>
+            </w:r>
+          </w:p>
+        </w:tc>
+        <w:tc>
+          <w:tcPr>
+            <w:tcW w:type="dxa" w:w="2880"/>
+          </w:tcPr>
+          <w:p>
+            <w:r>
+              <w:rPr>
+                <w:b/>
+              </w:rPr>
+            </w:r>
+            <w:r>
+              <w:rPr>
+                <w:b/>
+                <w:i w:val="0"/>
+              </w:rPr>
+              <w:t>Nghĩa</w:t>
+            </w:r>
+          </w:p>
+        </w:tc>
+        <w:tc>
+          <w:tcPr>
+            <w:tcW w:type="dxa" w:w="2880"/>
+          </w:tcPr>
+          <w:p>
+            <w:r>
+              <w:rPr>
+                <w:b/>
+              </w:rPr>
+            </w:r>
+            <w:r>
+              <w:rPr>
+                <w:b/>
+                <w:i w:val="0"/>
+              </w:rPr>
+              <w:t>Việc phải làm</w:t>
+            </w:r>
+          </w:p>
+        </w:tc>
+      </w:tr>
+      <w:tr>
+        <w:tc>
+          <w:tcPr>
+            <w:tcW w:type="dxa" w:w="2880"/>
+          </w:tcPr>
+          <w:p>
+            <w:r/>
+            <w:r>
+              <w:rPr>
+                <w:b/>
+                <w:i w:val="0"/>
+              </w:rPr>
+              <w:t>Theo HĐNT</w:t>
+            </w:r>
+          </w:p>
+        </w:tc>
+        <w:tc>
+          <w:tcPr>
+            <w:tcW w:type="dxa" w:w="2880"/>
+          </w:tcPr>
+          <w:p>
+            <w:r/>
+            <w:r>
+              <w:rPr>
+                <w:b w:val="0"/>
+                <w:i w:val="0"/>
+              </w:rPr>
+              <w:t>Mọi dòng đều có giá hợp đồng</w:t>
+            </w:r>
+          </w:p>
+        </w:tc>
+        <w:tc>
+          <w:tcPr>
+            <w:tcW w:type="dxa" w:w="2880"/>
+          </w:tcPr>
+          <w:p>
+            <w:r/>
+            <w:r>
+              <w:rPr>
+                <w:b w:val="0"/>
+                <w:i w:val="0"/>
+              </w:rPr>
+              <w:t>Kiểm rồi xác nhận</w:t>
+            </w:r>
+          </w:p>
+        </w:tc>
+      </w:tr>
+      <w:tr>
+        <w:tc>
+          <w:tcPr>
+            <w:tcW w:type="dxa" w:w="2880"/>
+          </w:tcPr>
+          <w:p>
+            <w:r/>
+            <w:r>
+              <w:rPr>
+                <w:b/>
+                <w:i w:val="0"/>
+              </w:rPr>
+              <w:t>Mua lẻ</w:t>
+            </w:r>
+          </w:p>
+        </w:tc>
+        <w:tc>
+          <w:tcPr>
+            <w:tcW w:type="dxa" w:w="2880"/>
+          </w:tcPr>
+          <w:p>
+            <w:r/>
+            <w:r>
+              <w:rPr>
+                <w:b/>
+                <w:i w:val="0"/>
+              </w:rPr>
+              <w:t>Đơn có ít nhất một dòng chưa có giá</w:t>
+            </w:r>
+          </w:p>
+        </w:tc>
+        <w:tc>
+          <w:tcPr>
+            <w:tcW w:type="dxa" w:w="2880"/>
+          </w:tcPr>
+          <w:p>
+            <w:r/>
+            <w:r>
+              <w:rPr>
+                <w:b w:val="0"/>
+                <w:i w:val="0"/>
+              </w:rPr>
+              <w:t>Báo giá trước (B2)</w:t>
+            </w:r>
+          </w:p>
+        </w:tc>
+      </w:tr>
+    </w:tbl>
+    <w:p/>
+    <w:p>
+      <w:pPr>
+        <w:pStyle w:val="IntenseQuote"/>
+      </w:pPr>
+      <w:r>
+        <w:rPr>
+          <w:b/>
+          <w:i w:val="0"/>
+        </w:rPr>
+        <w:t>Chữ "Mua lẻ" ở cột này KHÔNG còn nghĩa "đơn ngoài hợp đồng".</w:t>
+      </w:r>
+      <w:r>
+        <w:rPr>
+          <w:b w:val="0"/>
+          <w:i w:val="0"/>
+        </w:rPr>
+        <w:t xml:space="preserve"> Khách nay đặt hàng hợp đồng và hàng chưa có giá </w:t>
+      </w:r>
+      <w:r>
+        <w:rPr>
+          <w:b/>
+          <w:i w:val="0"/>
+        </w:rPr>
+        <w:t>chung một đơn</w:t>
+      </w:r>
+      <w:r>
+        <w:rPr>
+          <w:b w:val="0"/>
+          <w:i w:val="0"/>
+        </w:rPr>
+        <w:t xml:space="preserve">, nên một đơn ghi "Mua lẻ" có thể chứa cả hai loại dòng: vài dòng đã có giá hợp đồng sẵn, vài dòng để trống chờ bạn điền. Dấu này được đóng </w:t>
+      </w:r>
+      <w:r>
+        <w:rPr>
+          <w:b/>
+          <w:i w:val="0"/>
+        </w:rPr>
+        <w:t>một lần lúc lập đơn</w:t>
+      </w:r>
+      <w:r>
+        <w:rPr>
+          <w:b w:val="0"/>
+          <w:i w:val="0"/>
+        </w:rPr>
+        <w:t xml:space="preserve"> và </w:t>
+      </w:r>
+      <w:r>
+        <w:rPr>
+          <w:b/>
+          <w:i w:val="0"/>
+        </w:rPr>
+        <w:t>không đổi</w:t>
+      </w:r>
+      <w:r>
+        <w:rPr>
+          <w:b w:val="0"/>
+          <w:i w:val="0"/>
+        </w:rPr>
+        <w:t xml:space="preserve"> sau khi bạn điền xong giá — đơn vẫn ghi "Mua lẻ" cho tới hết vòng báo giá, đó là chủ ý để cả thông báo tự động lẫn báo cáo cùng nhìn thấy một sự thật. </w:t>
+      </w:r>
+      <w:r>
+        <w:rPr>
+          <w:b/>
+          <w:i w:val="0"/>
+        </w:rPr>
+        <w:t>Hệ quả với khách:</w:t>
+      </w:r>
+      <w:r>
+        <w:rPr>
+          <w:b w:val="0"/>
+          <w:i w:val="0"/>
+        </w:rPr>
+        <w:t xml:space="preserve"> cả đơn nằm chờ, kể cả phần hàng hợp đồng vốn giao được ngay. Nếu bệnh viện gọi hỏi, câu trả lời đúng là: đơn này có dòng chưa có giá nên đi trọn một vòng báo giá; lần sau cần hàng hợp đồng gấp thì đặt riêng một đơn chỉ gồm hàng hợp đồng.</w:t>
+      </w:r>
+    </w:p>
+    <w:p>
+      <w:r>
+        <w:rPr>
+          <w:b w:val="0"/>
+          <w:i w:val="0"/>
+        </w:rPr>
+        <w:t xml:space="preserve">Báo cáo hỗ trợ: </w:t>
+      </w:r>
+      <w:r>
+        <w:rPr>
+          <w:b/>
+          <w:i w:val="0"/>
+        </w:rPr>
+        <w:t>Đơn chậm xử lý</w:t>
+      </w:r>
+      <w:r>
+        <w:rPr>
+          <w:b w:val="0"/>
+          <w:i w:val="0"/>
+        </w:rPr>
+        <w:t xml:space="preserve"> (quá SLA) và </w:t>
+      </w:r>
+      <w:r>
+        <w:rPr>
+          <w:b/>
+          <w:i w:val="0"/>
+        </w:rPr>
+        <w:t>Demand pipeline yêu cầu hàng hoá</w:t>
+      </w:r>
+      <w:r>
+        <w:rPr>
+          <w:b w:val="0"/>
+          <w:i w:val="0"/>
+        </w:rPr>
+        <w:t>.</w:t>
+      </w:r>
+    </w:p>
+    <w:p>
+      <w:pPr>
+        <w:pStyle w:val="IntenseQuote"/>
+      </w:pPr>
+      <w:r>
+        <w:rPr>
+          <w:b/>
+          <w:i w:val="0"/>
+        </w:rPr>
+        <w:t>Chỗ mở đầu ngày làm việc</w:t>
+      </w:r>
+      <w:r>
+        <w:rPr>
+          <w:b w:val="0"/>
+          <w:i w:val="0"/>
+        </w:rPr>
+        <w:t xml:space="preserve">: workspace </w:t>
+      </w:r>
+      <w:r>
+        <w:rPr>
+          <w:b/>
+          <w:i w:val="0"/>
+        </w:rPr>
+        <w:t>"Kho khách hàng"</w:t>
+      </w:r>
+      <w:r>
+        <w:rPr>
+          <w:b w:val="0"/>
+          <w:i w:val="0"/>
+        </w:rPr>
+        <w:t xml:space="preserve"> (menu Desk → tìm theo tên) gom sẵn mọi việc do khách đẩy sang. Mục </w:t>
+      </w:r>
+      <w:r>
+        <w:rPr>
+          <w:b w:val="0"/>
+          <w:i/>
+        </w:rPr>
+        <w:t>Việc từ cổng khách hàng</w:t>
+      </w:r>
+      <w:r>
+        <w:rPr>
+          <w:b w:val="0"/>
+          <w:i w:val="0"/>
+        </w:rPr>
+        <w:t xml:space="preserve"> có hai nút kèm </w:t>
+      </w:r>
+      <w:r>
+        <w:rPr>
+          <w:b/>
+          <w:i w:val="0"/>
+        </w:rPr>
+        <w:t>con số việc đang chờ</w:t>
+      </w:r>
+      <w:r>
+        <w:rPr>
+          <w:b w:val="0"/>
+          <w:i w:val="0"/>
+        </w:rPr>
+        <w:t xml:space="preserve">: </w:t>
+      </w:r>
+      <w:r>
+        <w:rPr>
+          <w:b/>
+          <w:i w:val="0"/>
+        </w:rPr>
+        <w:t>Biên bản kiểm hàng</w:t>
+      </w:r>
+      <w:r>
+        <w:rPr>
+          <w:b w:val="0"/>
+          <w:i w:val="0"/>
+        </w:rPr>
+        <w:t xml:space="preserve"> và </w:t>
+      </w:r>
+      <w:r>
+        <w:rPr>
+          <w:b/>
+          <w:i w:val="0"/>
+        </w:rPr>
+        <w:t>Yêu cầu hàng hoá</w:t>
+      </w:r>
+      <w:r>
+        <w:rPr>
+          <w:b w:val="0"/>
+          <w:i w:val="0"/>
+        </w:rPr>
+        <w:t xml:space="preserve">, cạnh đó là hai báo cáo </w:t>
+      </w:r>
+      <w:r>
+        <w:rPr>
+          <w:b w:val="0"/>
+          <w:i/>
+        </w:rPr>
+        <w:t>Đối soát giao nhận</w:t>
+      </w:r>
+      <w:r>
+        <w:rPr>
+          <w:b w:val="0"/>
+          <w:i w:val="0"/>
+        </w:rPr>
+        <w:t xml:space="preserve"> và </w:t>
+      </w:r>
+      <w:r>
+        <w:rPr>
+          <w:b w:val="0"/>
+          <w:i/>
+        </w:rPr>
+        <w:t>Đơn chậm xử lý</w:t>
+      </w:r>
+      <w:r>
+        <w:rPr>
+          <w:b w:val="0"/>
+          <w:i w:val="0"/>
+        </w:rPr>
+        <w:t>.</w:t>
+      </w:r>
+    </w:p>
+    <w:p>
+      <w:pPr>
+        <w:jc w:val="center"/>
+      </w:pPr>
+      <w:r>
+        <w:t>────────────────────────────────────────────────────────────</w:t>
+      </w:r>
+    </w:p>
+    <w:p>
+      <w:pPr>
+        <w:pStyle w:val="Heading2"/>
+      </w:pPr>
+      <w:r>
+        <w:t>B2. Báo giá một đơn có dòng chưa có giá</w:t>
+      </w:r>
+    </w:p>
+    <w:p>
+      <w:pPr>
+        <w:pStyle w:val="IntenseQuote"/>
+      </w:pPr>
+      <w:r>
+        <w:rPr>
+          <w:b w:val="0"/>
+          <w:i w:val="0"/>
+        </w:rPr>
+        <w:t xml:space="preserve">Đây là câu trả lời cho </w:t>
+      </w:r>
+      <w:r>
+        <w:rPr>
+          <w:b w:val="0"/>
+          <w:i/>
+        </w:rPr>
+        <w:t>"báo giá cho khách hàng khi khách mua vật tư không có trong hợp đồng"</w:t>
+      </w:r>
+      <w:r>
+        <w:rPr>
+          <w:b w:val="0"/>
+          <w:i w:val="0"/>
+        </w:rPr>
+        <w:t>.</w:t>
+      </w:r>
+    </w:p>
+    <w:p>
+      <w:r>
+        <w:rPr>
+          <w:b w:val="0"/>
+          <w:i w:val="0"/>
+        </w:rPr>
+        <w:t>Mở đơn, làm hai việc rồi bấm một nút:</w:t>
+      </w:r>
+    </w:p>
+    <w:p>
+      <w:r>
+        <w:rPr>
+          <w:b/>
+          <w:i w:val="0"/>
+        </w:rPr>
+        <w:t>1. Xử lý bảng "Dòng đặt ngoài (chưa có trong danh mục)"</w:t>
+      </w:r>
+      <w:r>
+        <w:rPr>
+          <w:b w:val="0"/>
+          <w:i w:val="0"/>
+        </w:rPr>
+        <w:t xml:space="preserve"> — đây là những mặt hàng khách </w:t>
+      </w:r>
+      <w:r>
+        <w:rPr>
+          <w:b/>
+          <w:i w:val="0"/>
+        </w:rPr>
+        <w:t>tự gõ tay</w:t>
+      </w:r>
+      <w:r>
+        <w:rPr>
+          <w:b w:val="0"/>
+          <w:i w:val="0"/>
+        </w:rPr>
+        <w:t xml:space="preserve"> vì hệ thống chưa có mã:</w:t>
+      </w:r>
+    </w:p>
+    <w:p>
+      <w:pPr>
+        <w:pStyle w:val="ListBullet"/>
+      </w:pPr>
+      <w:r>
+        <w:rPr>
+          <w:b w:val="0"/>
+          <w:i w:val="0"/>
+        </w:rPr>
+        <w:t xml:space="preserve">Tìm được mã hàng tương ứng → điền vào cột </w:t>
+      </w:r>
+      <w:r>
+        <w:rPr>
+          <w:b/>
+          <w:i w:val="0"/>
+        </w:rPr>
+        <w:t>Mã hàng khớp</w:t>
+      </w:r>
+      <w:r>
+        <w:rPr>
+          <w:b w:val="0"/>
+          <w:i w:val="0"/>
+        </w:rPr>
+        <w:t xml:space="preserve"> rồi </w:t>
+      </w:r>
+      <w:r>
+        <w:rPr>
+          <w:b/>
+          <w:i w:val="0"/>
+        </w:rPr>
+        <w:t>Lưu</w:t>
+      </w:r>
+      <w:r>
+        <w:rPr>
+          <w:b w:val="0"/>
+          <w:i w:val="0"/>
+        </w:rPr>
+        <w:t xml:space="preserve">. Hệ thống </w:t>
+      </w:r>
+      <w:r>
+        <w:rPr>
+          <w:b/>
+          <w:i w:val="0"/>
+        </w:rPr>
+        <w:t>tự dựng một dòng hàng thật</w:t>
+      </w:r>
+      <w:r>
+        <w:rPr>
+          <w:b w:val="0"/>
+          <w:i w:val="0"/>
+        </w:rPr>
+        <w:t xml:space="preserve"> cho nó ngay trong bảng </w:t>
+      </w:r>
+      <w:r>
+        <w:rPr>
+          <w:rFonts w:ascii="Consolas" w:hAnsi="Consolas"/>
+          <w:b w:val="0"/>
+          <w:i w:val="0"/>
+          <w:color w:val="B03030"/>
+          <w:sz w:val="19"/>
+        </w:rPr>
+        <w:t>Items</w:t>
+      </w:r>
+      <w:r>
+        <w:rPr>
+          <w:b w:val="0"/>
+          <w:i w:val="0"/>
+        </w:rPr>
+        <w:t xml:space="preserve">. Nếu mã đó nằm trong hợp đồng còn hiệu lực của khách thì dòng mang luôn giá hợp đồng; </w:t>
+      </w:r>
+      <w:r>
+        <w:rPr>
+          <w:b/>
+          <w:i w:val="0"/>
+        </w:rPr>
+        <w:t xml:space="preserve">nếu không thì đơn giá về </w:t>
+      </w:r>
+      <w:r>
+        <w:rPr>
+          <w:rFonts w:ascii="Consolas" w:hAnsi="Consolas"/>
+          <w:b/>
+          <w:i w:val="0"/>
+          <w:color w:val="B03030"/>
+          <w:sz w:val="19"/>
+        </w:rPr>
+        <w:t>0</w:t>
+      </w:r>
+      <w:r>
+        <w:rPr>
+          <w:b/>
+          <w:i w:val="0"/>
+        </w:rPr>
+        <w:t xml:space="preserve"> và bạn phải điền lại</w:t>
+      </w:r>
+      <w:r>
+        <w:rPr>
+          <w:b w:val="0"/>
+          <w:i w:val="0"/>
+        </w:rPr>
+        <w:t xml:space="preserve"> — để nguyên </w:t>
+      </w:r>
+      <w:r>
+        <w:rPr>
+          <w:rFonts w:ascii="Consolas" w:hAnsi="Consolas"/>
+          <w:b w:val="0"/>
+          <w:i w:val="0"/>
+          <w:color w:val="B03030"/>
+          <w:sz w:val="19"/>
+        </w:rPr>
+        <w:t>0</w:t>
+      </w:r>
+      <w:r>
+        <w:rPr>
+          <w:b w:val="0"/>
+          <w:i w:val="0"/>
+        </w:rPr>
+        <w:t xml:space="preserve"> sẽ ăn chốt </w:t>
+      </w:r>
+      <w:r>
+        <w:rPr>
+          <w:b w:val="0"/>
+          <w:i/>
+        </w:rPr>
+        <w:t>"Thiếu giá"</w:t>
+      </w:r>
+      <w:r>
+        <w:rPr>
+          <w:b w:val="0"/>
+          <w:i w:val="0"/>
+        </w:rPr>
+        <w:t xml:space="preserve"> lúc gửi khách duyệt. Dòng giữ chỗ </w:t>
+      </w:r>
+      <w:r>
+        <w:rPr>
+          <w:rFonts w:ascii="Consolas" w:hAnsi="Consolas"/>
+          <w:b w:val="0"/>
+          <w:i w:val="0"/>
+          <w:color w:val="B03030"/>
+          <w:sz w:val="19"/>
+        </w:rPr>
+        <w:t>HANG-DAT-NGOAI</w:t>
+      </w:r>
+      <w:r>
+        <w:rPr>
+          <w:b w:val="0"/>
+          <w:i w:val="0"/>
+        </w:rPr>
+        <w:t xml:space="preserve"> (nếu có) được gỡ luôn trong cùng lần lưu đó. </w:t>
+      </w:r>
+      <w:r>
+        <w:rPr>
+          <w:b w:val="0"/>
+          <w:i/>
+        </w:rPr>
+        <w:t>Trước đây bạn phải tự thêm dòng — nay đừng thêm tay nữa, sẽ thành hai dòng.</w:t>
+      </w:r>
+    </w:p>
+    <w:p>
+      <w:pPr>
+        <w:pStyle w:val="ListBullet"/>
+      </w:pPr>
+      <w:r>
+        <w:rPr>
+          <w:b w:val="0"/>
+          <w:i w:val="0"/>
+        </w:rPr>
+        <w:t>Không đáp ứng được → vẫn phải đánh dấu đã xử lý, và nên ghi chú lý do.</w:t>
+      </w:r>
+    </w:p>
+    <w:p>
+      <w:r>
+        <w:rPr>
+          <w:b/>
+          <w:i w:val="0"/>
+        </w:rPr>
+        <w:t>2. Điền đơn giá</w:t>
+      </w:r>
+      <w:r>
+        <w:rPr>
+          <w:b w:val="0"/>
+          <w:i w:val="0"/>
+        </w:rPr>
+        <w:t xml:space="preserve"> cho những dòng đang là </w:t>
+      </w:r>
+      <w:r>
+        <w:rPr>
+          <w:rFonts w:ascii="Consolas" w:hAnsi="Consolas"/>
+          <w:b w:val="0"/>
+          <w:i w:val="0"/>
+          <w:color w:val="B03030"/>
+          <w:sz w:val="19"/>
+        </w:rPr>
+        <w:t>0</w:t>
+      </w:r>
+      <w:r>
+        <w:rPr>
+          <w:b w:val="0"/>
+          <w:i w:val="0"/>
+        </w:rPr>
+        <w:t xml:space="preserve"> trong bảng </w:t>
+      </w:r>
+      <w:r>
+        <w:rPr>
+          <w:rFonts w:ascii="Consolas" w:hAnsi="Consolas"/>
+          <w:b w:val="0"/>
+          <w:i w:val="0"/>
+          <w:color w:val="B03030"/>
+          <w:sz w:val="19"/>
+        </w:rPr>
+        <w:t>Items</w:t>
+      </w:r>
+      <w:r>
+        <w:rPr>
+          <w:b w:val="0"/>
+          <w:i w:val="0"/>
+        </w:rPr>
+        <w:t>.</w:t>
+      </w:r>
+    </w:p>
+    <w:p>
+      <w:r>
+        <w:rPr>
+          <w:b/>
+          <w:i w:val="0"/>
+        </w:rPr>
+        <w:t>3. Bấm nút workflow "Gửi khách duyệt"</w:t>
+      </w:r>
+      <w:r>
+        <w:rPr>
+          <w:b w:val="0"/>
+          <w:i w:val="0"/>
+        </w:rPr>
+        <w:t xml:space="preserve"> (góc trên bên phải).</w:t>
+      </w:r>
+    </w:p>
+    <w:p>
+      <w:r>
+        <w:rPr>
+          <w:b w:val="0"/>
+          <w:i w:val="0"/>
+        </w:rPr>
+        <w:t xml:space="preserve">Đơn chuyển sang </w:t>
+      </w:r>
+      <w:r>
+        <w:rPr>
+          <w:b/>
+          <w:i w:val="0"/>
+        </w:rPr>
+        <w:t>"Chờ khách đồng ý"</w:t>
+      </w:r>
+      <w:r>
+        <w:rPr>
+          <w:b w:val="0"/>
+          <w:i w:val="0"/>
+        </w:rPr>
+        <w:t xml:space="preserve">, khách nhận </w:t>
+      </w:r>
+      <w:r>
+        <w:rPr>
+          <w:b/>
+          <w:i w:val="0"/>
+        </w:rPr>
+        <w:t>thông báo trên cổng</w:t>
+      </w:r>
+      <w:r>
+        <w:rPr>
+          <w:b w:val="0"/>
+          <w:i w:val="0"/>
+        </w:rPr>
+        <w:t xml:space="preserve"> và tự tải được </w:t>
+      </w:r>
+      <w:r>
+        <w:rPr>
+          <w:b/>
+          <w:i w:val="0"/>
+        </w:rPr>
+        <w:t>PDF báo giá</w:t>
+      </w:r>
+      <w:r>
+        <w:rPr>
+          <w:b w:val="0"/>
+          <w:i w:val="0"/>
+        </w:rPr>
+        <w:t xml:space="preserve"> ở đó. PDF </w:t>
+      </w:r>
+      <w:r>
+        <w:rPr>
+          <w:b/>
+          <w:i w:val="0"/>
+        </w:rPr>
+        <w:t>cố ý không đính kèm email</w:t>
+      </w:r>
+      <w:r>
+        <w:rPr>
+          <w:b w:val="0"/>
+          <w:i w:val="0"/>
+        </w:rPr>
+        <w:t xml:space="preserve"> — xem [D](#d--sự-cố-thường-gặp).</w:t>
+      </w:r>
+    </w:p>
+    <w:p>
+      <w:r>
+        <w:rPr>
+          <w:b w:val="0"/>
+          <w:i w:val="0"/>
+        </w:rPr>
+        <w:t>Ba chốt chặn sẽ báo lỗi nếu bỏ sót:</w:t>
+      </w:r>
+    </w:p>
+    <w:tbl>
+      <w:tblPr>
+        <w:tblStyle w:val="TableGrid"/>
+        <w:tblW w:type="auto" w:w="0"/>
+        <w:tblLook w:firstColumn="1" w:firstRow="1" w:lastColumn="0" w:lastRow="0" w:noHBand="0" w:noVBand="1" w:val="04A0"/>
+      </w:tblPr>
+      <w:tblGrid>
+        <w:gridCol w:w="4320"/>
+        <w:gridCol w:w="4320"/>
+      </w:tblGrid>
+      <w:tr>
+        <w:tc>
+          <w:tcPr>
+            <w:tcW w:type="dxa" w:w="4320"/>
+          </w:tcPr>
+          <w:p>
+            <w:r>
+              <w:rPr>
+                <w:b/>
+              </w:rPr>
+            </w:r>
+            <w:r>
+              <w:rPr>
+                <w:b/>
+                <w:i w:val="0"/>
+              </w:rPr>
+              <w:t>Lỗi báo ra</w:t>
+            </w:r>
+          </w:p>
+        </w:tc>
+        <w:tc>
+          <w:tcPr>
+            <w:tcW w:type="dxa" w:w="4320"/>
+          </w:tcPr>
+          <w:p>
+            <w:r>
+              <w:rPr>
+                <w:b/>
+              </w:rPr>
+            </w:r>
+            <w:r>
+              <w:rPr>
+                <w:b/>
+                <w:i w:val="0"/>
+              </w:rPr>
+              <w:t>Nghĩa</w:t>
+            </w:r>
+          </w:p>
+        </w:tc>
+      </w:tr>
+      <w:tr>
+        <w:tc>
+          <w:tcPr>
+            <w:tcW w:type="dxa" w:w="4320"/>
+          </w:tcPr>
+          <w:p>
+            <w:r/>
+            <w:r>
+              <w:rPr>
+                <w:b w:val="0"/>
+                <w:i w:val="0"/>
+              </w:rPr>
+              <w:t>Còn dòng đặt ngoài chưa xử lý</w:t>
+            </w:r>
+          </w:p>
+        </w:tc>
+        <w:tc>
+          <w:tcPr>
+            <w:tcW w:type="dxa" w:w="4320"/>
+          </w:tcPr>
+          <w:p>
+            <w:r/>
+            <w:r>
+              <w:rPr>
+                <w:b w:val="0"/>
+                <w:i w:val="0"/>
+              </w:rPr>
+              <w:t>Chưa khớp mã hoặc chưa đánh dấu</w:t>
+            </w:r>
+          </w:p>
+        </w:tc>
+      </w:tr>
+      <w:tr>
+        <w:tc>
+          <w:tcPr>
+            <w:tcW w:type="dxa" w:w="4320"/>
+          </w:tcPr>
+          <w:p>
+            <w:r/>
+            <w:r>
+              <w:rPr>
+                <w:b w:val="0"/>
+                <w:i w:val="0"/>
+              </w:rPr>
+              <w:t xml:space="preserve">Còn dòng </w:t>
+            </w:r>
+            <w:r>
+              <w:rPr>
+                <w:rFonts w:ascii="Consolas" w:hAnsi="Consolas"/>
+                <w:b w:val="0"/>
+                <w:i w:val="0"/>
+                <w:color w:val="B03030"/>
+                <w:sz w:val="19"/>
+              </w:rPr>
+              <w:t>HANG-DAT-NGOAI</w:t>
+            </w:r>
+          </w:p>
+        </w:tc>
+        <w:tc>
+          <w:tcPr>
+            <w:tcW w:type="dxa" w:w="4320"/>
+          </w:tcPr>
+          <w:p>
+            <w:r/>
+            <w:r>
+              <w:rPr>
+                <w:b w:val="0"/>
+                <w:i w:val="0"/>
+              </w:rPr>
+              <w:t>Dòng giữ chỗ còn sót lại trong bảng hàng — gỡ đi</w:t>
+            </w:r>
+          </w:p>
+        </w:tc>
+      </w:tr>
+      <w:tr>
+        <w:tc>
+          <w:tcPr>
+            <w:tcW w:type="dxa" w:w="4320"/>
+          </w:tcPr>
+          <w:p>
+            <w:r/>
+            <w:r>
+              <w:rPr>
+                <w:b w:val="0"/>
+                <w:i w:val="0"/>
+              </w:rPr>
+              <w:t>Thiếu giá</w:t>
+            </w:r>
+          </w:p>
+        </w:tc>
+        <w:tc>
+          <w:tcPr>
+            <w:tcW w:type="dxa" w:w="4320"/>
+          </w:tcPr>
+          <w:p>
+            <w:r/>
+            <w:r>
+              <w:rPr>
+                <w:b w:val="0"/>
+                <w:i w:val="0"/>
+              </w:rPr>
+              <w:t>Có dòng đơn giá = 0</w:t>
+            </w:r>
+          </w:p>
+        </w:tc>
+      </w:tr>
+    </w:tbl>
+    <w:p/>
+    <w:p>
+      <w:pPr>
+        <w:pStyle w:val="IntenseQuote"/>
+      </w:pPr>
+      <w:r>
+        <w:rPr>
+          <w:b w:val="0"/>
+          <w:i w:val="0"/>
+        </w:rPr>
+        <w:t xml:space="preserve">Đơn trộn thì </w:t>
+      </w:r>
+      <w:r>
+        <w:rPr>
+          <w:b/>
+          <w:i w:val="0"/>
+        </w:rPr>
+        <w:t>những dòng đã có giá hợp đồng giữ nguyên giá đó</w:t>
+      </w:r>
+      <w:r>
+        <w:rPr>
+          <w:b w:val="0"/>
+          <w:i w:val="0"/>
+        </w:rPr>
+        <w:t>, bạn chỉ điền phần còn trống. Đừng sửa giá dòng hợp đồng — khách đã nhìn thấy giá ấy lúc đặt.</w:t>
+      </w:r>
+    </w:p>
+    <w:p>
+      <w:pPr>
+        <w:pStyle w:val="Heading3"/>
+      </w:pPr>
+      <w:r>
+        <w:t>Khách trả lời thế nào</w:t>
+      </w:r>
+    </w:p>
+    <w:tbl>
+      <w:tblPr>
+        <w:tblStyle w:val="TableGrid"/>
+        <w:tblW w:type="auto" w:w="0"/>
+        <w:tblLook w:firstColumn="1" w:firstRow="1" w:lastColumn="0" w:lastRow="0" w:noHBand="0" w:noVBand="1" w:val="04A0"/>
+      </w:tblPr>
+      <w:tblGrid>
+        <w:gridCol w:w="2880"/>
+        <w:gridCol w:w="2880"/>
+        <w:gridCol w:w="2880"/>
+      </w:tblGrid>
+      <w:tr>
+        <w:tc>
+          <w:tcPr>
+            <w:tcW w:type="dxa" w:w="2880"/>
+          </w:tcPr>
+          <w:p>
+            <w:r>
+              <w:rPr>
+                <w:b/>
+              </w:rPr>
+            </w:r>
+            <w:r>
+              <w:rPr>
+                <w:b/>
+                <w:i w:val="0"/>
+              </w:rPr>
               <w:t>Khách bấm</w:t>
             </w:r>
           </w:p>
@@ -9537,7 +10312,7 @@
           <w:b w:val="0"/>
           <w:i/>
         </w:rPr>
-        <w:t>Yêu cầu của tôi</w:t>
+        <w:t>Danh sách đơn hàng</w:t>
       </w:r>
       <w:r>
         <w:rPr>
